--- a/docs/Project_Artron_Ability_Catalog_TH.docx
+++ b/docs/Project_Artron_Ability_Catalog_TH.docx
@@ -69,6 +69,7 @@
             <w:pPr>
               <w:jc w:val="center"/>
             </w:pPr>
+            <w:proofErr w:type="spellStart"/>
             <w:r>
               <w:rPr>
                 <w:b/>
@@ -77,6 +78,7 @@
               </w:rPr>
               <w:t>ช่อง</w:t>
             </w:r>
+            <w:proofErr w:type="spellEnd"/>
           </w:p>
         </w:tc>
         <w:tc>
@@ -89,6 +91,7 @@
             <w:pPr>
               <w:jc w:val="center"/>
             </w:pPr>
+            <w:proofErr w:type="spellStart"/>
             <w:r>
               <w:rPr>
                 <w:b/>
@@ -97,6 +100,7 @@
               </w:rPr>
               <w:t>ความหมาย</w:t>
             </w:r>
+            <w:proofErr w:type="spellEnd"/>
           </w:p>
         </w:tc>
       </w:tr>
@@ -287,20 +291,40 @@
       <w:tr>
         <w:tc>
           <w:tcPr>
-            <w:tcW w:type="dxa" w:w="1701"/>
-          </w:tcPr>
-          <w:p>
-            <w:r>
+            <w:tcW w:w="1701" w:type="dxa"/>
+          </w:tcPr>
+          <w:p>
+            <w:pPr>
+              <w:rPr>
+                <w:sz w:val="15"/>
+                <w:szCs w:val="15"/>
+              </w:rPr>
+            </w:pPr>
+            <w:r>
+              <w:rPr>
+                <w:sz w:val="15"/>
+                <w:szCs w:val="15"/>
+              </w:rPr>
               <w:t>Trait</w:t>
             </w:r>
           </w:p>
         </w:tc>
         <w:tc>
           <w:tcPr>
-            <w:tcW w:type="dxa" w:w="8897"/>
-          </w:tcPr>
-          <w:p>
-            <w:r>
+            <w:tcW w:w="8897" w:type="dxa"/>
+          </w:tcPr>
+          <w:p>
+            <w:pPr>
+              <w:rPr>
+                <w:sz w:val="15"/>
+                <w:szCs w:val="15"/>
+              </w:rPr>
+            </w:pPr>
+            <w:r>
+              <w:rPr>
+                <w:sz w:val="15"/>
+                <w:szCs w:val="15"/>
+              </w:rPr>
               <w:t>Trait ที่อยู่ใน AbilityData.traits; required_trait_ids และ required_attack_trait_ids เป็นเงื่อนไขการใช้ ไม่ใช่ Trait ของ Ability</w:t>
             </w:r>
           </w:p>
@@ -328,8 +352,6 @@
       <w:r>
         <w:t>ความสามารถในกลุ่ม Arcanist จำนวน 10 รายการตาม Resource ที่มีอยู่</w:t>
       </w:r>
-      <w:r/>
-      <w:r/>
     </w:p>
     <w:tbl>
       <w:tblPr>
@@ -360,7 +382,15 @@
             <w:vAlign w:val="center"/>
           </w:tcPr>
           <w:p>
-            <w:r>
+            <w:pPr>
+              <w:rPr>
+                <w:color w:val="FFFFFF" w:themeColor="background1"/>
+              </w:rPr>
+            </w:pPr>
+            <w:r>
+              <w:rPr>
+                <w:color w:val="FFFFFF" w:themeColor="background1"/>
+              </w:rPr>
               <w:t>Ability</w:t>
             </w:r>
           </w:p>
@@ -372,7 +402,15 @@
             <w:vAlign w:val="center"/>
           </w:tcPr>
           <w:p>
-            <w:r>
+            <w:pPr>
+              <w:rPr>
+                <w:color w:val="FFFFFF" w:themeColor="background1"/>
+              </w:rPr>
+            </w:pPr>
+            <w:r>
+              <w:rPr>
+                <w:color w:val="FFFFFF" w:themeColor="background1"/>
+              </w:rPr>
               <w:t>Trait</w:t>
             </w:r>
           </w:p>
@@ -510,7 +548,6 @@
           <w:p>
             <w:r>
               <w:rPr>
-                <w:rFonts w:ascii="Tahoma" w:hAnsi="Tahoma"/>
                 <w:sz w:val="14"/>
               </w:rPr>
               <w:t>Arcane Mind</w:t>
@@ -525,7 +562,6 @@
           <w:p>
             <w:r>
               <w:rPr>
-                <w:rFonts w:ascii="Tahoma" w:hAnsi="Tahoma"/>
                 <w:sz w:val="14"/>
               </w:rPr>
               <w:t>passive, arcanist</w:t>
@@ -648,7 +684,6 @@
           <w:p>
             <w:r>
               <w:rPr>
-                <w:rFonts w:ascii="Tahoma" w:hAnsi="Tahoma"/>
                 <w:sz w:val="14"/>
               </w:rPr>
               <w:t>Arcane Focus</w:t>
@@ -663,7 +698,6 @@
           <w:p>
             <w:r>
               <w:rPr>
-                <w:rFonts w:ascii="Tahoma" w:hAnsi="Tahoma"/>
                 <w:sz w:val="14"/>
               </w:rPr>
               <w:t>passive, arcanist</w:t>
@@ -801,54 +835,6 @@
                 <w:szCs w:val="14"/>
               </w:rPr>
               <w:t>Passive. Your Skills cost 1 less Mana, to a minimum cost of 1 Mana.</w:t>
-            </w:r>
-            <w:r>
-              <w:rPr>
-                <w:rFonts w:cs="Tahoma"/>
-                <w:sz w:val="14"/>
-                <w:szCs w:val="14"/>
-                <w:cs/>
-                <w:lang w:bidi="th-TH"/>
-              </w:rPr>
-            </w:r>
-            <w:r>
-              <w:rPr>
-                <w:rFonts w:cs="Tahoma"/>
-                <w:sz w:val="14"/>
-                <w:szCs w:val="14"/>
-              </w:rPr>
-            </w:r>
-            <w:r>
-              <w:rPr>
-                <w:rFonts w:cs="Tahoma"/>
-                <w:sz w:val="14"/>
-                <w:szCs w:val="14"/>
-                <w:cs/>
-                <w:lang w:bidi="th-TH"/>
-              </w:rPr>
-            </w:r>
-            <w:r>
-              <w:rPr>
-                <w:rFonts w:cs="Tahoma"/>
-                <w:sz w:val="14"/>
-                <w:szCs w:val="14"/>
-              </w:rPr>
-            </w:r>
-            <w:r>
-              <w:rPr>
-                <w:rFonts w:cs="Tahoma"/>
-                <w:sz w:val="14"/>
-                <w:szCs w:val="14"/>
-                <w:cs/>
-                <w:lang w:bidi="th-TH"/>
-              </w:rPr>
-            </w:r>
-            <w:r>
-              <w:rPr>
-                <w:rFonts w:cs="Tahoma"/>
-                <w:sz w:val="14"/>
-                <w:szCs w:val="14"/>
-              </w:rPr>
             </w:r>
           </w:p>
         </w:tc>
@@ -865,7 +851,6 @@
           <w:p>
             <w:r>
               <w:rPr>
-                <w:rFonts w:ascii="Tahoma" w:hAnsi="Tahoma"/>
                 <w:sz w:val="14"/>
               </w:rPr>
               <w:t>Arcane Ward</w:t>
@@ -880,7 +865,6 @@
           <w:p>
             <w:r>
               <w:rPr>
-                <w:rFonts w:ascii="Tahoma" w:hAnsi="Tahoma"/>
                 <w:sz w:val="14"/>
               </w:rPr>
               <w:t>arcanist</w:t>
@@ -1004,7 +988,17 @@
             <w:vAlign w:val="center"/>
           </w:tcPr>
           <w:p>
-            <w:r>
+            <w:pPr>
+              <w:rPr>
+                <w:sz w:val="14"/>
+                <w:szCs w:val="18"/>
+              </w:rPr>
+            </w:pPr>
+            <w:r>
+              <w:rPr>
+                <w:sz w:val="14"/>
+                <w:szCs w:val="18"/>
+              </w:rPr>
               <w:t>Weave an Arcane Ward around yourself. Gain +1 Reflex, Fortitude, and Will until the start of your next turn.</w:t>
             </w:r>
           </w:p>
@@ -1023,7 +1017,6 @@
           <w:p>
             <w:r>
               <w:rPr>
-                <w:rFonts w:ascii="Tahoma" w:hAnsi="Tahoma"/>
                 <w:sz w:val="14"/>
               </w:rPr>
               <w:t>Efficient Casting</w:t>
@@ -1039,7 +1032,6 @@
           <w:p>
             <w:r>
               <w:rPr>
-                <w:rFonts w:ascii="Tahoma" w:hAnsi="Tahoma"/>
                 <w:sz w:val="14"/>
               </w:rPr>
               <w:t>passive, arcanist</w:t>
@@ -1175,7 +1167,6 @@
           <w:p>
             <w:r>
               <w:rPr>
-                <w:rFonts w:ascii="Tahoma" w:hAnsi="Tahoma"/>
                 <w:sz w:val="14"/>
               </w:rPr>
               <w:t>Potent Casting</w:t>
@@ -1191,7 +1182,6 @@
           <w:p>
             <w:r>
               <w:rPr>
-                <w:rFonts w:ascii="Tahoma" w:hAnsi="Tahoma"/>
                 <w:sz w:val="14"/>
               </w:rPr>
               <w:t>passive, arcanist</w:t>
@@ -1319,7 +1309,6 @@
           <w:p>
             <w:r>
               <w:rPr>
-                <w:rFonts w:ascii="Tahoma" w:hAnsi="Tahoma"/>
                 <w:sz w:val="14"/>
               </w:rPr>
               <w:t>Rapid Formula</w:t>
@@ -1334,7 +1323,6 @@
           <w:p>
             <w:r>
               <w:rPr>
-                <w:rFonts w:ascii="Tahoma" w:hAnsi="Tahoma"/>
                 <w:sz w:val="14"/>
               </w:rPr>
               <w:t>passive, arcanist</w:t>
@@ -1457,7 +1445,6 @@
           <w:p>
             <w:r>
               <w:rPr>
-                <w:rFonts w:ascii="Tahoma" w:hAnsi="Tahoma"/>
                 <w:sz w:val="14"/>
               </w:rPr>
               <w:t>Spell Reach</w:t>
@@ -1473,7 +1460,6 @@
           <w:p>
             <w:r>
               <w:rPr>
-                <w:rFonts w:ascii="Tahoma" w:hAnsi="Tahoma"/>
                 <w:sz w:val="14"/>
               </w:rPr>
               <w:t>passive, arcanist</w:t>
@@ -1602,7 +1588,6 @@
           <w:p>
             <w:r>
               <w:rPr>
-                <w:rFonts w:ascii="Tahoma" w:hAnsi="Tahoma"/>
                 <w:sz w:val="14"/>
               </w:rPr>
               <w:t>Advanced Arcane Theory</w:t>
@@ -1618,7 +1603,6 @@
           <w:p>
             <w:r>
               <w:rPr>
-                <w:rFonts w:ascii="Tahoma" w:hAnsi="Tahoma"/>
                 <w:sz w:val="14"/>
               </w:rPr>
               <w:t>passive, arcanist</w:t>
@@ -1772,7 +1756,17 @@
             <w:vAlign w:val="center"/>
           </w:tcPr>
           <w:p>
-            <w:r>
+            <w:pPr>
+              <w:rPr>
+                <w:sz w:val="14"/>
+                <w:szCs w:val="18"/>
+              </w:rPr>
+            </w:pPr>
+            <w:r>
+              <w:rPr>
+                <w:sz w:val="14"/>
+                <w:szCs w:val="18"/>
+              </w:rPr>
               <w:t>Choose one Arcane Skill of Spell Level 2. This spell choice does not spend Ability Points.</w:t>
             </w:r>
           </w:p>
@@ -1791,7 +1785,6 @@
           <w:p>
             <w:r>
               <w:rPr>
-                <w:rFonts w:ascii="Tahoma" w:hAnsi="Tahoma"/>
                 <w:sz w:val="14"/>
               </w:rPr>
               <w:t>Arcane Aim</w:t>
@@ -1807,7 +1800,6 @@
           <w:p>
             <w:r>
               <w:rPr>
-                <w:rFonts w:ascii="Tahoma" w:hAnsi="Tahoma"/>
                 <w:sz w:val="14"/>
               </w:rPr>
               <w:t>passive, arcanist</w:t>
@@ -1833,11 +1825,63 @@
               </w:rPr>
               <w:t>Passive และ Feature</w:t>
             </w:r>
-            <w:r>
-              <w:rPr>
-                <w:sz w:val="14"/>
-              </w:rPr>
-            </w:r>
+          </w:p>
+        </w:tc>
+        <w:tc>
+          <w:tcPr>
+            <w:tcW w:w="576" w:type="dxa"/>
+            <w:shd w:val="clear" w:color="auto" w:fill="F3F7FA"/>
+            <w:vAlign w:val="center"/>
+          </w:tcPr>
+          <w:p>
+            <w:pPr>
+              <w:spacing w:after="20"/>
+              <w:rPr>
+                <w:sz w:val="14"/>
+              </w:rPr>
+            </w:pPr>
+            <w:r>
+              <w:rPr>
+                <w:sz w:val="14"/>
+              </w:rPr>
+              <w:t>2</w:t>
+            </w:r>
+          </w:p>
+        </w:tc>
+        <w:tc>
+          <w:tcPr>
+            <w:tcW w:w="1037" w:type="dxa"/>
+            <w:shd w:val="clear" w:color="auto" w:fill="F3F7FA"/>
+            <w:vAlign w:val="center"/>
+          </w:tcPr>
+          <w:p>
+            <w:pPr>
+              <w:spacing w:after="20"/>
+              <w:rPr>
+                <w:sz w:val="14"/>
+              </w:rPr>
+            </w:pPr>
+            <w:r>
+              <w:rPr>
+                <w:sz w:val="14"/>
+              </w:rPr>
+              <w:t>AP 0</w:t>
+            </w:r>
+          </w:p>
+        </w:tc>
+        <w:tc>
+          <w:tcPr>
+            <w:tcW w:w="893" w:type="dxa"/>
+            <w:shd w:val="clear" w:color="auto" w:fill="F3F7FA"/>
+            <w:vAlign w:val="center"/>
+          </w:tcPr>
+          <w:p>
+            <w:pPr>
+              <w:spacing w:after="20"/>
+              <w:rPr>
+                <w:sz w:val="14"/>
+              </w:rPr>
+            </w:pPr>
             <w:r>
               <w:rPr>
                 <w:rFonts w:cs="Tahoma"/>
@@ -1846,75 +1890,44 @@
                 <w:cs/>
                 <w:lang w:bidi="th-TH"/>
               </w:rPr>
-            </w:r>
-            <w:r>
+              <w:t>ตนเอง</w:t>
+            </w:r>
+          </w:p>
+        </w:tc>
+        <w:tc>
+          <w:tcPr>
+            <w:tcW w:w="1008" w:type="dxa"/>
+            <w:shd w:val="clear" w:color="auto" w:fill="F3F7FA"/>
+            <w:vAlign w:val="center"/>
+          </w:tcPr>
+          <w:p>
+            <w:pPr>
+              <w:spacing w:after="20"/>
+              <w:rPr>
+                <w:sz w:val="14"/>
+              </w:rPr>
+            </w:pPr>
+            <w:r>
+              <w:rPr>
+                <w:sz w:val="14"/>
+              </w:rPr>
+              <w:t>-</w:t>
+            </w:r>
+          </w:p>
+        </w:tc>
+        <w:tc>
+          <w:tcPr>
+            <w:tcW w:w="2894" w:type="dxa"/>
+            <w:shd w:val="clear" w:color="auto" w:fill="F3F7FA"/>
+            <w:vAlign w:val="center"/>
+          </w:tcPr>
+          <w:p>
+            <w:pPr>
+              <w:spacing w:after="20"/>
               <w:rPr>
                 <w:rFonts w:cs="Tahoma"/>
                 <w:sz w:val="14"/>
                 <w:szCs w:val="14"/>
-                <w:lang w:bidi="th-TH"/>
-              </w:rPr>
-            </w:r>
-            <w:r>
-              <w:rPr>
-                <w:sz w:val="14"/>
-              </w:rPr>
-            </w:r>
-          </w:p>
-        </w:tc>
-        <w:tc>
-          <w:tcPr>
-            <w:tcW w:w="576" w:type="dxa"/>
-            <w:shd w:val="clear" w:color="auto" w:fill="F3F7FA"/>
-            <w:vAlign w:val="center"/>
-          </w:tcPr>
-          <w:p>
-            <w:pPr>
-              <w:spacing w:after="20"/>
-              <w:rPr>
-                <w:sz w:val="14"/>
-              </w:rPr>
-            </w:pPr>
-            <w:r>
-              <w:rPr>
-                <w:sz w:val="14"/>
-              </w:rPr>
-              <w:t>2</w:t>
-            </w:r>
-          </w:p>
-        </w:tc>
-        <w:tc>
-          <w:tcPr>
-            <w:tcW w:w="1037" w:type="dxa"/>
-            <w:shd w:val="clear" w:color="auto" w:fill="F3F7FA"/>
-            <w:vAlign w:val="center"/>
-          </w:tcPr>
-          <w:p>
-            <w:pPr>
-              <w:spacing w:after="20"/>
-              <w:rPr>
-                <w:sz w:val="14"/>
-              </w:rPr>
-            </w:pPr>
-            <w:r>
-              <w:rPr>
-                <w:sz w:val="14"/>
-              </w:rPr>
-              <w:t>AP 0</w:t>
-            </w:r>
-          </w:p>
-        </w:tc>
-        <w:tc>
-          <w:tcPr>
-            <w:tcW w:w="893" w:type="dxa"/>
-            <w:shd w:val="clear" w:color="auto" w:fill="F3F7FA"/>
-            <w:vAlign w:val="center"/>
-          </w:tcPr>
-          <w:p>
-            <w:pPr>
-              <w:spacing w:after="20"/>
-              <w:rPr>
-                <w:sz w:val="14"/>
               </w:rPr>
             </w:pPr>
             <w:r>
@@ -1925,158 +1938,7 @@
                 <w:cs/>
                 <w:lang w:bidi="th-TH"/>
               </w:rPr>
-              <w:t>ตนเอง</w:t>
-            </w:r>
-          </w:p>
-        </w:tc>
-        <w:tc>
-          <w:tcPr>
-            <w:tcW w:w="1008" w:type="dxa"/>
-            <w:shd w:val="clear" w:color="auto" w:fill="F3F7FA"/>
-            <w:vAlign w:val="center"/>
-          </w:tcPr>
-          <w:p>
-            <w:pPr>
-              <w:spacing w:after="20"/>
-              <w:rPr>
-                <w:sz w:val="14"/>
-              </w:rPr>
-            </w:pPr>
-            <w:r>
-              <w:rPr>
-                <w:sz w:val="14"/>
-              </w:rPr>
-              <w:t>-</w:t>
-            </w:r>
-          </w:p>
-        </w:tc>
-        <w:tc>
-          <w:tcPr>
-            <w:tcW w:w="2894" w:type="dxa"/>
-            <w:shd w:val="clear" w:color="auto" w:fill="F3F7FA"/>
-            <w:vAlign w:val="center"/>
-          </w:tcPr>
-          <w:p>
-            <w:pPr>
-              <w:spacing w:after="20"/>
-              <w:rPr>
-                <w:rFonts w:cs="Tahoma"/>
-                <w:sz w:val="14"/>
-                <w:szCs w:val="14"/>
-              </w:rPr>
-            </w:pPr>
-            <w:r>
-              <w:rPr>
-                <w:rFonts w:cs="Tahoma"/>
-                <w:sz w:val="14"/>
-                <w:szCs w:val="14"/>
-                <w:cs/>
-                <w:lang w:bidi="th-TH"/>
-              </w:rPr>
               <w:t>Passive. Your attacks from Arcane Skills gain +1 To Hit.</w:t>
-            </w:r>
-            <w:r>
-              <w:rPr>
-                <w:rFonts w:cs="Tahoma"/>
-                <w:sz w:val="14"/>
-                <w:szCs w:val="14"/>
-              </w:rPr>
-            </w:r>
-            <w:r>
-              <w:rPr>
-                <w:rFonts w:cs="Tahoma"/>
-                <w:sz w:val="14"/>
-                <w:szCs w:val="14"/>
-                <w:cs/>
-                <w:lang w:bidi="th-TH"/>
-              </w:rPr>
-            </w:r>
-            <w:r>
-              <w:rPr>
-                <w:rFonts w:cs="Tahoma"/>
-                <w:sz w:val="14"/>
-                <w:szCs w:val="14"/>
-              </w:rPr>
-            </w:r>
-            <w:r>
-              <w:rPr>
-                <w:rFonts w:cs="Tahoma"/>
-                <w:sz w:val="14"/>
-                <w:szCs w:val="14"/>
-                <w:cs/>
-                <w:lang w:bidi="th-TH"/>
-              </w:rPr>
-            </w:r>
-            <w:r>
-              <w:rPr>
-                <w:rFonts w:cs="Tahoma"/>
-                <w:sz w:val="14"/>
-                <w:szCs w:val="14"/>
-              </w:rPr>
-            </w:r>
-            <w:r>
-              <w:rPr>
-                <w:rFonts w:cs="Tahoma"/>
-                <w:sz w:val="14"/>
-                <w:szCs w:val="14"/>
-                <w:cs/>
-                <w:lang w:bidi="th-TH"/>
-              </w:rPr>
-            </w:r>
-            <w:r>
-              <w:rPr>
-                <w:rFonts w:cs="Tahoma"/>
-                <w:sz w:val="14"/>
-                <w:szCs w:val="14"/>
-              </w:rPr>
-            </w:r>
-            <w:r>
-              <w:rPr>
-                <w:rFonts w:cs="Tahoma"/>
-                <w:sz w:val="14"/>
-                <w:szCs w:val="14"/>
-                <w:cs/>
-                <w:lang w:bidi="th-TH"/>
-              </w:rPr>
-            </w:r>
-            <w:r>
-              <w:rPr>
-                <w:rFonts w:cs="Tahoma"/>
-                <w:sz w:val="14"/>
-                <w:szCs w:val="14"/>
-              </w:rPr>
-            </w:r>
-            <w:r>
-              <w:rPr>
-                <w:rFonts w:cs="Tahoma"/>
-                <w:sz w:val="14"/>
-                <w:szCs w:val="14"/>
-                <w:cs/>
-                <w:lang w:bidi="th-TH"/>
-              </w:rPr>
-            </w:r>
-            <w:r>
-              <w:rPr>
-                <w:rFonts w:cs="Tahoma"/>
-                <w:sz w:val="14"/>
-                <w:szCs w:val="14"/>
-              </w:rPr>
-            </w:r>
-            <w:r>
-              <w:rPr>
-                <w:rFonts w:cs="Tahoma"/>
-                <w:sz w:val="14"/>
-                <w:szCs w:val="14"/>
-                <w:cs/>
-                <w:lang w:bidi="th-TH"/>
-              </w:rPr>
-            </w:r>
-            <w:r>
-              <w:rPr>
-                <w:rFonts w:cs="Tahoma"/>
-                <w:sz w:val="14"/>
-                <w:szCs w:val="14"/>
-              </w:rPr>
             </w:r>
           </w:p>
         </w:tc>
@@ -2094,7 +1956,6 @@
           <w:p>
             <w:r>
               <w:rPr>
-                <w:rFonts w:ascii="Tahoma" w:hAnsi="Tahoma"/>
                 <w:sz w:val="14"/>
               </w:rPr>
               <w:t>Arcane Step</w:t>
@@ -2110,7 +1971,6 @@
           <w:p>
             <w:r>
               <w:rPr>
-                <w:rFonts w:ascii="Tahoma" w:hAnsi="Tahoma"/>
                 <w:sz w:val="14"/>
               </w:rPr>
               <w:t>arcanist</w:t>
@@ -2136,11 +1996,63 @@
               </w:rPr>
               <w:t>Movement Ability</w:t>
             </w:r>
-            <w:r>
-              <w:rPr>
-                <w:sz w:val="14"/>
-              </w:rPr>
-            </w:r>
+          </w:p>
+        </w:tc>
+        <w:tc>
+          <w:tcPr>
+            <w:tcW w:w="576" w:type="dxa"/>
+            <w:shd w:val="clear" w:color="auto" w:fill="F3F7FA"/>
+            <w:vAlign w:val="center"/>
+          </w:tcPr>
+          <w:p>
+            <w:pPr>
+              <w:spacing w:after="20"/>
+              <w:rPr>
+                <w:sz w:val="14"/>
+              </w:rPr>
+            </w:pPr>
+            <w:r>
+              <w:rPr>
+                <w:sz w:val="14"/>
+              </w:rPr>
+              <w:t>1</w:t>
+            </w:r>
+          </w:p>
+        </w:tc>
+        <w:tc>
+          <w:tcPr>
+            <w:tcW w:w="1037" w:type="dxa"/>
+            <w:shd w:val="clear" w:color="auto" w:fill="F3F7FA"/>
+            <w:vAlign w:val="center"/>
+          </w:tcPr>
+          <w:p>
+            <w:pPr>
+              <w:spacing w:after="20"/>
+              <w:rPr>
+                <w:sz w:val="14"/>
+              </w:rPr>
+            </w:pPr>
+            <w:r>
+              <w:rPr>
+                <w:sz w:val="14"/>
+              </w:rPr>
+              <w:t>AP 1</w:t>
+            </w:r>
+          </w:p>
+        </w:tc>
+        <w:tc>
+          <w:tcPr>
+            <w:tcW w:w="893" w:type="dxa"/>
+            <w:shd w:val="clear" w:color="auto" w:fill="F3F7FA"/>
+            <w:vAlign w:val="center"/>
+          </w:tcPr>
+          <w:p>
+            <w:pPr>
+              <w:spacing w:after="20"/>
+              <w:rPr>
+                <w:sz w:val="14"/>
+              </w:rPr>
+            </w:pPr>
             <w:r>
               <w:rPr>
                 <w:rFonts w:cs="Tahoma"/>
@@ -2149,75 +2061,44 @@
                 <w:cs/>
                 <w:lang w:bidi="th-TH"/>
               </w:rPr>
-            </w:r>
-            <w:r>
+              <w:t>ตัวเอง</w:t>
+            </w:r>
+          </w:p>
+        </w:tc>
+        <w:tc>
+          <w:tcPr>
+            <w:tcW w:w="1008" w:type="dxa"/>
+            <w:shd w:val="clear" w:color="auto" w:fill="F3F7FA"/>
+            <w:vAlign w:val="center"/>
+          </w:tcPr>
+          <w:p>
+            <w:pPr>
+              <w:spacing w:after="20"/>
+              <w:rPr>
+                <w:sz w:val="14"/>
+              </w:rPr>
+            </w:pPr>
+            <w:r>
+              <w:rPr>
+                <w:sz w:val="14"/>
+              </w:rPr>
+              <w:t>CD 1</w:t>
+            </w:r>
+          </w:p>
+        </w:tc>
+        <w:tc>
+          <w:tcPr>
+            <w:tcW w:w="2894" w:type="dxa"/>
+            <w:shd w:val="clear" w:color="auto" w:fill="F3F7FA"/>
+            <w:vAlign w:val="center"/>
+          </w:tcPr>
+          <w:p>
+            <w:pPr>
+              <w:spacing w:after="20"/>
               <w:rPr>
                 <w:rFonts w:cs="Tahoma"/>
                 <w:sz w:val="14"/>
                 <w:szCs w:val="14"/>
-                <w:lang w:bidi="th-TH"/>
-              </w:rPr>
-            </w:r>
-            <w:r>
-              <w:rPr>
-                <w:sz w:val="14"/>
-              </w:rPr>
-            </w:r>
-          </w:p>
-        </w:tc>
-        <w:tc>
-          <w:tcPr>
-            <w:tcW w:w="576" w:type="dxa"/>
-            <w:shd w:val="clear" w:color="auto" w:fill="F3F7FA"/>
-            <w:vAlign w:val="center"/>
-          </w:tcPr>
-          <w:p>
-            <w:pPr>
-              <w:spacing w:after="20"/>
-              <w:rPr>
-                <w:sz w:val="14"/>
-              </w:rPr>
-            </w:pPr>
-            <w:r>
-              <w:rPr>
-                <w:sz w:val="14"/>
-              </w:rPr>
-              <w:t>1</w:t>
-            </w:r>
-          </w:p>
-        </w:tc>
-        <w:tc>
-          <w:tcPr>
-            <w:tcW w:w="1037" w:type="dxa"/>
-            <w:shd w:val="clear" w:color="auto" w:fill="F3F7FA"/>
-            <w:vAlign w:val="center"/>
-          </w:tcPr>
-          <w:p>
-            <w:pPr>
-              <w:spacing w:after="20"/>
-              <w:rPr>
-                <w:sz w:val="14"/>
-              </w:rPr>
-            </w:pPr>
-            <w:r>
-              <w:rPr>
-                <w:sz w:val="14"/>
-              </w:rPr>
-              <w:t>AP 1</w:t>
-            </w:r>
-          </w:p>
-        </w:tc>
-        <w:tc>
-          <w:tcPr>
-            <w:tcW w:w="893" w:type="dxa"/>
-            <w:shd w:val="clear" w:color="auto" w:fill="F3F7FA"/>
-            <w:vAlign w:val="center"/>
-          </w:tcPr>
-          <w:p>
-            <w:pPr>
-              <w:spacing w:after="20"/>
-              <w:rPr>
-                <w:sz w:val="14"/>
               </w:rPr>
             </w:pPr>
             <w:r>
@@ -2228,158 +2109,7 @@
                 <w:cs/>
                 <w:lang w:bidi="th-TH"/>
               </w:rPr>
-              <w:t>ตัวเอง</w:t>
-            </w:r>
-          </w:p>
-        </w:tc>
-        <w:tc>
-          <w:tcPr>
-            <w:tcW w:w="1008" w:type="dxa"/>
-            <w:shd w:val="clear" w:color="auto" w:fill="F3F7FA"/>
-            <w:vAlign w:val="center"/>
-          </w:tcPr>
-          <w:p>
-            <w:pPr>
-              <w:spacing w:after="20"/>
-              <w:rPr>
-                <w:sz w:val="14"/>
-              </w:rPr>
-            </w:pPr>
-            <w:r>
-              <w:rPr>
-                <w:sz w:val="14"/>
-              </w:rPr>
-              <w:t>CD 1</w:t>
-            </w:r>
-          </w:p>
-        </w:tc>
-        <w:tc>
-          <w:tcPr>
-            <w:tcW w:w="2894" w:type="dxa"/>
-            <w:shd w:val="clear" w:color="auto" w:fill="F3F7FA"/>
-            <w:vAlign w:val="center"/>
-          </w:tcPr>
-          <w:p>
-            <w:pPr>
-              <w:spacing w:after="20"/>
-              <w:rPr>
-                <w:rFonts w:cs="Tahoma"/>
-                <w:sz w:val="14"/>
-                <w:szCs w:val="14"/>
-              </w:rPr>
-            </w:pPr>
-            <w:r>
-              <w:rPr>
-                <w:rFonts w:cs="Tahoma"/>
-                <w:sz w:val="14"/>
-                <w:szCs w:val="14"/>
-                <w:cs/>
-                <w:lang w:bidi="th-TH"/>
-              </w:rPr>
               <w:t>Move up to 10 ft without triggering Reactions. The path cannot pass through creatures or obstacles.</w:t>
-            </w:r>
-            <w:r>
-              <w:rPr>
-                <w:rFonts w:cs="Tahoma"/>
-                <w:sz w:val="14"/>
-                <w:szCs w:val="14"/>
-              </w:rPr>
-            </w:r>
-            <w:r>
-              <w:rPr>
-                <w:rFonts w:cs="Tahoma"/>
-                <w:sz w:val="14"/>
-                <w:szCs w:val="14"/>
-                <w:cs/>
-                <w:lang w:bidi="th-TH"/>
-              </w:rPr>
-            </w:r>
-            <w:r>
-              <w:rPr>
-                <w:rFonts w:cs="Tahoma"/>
-                <w:sz w:val="14"/>
-                <w:szCs w:val="14"/>
-              </w:rPr>
-            </w:r>
-            <w:r>
-              <w:rPr>
-                <w:rFonts w:cs="Tahoma"/>
-                <w:sz w:val="14"/>
-                <w:szCs w:val="14"/>
-                <w:cs/>
-                <w:lang w:bidi="th-TH"/>
-              </w:rPr>
-            </w:r>
-            <w:r>
-              <w:rPr>
-                <w:rFonts w:cs="Tahoma"/>
-                <w:sz w:val="14"/>
-                <w:szCs w:val="14"/>
-              </w:rPr>
-            </w:r>
-            <w:r>
-              <w:rPr>
-                <w:rFonts w:cs="Tahoma"/>
-                <w:sz w:val="14"/>
-                <w:szCs w:val="14"/>
-                <w:cs/>
-                <w:lang w:bidi="th-TH"/>
-              </w:rPr>
-            </w:r>
-            <w:r>
-              <w:rPr>
-                <w:rFonts w:cs="Tahoma"/>
-                <w:sz w:val="14"/>
-                <w:szCs w:val="14"/>
-              </w:rPr>
-            </w:r>
-            <w:r>
-              <w:rPr>
-                <w:rFonts w:cs="Tahoma"/>
-                <w:sz w:val="14"/>
-                <w:szCs w:val="14"/>
-                <w:cs/>
-                <w:lang w:bidi="th-TH"/>
-              </w:rPr>
-            </w:r>
-            <w:r>
-              <w:rPr>
-                <w:rFonts w:cs="Tahoma"/>
-                <w:sz w:val="14"/>
-                <w:szCs w:val="14"/>
-              </w:rPr>
-            </w:r>
-            <w:r>
-              <w:rPr>
-                <w:rFonts w:cs="Tahoma"/>
-                <w:sz w:val="14"/>
-                <w:szCs w:val="14"/>
-                <w:cs/>
-                <w:lang w:bidi="th-TH"/>
-              </w:rPr>
-            </w:r>
-            <w:r>
-              <w:rPr>
-                <w:rFonts w:cs="Tahoma"/>
-                <w:sz w:val="14"/>
-                <w:szCs w:val="14"/>
-              </w:rPr>
-            </w:r>
-            <w:r>
-              <w:rPr>
-                <w:rFonts w:cs="Tahoma"/>
-                <w:sz w:val="14"/>
-                <w:szCs w:val="14"/>
-                <w:cs/>
-                <w:lang w:bidi="th-TH"/>
-              </w:rPr>
-            </w:r>
-            <w:r>
-              <w:rPr>
-                <w:rFonts w:cs="Tahoma"/>
-                <w:sz w:val="14"/>
-                <w:szCs w:val="14"/>
-              </w:rPr>
             </w:r>
           </w:p>
         </w:tc>
@@ -2455,7 +2185,15 @@
             <w:vAlign w:val="center"/>
           </w:tcPr>
           <w:p>
-            <w:r>
+            <w:pPr>
+              <w:rPr>
+                <w:color w:val="FFFFFF" w:themeColor="background1"/>
+              </w:rPr>
+            </w:pPr>
+            <w:r>
+              <w:rPr>
+                <w:color w:val="FFFFFF" w:themeColor="background1"/>
+              </w:rPr>
               <w:t>Ability</w:t>
             </w:r>
           </w:p>
@@ -2467,7 +2205,15 @@
             <w:vAlign w:val="center"/>
           </w:tcPr>
           <w:p>
-            <w:r>
+            <w:pPr>
+              <w:rPr>
+                <w:color w:val="FFFFFF" w:themeColor="background1"/>
+              </w:rPr>
+            </w:pPr>
+            <w:r>
+              <w:rPr>
+                <w:color w:val="FFFFFF" w:themeColor="background1"/>
+              </w:rPr>
               <w:t>Trait</w:t>
             </w:r>
           </w:p>
@@ -2605,7 +2351,6 @@
           <w:p>
             <w:r>
               <w:rPr>
-                <w:rFonts w:ascii="Tahoma" w:hAnsi="Tahoma"/>
                 <w:sz w:val="14"/>
               </w:rPr>
               <w:t>Deadeye</w:t>
@@ -2620,7 +2365,6 @@
           <w:p>
             <w:r>
               <w:rPr>
-                <w:rFonts w:ascii="Tahoma" w:hAnsi="Tahoma"/>
                 <w:sz w:val="14"/>
               </w:rPr>
               <w:t>passive, assassin</w:t>
@@ -2743,7 +2487,6 @@
           <w:p>
             <w:r>
               <w:rPr>
-                <w:rFonts w:ascii="Tahoma" w:hAnsi="Tahoma"/>
                 <w:sz w:val="14"/>
               </w:rPr>
               <w:t>Killer Instinct</w:t>
@@ -2759,7 +2502,6 @@
           <w:p>
             <w:r>
               <w:rPr>
-                <w:rFonts w:ascii="Tahoma" w:hAnsi="Tahoma"/>
                 <w:sz w:val="14"/>
               </w:rPr>
               <w:t>passive, assassin</w:t>
@@ -2780,7 +2522,14 @@
               <w:rPr>
                 <w:sz w:val="14"/>
               </w:rPr>
-              <w:t>Passive และ Feature</w:t>
+              <w:t xml:space="preserve">Passive และ </w:t>
+            </w:r>
+            <w:r>
+              <w:rPr>
+                <w:sz w:val="14"/>
+              </w:rPr>
+              <w:lastRenderedPageBreak/>
+              <w:t>Feature</w:t>
             </w:r>
           </w:p>
         </w:tc>
@@ -2798,6 +2547,7 @@
               <w:rPr>
                 <w:sz w:val="14"/>
               </w:rPr>
+              <w:lastRenderedPageBreak/>
               <w:t>1</w:t>
             </w:r>
           </w:p>
@@ -2870,7 +2620,28 @@
               <w:rPr>
                 <w:sz w:val="14"/>
               </w:rPr>
-              <w:t>Passive. Gain bonus damage equal to Level when attacking a target that has not been attacked this round or is below 50% HP. An attack counts when declared, even if it misses or is parried.</w:t>
+              <w:t xml:space="preserve">Passive. Gain bonus damage equal to Level </w:t>
+            </w:r>
+            <w:r>
+              <w:rPr>
+                <w:sz w:val="14"/>
+              </w:rPr>
+              <w:lastRenderedPageBreak/>
+              <w:t xml:space="preserve">when attacking a target that has not been attacked this round or is below 50% HP. An attack counts when declared, even if it </w:t>
+            </w:r>
+            <w:proofErr w:type="gramStart"/>
+            <w:r>
+              <w:rPr>
+                <w:sz w:val="14"/>
+              </w:rPr>
+              <w:t>misses</w:t>
+            </w:r>
+            <w:proofErr w:type="gramEnd"/>
+            <w:r>
+              <w:rPr>
+                <w:sz w:val="14"/>
+              </w:rPr>
+              <w:t xml:space="preserve"> or is parried.</w:t>
             </w:r>
           </w:p>
         </w:tc>
@@ -2888,9 +2659,9 @@
           <w:p>
             <w:r>
               <w:rPr>
-                <w:rFonts w:ascii="Tahoma" w:hAnsi="Tahoma"/>
-                <w:sz w:val="14"/>
-              </w:rPr>
+                <w:sz w:val="14"/>
+              </w:rPr>
+              <w:lastRenderedPageBreak/>
               <w:t>Open Wound</w:t>
             </w:r>
           </w:p>
@@ -2904,7 +2675,6 @@
           <w:p>
             <w:r>
               <w:rPr>
-                <w:rFonts w:ascii="Tahoma" w:hAnsi="Tahoma"/>
                 <w:sz w:val="14"/>
               </w:rPr>
               <w:t>passive, assassin</w:t>
@@ -3032,7 +2802,6 @@
           <w:p>
             <w:r>
               <w:rPr>
-                <w:rFonts w:ascii="Tahoma" w:hAnsi="Tahoma"/>
                 <w:sz w:val="14"/>
               </w:rPr>
               <w:t>Precise Strike</w:t>
@@ -3047,7 +2816,6 @@
           <w:p>
             <w:r>
               <w:rPr>
-                <w:rFonts w:ascii="Tahoma" w:hAnsi="Tahoma"/>
                 <w:sz w:val="14"/>
               </w:rPr>
               <w:t>passive, assassin</w:t>
@@ -3170,7 +2938,6 @@
           <w:p>
             <w:r>
               <w:rPr>
-                <w:rFonts w:ascii="Tahoma" w:hAnsi="Tahoma"/>
                 <w:sz w:val="14"/>
               </w:rPr>
               <w:t>Brutal Strike</w:t>
@@ -3186,7 +2953,6 @@
           <w:p>
             <w:r>
               <w:rPr>
-                <w:rFonts w:ascii="Tahoma" w:hAnsi="Tahoma"/>
                 <w:sz w:val="14"/>
               </w:rPr>
               <w:t>passive, assassin</w:t>
@@ -3315,14 +3081,7 @@
               <w:rPr>
                 <w:sz w:val="14"/>
               </w:rPr>
-              <w:t xml:space="preserve">Passive. The first Melee Attack Hit each Turn </w:t>
-            </w:r>
-            <w:r>
-              <w:rPr>
-                <w:sz w:val="14"/>
-              </w:rPr>
-              <w:lastRenderedPageBreak/>
-              <w:t>gains +2 Damage, or +3 Damage instead if the target has 50% HP or less. Limit 1/Turn.</w:t>
+              <w:t>Passive. The first Melee Attack Hit each Turn gains +2 Damage, or +3 Damage instead if the target has 50% HP or less. Limit 1/Turn.</w:t>
             </w:r>
           </w:p>
         </w:tc>
@@ -3339,7 +3098,6 @@
           <w:p>
             <w:r>
               <w:rPr>
-                <w:rFonts w:ascii="Tahoma" w:hAnsi="Tahoma"/>
                 <w:sz w:val="14"/>
               </w:rPr>
               <w:t>Mobile Shooter</w:t>
@@ -3354,7 +3112,6 @@
           <w:p>
             <w:r>
               <w:rPr>
-                <w:rFonts w:ascii="Tahoma" w:hAnsi="Tahoma"/>
                 <w:sz w:val="14"/>
               </w:rPr>
               <w:t>reactive, assassin</w:t>
@@ -3459,7 +3216,21 @@
               <w:rPr>
                 <w:sz w:val="14"/>
               </w:rPr>
-              <w:t>Reactive. After your first Ranged Attack Hit each Turn, Move up to 5 ft without triggering Reactions. Limit 1/Turn.</w:t>
+              <w:t xml:space="preserve">Reactive. After your first Ranged Attack Hit each Turn, </w:t>
+            </w:r>
+            <w:proofErr w:type="gramStart"/>
+            <w:r>
+              <w:rPr>
+                <w:sz w:val="14"/>
+              </w:rPr>
+              <w:t>Move</w:t>
+            </w:r>
+            <w:proofErr w:type="gramEnd"/>
+            <w:r>
+              <w:rPr>
+                <w:sz w:val="14"/>
+              </w:rPr>
+              <w:t xml:space="preserve"> up to 5 ft without triggering Reactions. Limit 1/Turn.</w:t>
             </w:r>
           </w:p>
         </w:tc>
@@ -3477,7 +3248,6 @@
           <w:p>
             <w:r>
               <w:rPr>
-                <w:rFonts w:ascii="Tahoma" w:hAnsi="Tahoma"/>
                 <w:sz w:val="14"/>
               </w:rPr>
               <w:t>Shadow Step</w:t>
@@ -3493,7 +3263,6 @@
           <w:p>
             <w:r>
               <w:rPr>
-                <w:rFonts w:ascii="Tahoma" w:hAnsi="Tahoma"/>
                 <w:sz w:val="14"/>
               </w:rPr>
               <w:t>move, assassin</w:t>
@@ -3622,7 +3391,6 @@
           <w:p>
             <w:r>
               <w:rPr>
-                <w:rFonts w:ascii="Tahoma" w:hAnsi="Tahoma"/>
                 <w:sz w:val="14"/>
               </w:rPr>
               <w:t>Quick Step</w:t>
@@ -3638,7 +3406,6 @@
           <w:p>
             <w:r>
               <w:rPr>
-                <w:rFonts w:ascii="Tahoma" w:hAnsi="Tahoma"/>
                 <w:sz w:val="14"/>
               </w:rPr>
               <w:t>passive, assassin</w:t>
@@ -3785,7 +3552,6 @@
           <w:p>
             <w:r>
               <w:rPr>
-                <w:rFonts w:ascii="Tahoma" w:hAnsi="Tahoma"/>
                 <w:sz w:val="14"/>
               </w:rPr>
               <w:t>Pursuit</w:t>
@@ -3801,7 +3567,6 @@
           <w:p>
             <w:r>
               <w:rPr>
-                <w:rFonts w:ascii="Tahoma" w:hAnsi="Tahoma"/>
                 <w:sz w:val="14"/>
               </w:rPr>
               <w:t>reactive, assassin</w:t>
@@ -3987,7 +3752,15 @@
             <w:vAlign w:val="center"/>
           </w:tcPr>
           <w:p>
-            <w:r>
+            <w:pPr>
+              <w:rPr>
+                <w:color w:val="FFFFFF" w:themeColor="background1"/>
+              </w:rPr>
+            </w:pPr>
+            <w:r>
+              <w:rPr>
+                <w:color w:val="FFFFFF" w:themeColor="background1"/>
+              </w:rPr>
               <w:t>Ability</w:t>
             </w:r>
           </w:p>
@@ -3999,7 +3772,15 @@
             <w:vAlign w:val="center"/>
           </w:tcPr>
           <w:p>
-            <w:r>
+            <w:pPr>
+              <w:rPr>
+                <w:color w:val="FFFFFF" w:themeColor="background1"/>
+              </w:rPr>
+            </w:pPr>
+            <w:r>
+              <w:rPr>
+                <w:color w:val="FFFFFF" w:themeColor="background1"/>
+              </w:rPr>
               <w:t>Trait</w:t>
             </w:r>
           </w:p>
@@ -4137,7 +3918,6 @@
           <w:p>
             <w:r>
               <w:rPr>
-                <w:rFonts w:ascii="Tahoma" w:hAnsi="Tahoma"/>
                 <w:sz w:val="14"/>
               </w:rPr>
               <w:t>Armor of Faith</w:t>
@@ -4152,7 +3932,6 @@
           <w:p>
             <w:r>
               <w:rPr>
-                <w:rFonts w:ascii="Tahoma" w:hAnsi="Tahoma"/>
                 <w:sz w:val="14"/>
               </w:rPr>
               <w:t>devotee, passive</w:t>
@@ -4275,7 +4054,6 @@
           <w:p>
             <w:r>
               <w:rPr>
-                <w:rFonts w:ascii="Tahoma" w:hAnsi="Tahoma"/>
                 <w:sz w:val="14"/>
               </w:rPr>
               <w:t>Belief</w:t>
@@ -4291,7 +4069,6 @@
           <w:p>
             <w:r>
               <w:rPr>
-                <w:rFonts w:ascii="Tahoma" w:hAnsi="Tahoma"/>
                 <w:sz w:val="14"/>
               </w:rPr>
               <w:t>passive, devotee</w:t>
@@ -4419,7 +4196,6 @@
           <w:p>
             <w:r>
               <w:rPr>
-                <w:rFonts w:ascii="Tahoma" w:hAnsi="Tahoma"/>
                 <w:sz w:val="14"/>
               </w:rPr>
               <w:t>Bless</w:t>
@@ -4434,7 +4210,6 @@
           <w:p>
             <w:r>
               <w:rPr>
-                <w:rFonts w:ascii="Tahoma" w:hAnsi="Tahoma"/>
                 <w:sz w:val="14"/>
               </w:rPr>
               <w:t>devotee, divine, stance, aura</w:t>
@@ -4557,7 +4332,6 @@
           <w:p>
             <w:r>
               <w:rPr>
-                <w:rFonts w:ascii="Tahoma" w:hAnsi="Tahoma"/>
                 <w:sz w:val="14"/>
               </w:rPr>
               <w:t>Condemn</w:t>
@@ -4573,7 +4347,6 @@
           <w:p>
             <w:r>
               <w:rPr>
-                <w:rFonts w:ascii="Tahoma" w:hAnsi="Tahoma"/>
                 <w:sz w:val="14"/>
               </w:rPr>
               <w:t>devotee, divine</w:t>
@@ -4684,7 +4457,35 @@
               <w:rPr>
                 <w:sz w:val="14"/>
               </w:rPr>
-              <w:t>Condemn one enemy within 15 ft. Deal Light Damage equal to floor(Faith / 4) and apply Weakened equal to floor(Faith / 5). Faith is measured before paying this Ability's cost. Once per Turn.</w:t>
+              <w:t xml:space="preserve">Condemn one enemy within 15 ft. Deal Light Damage equal to </w:t>
+            </w:r>
+            <w:proofErr w:type="gramStart"/>
+            <w:r>
+              <w:rPr>
+                <w:sz w:val="14"/>
+              </w:rPr>
+              <w:t>floor(</w:t>
+            </w:r>
+            <w:proofErr w:type="gramEnd"/>
+            <w:r>
+              <w:rPr>
+                <w:sz w:val="14"/>
+              </w:rPr>
+              <w:t xml:space="preserve">Faith / 4) and apply Weakened equal to </w:t>
+            </w:r>
+            <w:proofErr w:type="gramStart"/>
+            <w:r>
+              <w:rPr>
+                <w:sz w:val="14"/>
+              </w:rPr>
+              <w:t>floor(</w:t>
+            </w:r>
+            <w:proofErr w:type="gramEnd"/>
+            <w:r>
+              <w:rPr>
+                <w:sz w:val="14"/>
+              </w:rPr>
+              <w:t>Faith / 5). Faith is measured before paying this Ability's cost. Once per Turn.</w:t>
             </w:r>
           </w:p>
         </w:tc>
@@ -4702,11 +4503,18 @@
           <w:p>
             <w:r>
               <w:rPr>
-                <w:rFonts w:ascii="Tahoma" w:hAnsi="Tahoma"/>
-                <w:sz w:val="14"/>
-              </w:rPr>
-              <w:t>Heal or Harm</w:t>
-            </w:r>
+                <w:sz w:val="14"/>
+              </w:rPr>
+              <w:t xml:space="preserve">Heal or </w:t>
+            </w:r>
+            <w:proofErr w:type="gramStart"/>
+            <w:r>
+              <w:rPr>
+                <w:sz w:val="14"/>
+              </w:rPr>
+              <w:t>Harm</w:t>
+            </w:r>
+            <w:proofErr w:type="gramEnd"/>
           </w:p>
         </w:tc>
         <w:tc>
@@ -4718,7 +4526,6 @@
           <w:p>
             <w:r>
               <w:rPr>
-                <w:rFonts w:ascii="Tahoma" w:hAnsi="Tahoma"/>
                 <w:sz w:val="14"/>
               </w:rPr>
               <w:t>devotee, divine</w:t>
@@ -4829,7 +4636,35 @@
               <w:rPr>
                 <w:sz w:val="14"/>
               </w:rPr>
-              <w:t>Choose one combatant within 30 ft. Heal an ally equal to current Faith, or deal Light Damage to an enemy equal to floor(current Faith / 2). Does not consume Faith.</w:t>
+              <w:t xml:space="preserve">Choose one combatant within 30 ft. Heal an ally equal to current </w:t>
+            </w:r>
+            <w:proofErr w:type="gramStart"/>
+            <w:r>
+              <w:rPr>
+                <w:sz w:val="14"/>
+              </w:rPr>
+              <w:t>Faith, or</w:t>
+            </w:r>
+            <w:proofErr w:type="gramEnd"/>
+            <w:r>
+              <w:rPr>
+                <w:sz w:val="14"/>
+              </w:rPr>
+              <w:t xml:space="preserve"> deal Light Damage to an enemy equal to </w:t>
+            </w:r>
+            <w:proofErr w:type="gramStart"/>
+            <w:r>
+              <w:rPr>
+                <w:sz w:val="14"/>
+              </w:rPr>
+              <w:t>floor(</w:t>
+            </w:r>
+            <w:proofErr w:type="gramEnd"/>
+            <w:r>
+              <w:rPr>
+                <w:sz w:val="14"/>
+              </w:rPr>
+              <w:t>current Faith / 2). Does not consume Faith.</w:t>
             </w:r>
           </w:p>
         </w:tc>
@@ -4847,7 +4682,6 @@
           <w:p>
             <w:r>
               <w:rPr>
-                <w:rFonts w:ascii="Tahoma" w:hAnsi="Tahoma"/>
                 <w:sz w:val="14"/>
               </w:rPr>
               <w:t>Pray</w:t>
@@ -4861,12 +4695,19 @@
             <w:vAlign w:val="center"/>
           </w:tcPr>
           <w:p>
-            <w:r>
-              <w:rPr>
-                <w:rFonts w:ascii="Tahoma" w:hAnsi="Tahoma"/>
-                <w:sz w:val="14"/>
-              </w:rPr>
-              <w:t>devotee, divine, concentrate, manipulate</w:t>
+            <w:proofErr w:type="gramStart"/>
+            <w:r>
+              <w:rPr>
+                <w:sz w:val="14"/>
+              </w:rPr>
+              <w:t>devotee</w:t>
+            </w:r>
+            <w:proofErr w:type="gramEnd"/>
+            <w:r>
+              <w:rPr>
+                <w:sz w:val="14"/>
+              </w:rPr>
+              <w:t>, divine, concentrate, manipulate</w:t>
             </w:r>
           </w:p>
         </w:tc>
@@ -4991,7 +4832,6 @@
           <w:p>
             <w:r>
               <w:rPr>
-                <w:rFonts w:ascii="Tahoma" w:hAnsi="Tahoma"/>
                 <w:sz w:val="14"/>
               </w:rPr>
               <w:t>Sacrificial</w:t>
@@ -5006,7 +4846,6 @@
           <w:p>
             <w:r>
               <w:rPr>
-                <w:rFonts w:ascii="Tahoma" w:hAnsi="Tahoma"/>
                 <w:sz w:val="14"/>
               </w:rPr>
               <w:t>devotee, reactive</w:t>
@@ -5128,7 +4967,6 @@
           <w:p>
             <w:r>
               <w:rPr>
-                <w:rFonts w:ascii="Tahoma" w:hAnsi="Tahoma"/>
                 <w:sz w:val="14"/>
               </w:rPr>
               <w:t>Judgment Wave</w:t>
@@ -5141,12 +4979,19 @@
             <w:vAlign w:val="center"/>
           </w:tcPr>
           <w:p>
-            <w:r>
-              <w:rPr>
-                <w:rFonts w:ascii="Tahoma" w:hAnsi="Tahoma"/>
-                <w:sz w:val="14"/>
-              </w:rPr>
-              <w:t>devotee, divine, cone</w:t>
+            <w:proofErr w:type="gramStart"/>
+            <w:r>
+              <w:rPr>
+                <w:sz w:val="14"/>
+              </w:rPr>
+              <w:t>devotee</w:t>
+            </w:r>
+            <w:proofErr w:type="gramEnd"/>
+            <w:r>
+              <w:rPr>
+                <w:sz w:val="14"/>
+              </w:rPr>
+              <w:t>, divine, cone</w:t>
             </w:r>
           </w:p>
         </w:tc>
@@ -5248,7 +5093,21 @@
               <w:rPr>
                 <w:sz w:val="14"/>
               </w:rPr>
-              <w:t>Attack everything in a 20 ft cone. Deal Light Damage equal to current Faith plus Level. Targets that take damage become Prone.</w:t>
+              <w:t xml:space="preserve">Attack everything in a 20 ft cone. Deal Light Damage </w:t>
+            </w:r>
+            <w:proofErr w:type="gramStart"/>
+            <w:r>
+              <w:rPr>
+                <w:sz w:val="14"/>
+              </w:rPr>
+              <w:t>equal</w:t>
+            </w:r>
+            <w:proofErr w:type="gramEnd"/>
+            <w:r>
+              <w:rPr>
+                <w:sz w:val="14"/>
+              </w:rPr>
+              <w:t xml:space="preserve"> to current Faith plus Level. Targets that take damage become Prone.</w:t>
             </w:r>
           </w:p>
         </w:tc>
@@ -5266,7 +5125,6 @@
           <w:p>
             <w:r>
               <w:rPr>
-                <w:rFonts w:ascii="Tahoma" w:hAnsi="Tahoma"/>
                 <w:sz w:val="14"/>
               </w:rPr>
               <w:t>Sacred Ward</w:t>
@@ -5282,7 +5140,6 @@
           <w:p>
             <w:r>
               <w:rPr>
-                <w:rFonts w:ascii="Tahoma" w:hAnsi="Tahoma"/>
                 <w:sz w:val="14"/>
               </w:rPr>
               <w:t>devotee, divine</w:t>
@@ -5410,7 +5267,6 @@
           <w:p>
             <w:r>
               <w:rPr>
-                <w:rFonts w:ascii="Tahoma" w:hAnsi="Tahoma"/>
                 <w:sz w:val="14"/>
               </w:rPr>
               <w:t>Smite</w:t>
@@ -5425,7 +5281,6 @@
           <w:p>
             <w:r>
               <w:rPr>
-                <w:rFonts w:ascii="Tahoma" w:hAnsi="Tahoma"/>
                 <w:sz w:val="14"/>
               </w:rPr>
               <w:t>devotee, divine, melee</w:t>
@@ -5548,7 +5403,6 @@
           <w:p>
             <w:r>
               <w:rPr>
-                <w:rFonts w:ascii="Tahoma" w:hAnsi="Tahoma"/>
                 <w:sz w:val="14"/>
               </w:rPr>
               <w:t>Unwavering Faith</w:t>
@@ -5564,7 +5418,6 @@
           <w:p>
             <w:r>
               <w:rPr>
-                <w:rFonts w:ascii="Tahoma" w:hAnsi="Tahoma"/>
                 <w:sz w:val="14"/>
               </w:rPr>
               <w:t>devotee, passive</w:t>
@@ -5692,7 +5545,6 @@
           <w:p>
             <w:r>
               <w:rPr>
-                <w:rFonts w:ascii="Tahoma" w:hAnsi="Tahoma"/>
                 <w:sz w:val="14"/>
               </w:rPr>
               <w:t>Divine Intervention</w:t>
@@ -5707,7 +5559,6 @@
           <w:p>
             <w:r>
               <w:rPr>
-                <w:rFonts w:ascii="Tahoma" w:hAnsi="Tahoma"/>
                 <w:sz w:val="14"/>
               </w:rPr>
               <w:t>devotee, divine, reactive</w:t>
@@ -5812,7 +5663,28 @@
               <w:rPr>
                 <w:sz w:val="14"/>
               </w:rPr>
-              <w:t>Reaction. When an ally within 30 ft would take Attack damage, spend 1 AP and 2 Faith to reduce it by floor(Faith / 2), minimum 1. Requires line of sight and cannot target yourself.</w:t>
+              <w:t xml:space="preserve">Reaction. When an ally within 30 ft would take Attack damage, spend 1 AP and 2 </w:t>
+            </w:r>
+            <w:r>
+              <w:rPr>
+                <w:sz w:val="14"/>
+              </w:rPr>
+              <w:lastRenderedPageBreak/>
+              <w:t xml:space="preserve">Faith to reduce it by </w:t>
+            </w:r>
+            <w:proofErr w:type="gramStart"/>
+            <w:r>
+              <w:rPr>
+                <w:sz w:val="14"/>
+              </w:rPr>
+              <w:t>floor(</w:t>
+            </w:r>
+            <w:proofErr w:type="gramEnd"/>
+            <w:r>
+              <w:rPr>
+                <w:sz w:val="14"/>
+              </w:rPr>
+              <w:t>Faith / 2), minimum 1. Requires line of sight and cannot target yourself.</w:t>
             </w:r>
           </w:p>
         </w:tc>
@@ -5829,9 +5701,9 @@
           <w:p>
             <w:r>
               <w:rPr>
-                <w:rFonts w:ascii="Tahoma" w:hAnsi="Tahoma"/>
-                <w:sz w:val="14"/>
-              </w:rPr>
+                <w:sz w:val="14"/>
+              </w:rPr>
+              <w:lastRenderedPageBreak/>
               <w:t>Radiance Burst</w:t>
             </w:r>
           </w:p>
@@ -5844,7 +5716,6 @@
           <w:p>
             <w:r>
               <w:rPr>
-                <w:rFonts w:ascii="Tahoma" w:hAnsi="Tahoma"/>
                 <w:sz w:val="14"/>
               </w:rPr>
               <w:t>devotee, divine, circle</w:t>
@@ -5949,7 +5820,21 @@
               <w:rPr>
                 <w:sz w:val="14"/>
               </w:rPr>
-              <w:t>Choose a visible point within 30 ft. Deal Light Damage equal to floor(current Faith / 2) to enemies in a 10 ft radius. Obstacles block the area.</w:t>
+              <w:t xml:space="preserve">Choose a visible point within 30 ft. Deal Light Damage equal to </w:t>
+            </w:r>
+            <w:proofErr w:type="gramStart"/>
+            <w:r>
+              <w:rPr>
+                <w:sz w:val="14"/>
+              </w:rPr>
+              <w:t>floor(</w:t>
+            </w:r>
+            <w:proofErr w:type="gramEnd"/>
+            <w:r>
+              <w:rPr>
+                <w:sz w:val="14"/>
+              </w:rPr>
+              <w:t>current Faith / 2) to enemies in a 10 ft radius. Obstacles block the area.</w:t>
             </w:r>
           </w:p>
         </w:tc>
@@ -5967,7 +5852,6 @@
           <w:p>
             <w:r>
               <w:rPr>
-                <w:rFonts w:ascii="Tahoma" w:hAnsi="Tahoma"/>
                 <w:sz w:val="14"/>
               </w:rPr>
               <w:t>Shared Blessing</w:t>
@@ -5983,7 +5867,6 @@
           <w:p>
             <w:r>
               <w:rPr>
-                <w:rFonts w:ascii="Tahoma" w:hAnsi="Tahoma"/>
                 <w:sz w:val="14"/>
               </w:rPr>
               <w:t>devotee, divine</w:t>
@@ -6094,7 +5977,21 @@
               <w:rPr>
                 <w:sz w:val="14"/>
               </w:rPr>
-              <w:t>Choose a point within 30 ft. Heal each non-Dying Ally in a 10 ft circle once for floor(Faith / 2), calculated before paying 2 Faith. The caster can be affected. Requires line of sight; the area does not pass through obstacles.</w:t>
+              <w:t xml:space="preserve">Choose a point within 30 ft. Heal each non-Dying Ally in a 10 ft circle once for </w:t>
+            </w:r>
+            <w:proofErr w:type="gramStart"/>
+            <w:r>
+              <w:rPr>
+                <w:sz w:val="14"/>
+              </w:rPr>
+              <w:t>floor(</w:t>
+            </w:r>
+            <w:proofErr w:type="gramEnd"/>
+            <w:r>
+              <w:rPr>
+                <w:sz w:val="14"/>
+              </w:rPr>
+              <w:t>Faith / 2), calculated before paying 2 Faith. The caster can be affected. Requires line of sight; the area does not pass through obstacles.</w:t>
             </w:r>
           </w:p>
         </w:tc>
@@ -6128,6 +6025,7 @@
       <w:r>
         <w:t xml:space="preserve">ความสามารถในกลุ่ม Martial Artist จำนวน </w:t>
       </w:r>
+      <w:proofErr w:type="gramStart"/>
       <w:r>
         <w:rPr>
           <w:rFonts w:cs="Tahoma"/>
@@ -6158,7 +6056,11 @@
         <w:t xml:space="preserve"> </w:t>
       </w:r>
       <w:r>
-        <w:t>รายการ เรียงตามชื่อ Resource เพื่อให้อ้างอิงกับไฟล์ data ได้โดยตรง</w:t>
+        <w:t>รายการ</w:t>
+      </w:r>
+      <w:proofErr w:type="gramEnd"/>
+      <w:r>
+        <w:t xml:space="preserve"> เรียงตามชื่อ Resource เพื่อให้อ้างอิงกับไฟล์ data ได้โดยตรง</w:t>
       </w:r>
     </w:p>
     <w:tbl>
@@ -6190,7 +6092,15 @@
             <w:vAlign w:val="center"/>
           </w:tcPr>
           <w:p>
-            <w:r>
+            <w:pPr>
+              <w:rPr>
+                <w:color w:val="FFFFFF" w:themeColor="background1"/>
+              </w:rPr>
+            </w:pPr>
+            <w:r>
+              <w:rPr>
+                <w:color w:val="FFFFFF" w:themeColor="background1"/>
+              </w:rPr>
               <w:t>Ability</w:t>
             </w:r>
           </w:p>
@@ -6202,7 +6112,15 @@
             <w:vAlign w:val="center"/>
           </w:tcPr>
           <w:p>
-            <w:r>
+            <w:pPr>
+              <w:rPr>
+                <w:color w:val="FFFFFF" w:themeColor="background1"/>
+              </w:rPr>
+            </w:pPr>
+            <w:r>
+              <w:rPr>
+                <w:color w:val="FFFFFF" w:themeColor="background1"/>
+              </w:rPr>
               <w:t>Trait</w:t>
             </w:r>
           </w:p>
@@ -6341,7 +6259,6 @@
           <w:p>
             <w:r>
               <w:rPr>
-                <w:rFonts w:ascii="Tahoma" w:hAnsi="Tahoma"/>
                 <w:sz w:val="14"/>
               </w:rPr>
               <w:t>Finishing Move</w:t>
@@ -6357,7 +6274,6 @@
           <w:p>
             <w:r>
               <w:rPr>
-                <w:rFonts w:ascii="Tahoma" w:hAnsi="Tahoma"/>
                 <w:sz w:val="14"/>
               </w:rPr>
               <w:t>martial_artist, melee, unarmed</w:t>
@@ -6486,7 +6402,6 @@
           <w:p>
             <w:r>
               <w:rPr>
-                <w:rFonts w:ascii="Tahoma" w:hAnsi="Tahoma"/>
                 <w:sz w:val="14"/>
               </w:rPr>
               <w:t>Build Up Body</w:t>
@@ -6502,7 +6417,6 @@
           <w:p>
             <w:r>
               <w:rPr>
-                <w:rFonts w:ascii="Tahoma" w:hAnsi="Tahoma"/>
                 <w:sz w:val="14"/>
               </w:rPr>
               <w:t>passive, martial_artist</w:t>
@@ -6630,7 +6544,6 @@
           <w:p>
             <w:r>
               <w:rPr>
-                <w:rFonts w:ascii="Tahoma" w:hAnsi="Tahoma"/>
                 <w:sz w:val="14"/>
               </w:rPr>
               <w:t>Combo Techniques</w:t>
@@ -6645,7 +6558,6 @@
           <w:p>
             <w:r>
               <w:rPr>
-                <w:rFonts w:ascii="Tahoma" w:hAnsi="Tahoma"/>
                 <w:sz w:val="14"/>
               </w:rPr>
               <w:t>martial_artist, passive</w:t>
@@ -6767,7 +6679,6 @@
           <w:p>
             <w:r>
               <w:rPr>
-                <w:rFonts w:ascii="Tahoma" w:hAnsi="Tahoma"/>
                 <w:sz w:val="14"/>
               </w:rPr>
               <w:t>Dual Strike</w:t>
@@ -6782,7 +6693,6 @@
           <w:p>
             <w:r>
               <w:rPr>
-                <w:rFonts w:ascii="Tahoma" w:hAnsi="Tahoma"/>
                 <w:sz w:val="14"/>
               </w:rPr>
               <w:t>basic, melee, dual_weapon</w:t>
@@ -6904,7 +6814,6 @@
           <w:p>
             <w:r>
               <w:rPr>
-                <w:rFonts w:ascii="Tahoma" w:hAnsi="Tahoma"/>
                 <w:sz w:val="14"/>
               </w:rPr>
               <w:t>Defensive Stance</w:t>
@@ -6919,7 +6828,6 @@
           <w:p>
             <w:r>
               <w:rPr>
-                <w:rFonts w:ascii="Tahoma" w:hAnsi="Tahoma"/>
                 <w:sz w:val="14"/>
               </w:rPr>
               <w:t>martial_artist, stance</w:t>
@@ -7060,7 +6968,6 @@
           <w:p>
             <w:r>
               <w:rPr>
-                <w:rFonts w:ascii="Tahoma" w:hAnsi="Tahoma"/>
                 <w:sz w:val="14"/>
               </w:rPr>
               <w:t>Heavy Stance</w:t>
@@ -7076,7 +6983,6 @@
           <w:p>
             <w:r>
               <w:rPr>
-                <w:rFonts w:ascii="Tahoma" w:hAnsi="Tahoma"/>
                 <w:sz w:val="14"/>
               </w:rPr>
               <w:t>martial_artist, stance</w:t>
@@ -7205,7 +7111,6 @@
           <w:p>
             <w:r>
               <w:rPr>
-                <w:rFonts w:ascii="Tahoma" w:hAnsi="Tahoma"/>
                 <w:sz w:val="14"/>
               </w:rPr>
               <w:t>Light-footwork</w:t>
@@ -7221,7 +7126,6 @@
           <w:p>
             <w:r>
               <w:rPr>
-                <w:rFonts w:ascii="Tahoma" w:hAnsi="Tahoma"/>
                 <w:sz w:val="14"/>
               </w:rPr>
               <w:t>martial_artist, passive</w:t>
@@ -7349,7 +7253,6 @@
           <w:p>
             <w:r>
               <w:rPr>
-                <w:rFonts w:ascii="Tahoma" w:hAnsi="Tahoma"/>
                 <w:sz w:val="14"/>
               </w:rPr>
               <w:t>Martial Sense</w:t>
@@ -7364,7 +7267,6 @@
           <w:p>
             <w:r>
               <w:rPr>
-                <w:rFonts w:ascii="Tahoma" w:hAnsi="Tahoma"/>
                 <w:sz w:val="14"/>
               </w:rPr>
               <w:t>martial_artist, reactive</w:t>
@@ -7487,7 +7389,6 @@
           <w:p>
             <w:r>
               <w:rPr>
-                <w:rFonts w:ascii="Tahoma" w:hAnsi="Tahoma"/>
                 <w:sz w:val="14"/>
               </w:rPr>
               <w:t>Martial Training</w:t>
@@ -7503,7 +7404,6 @@
           <w:p>
             <w:r>
               <w:rPr>
-                <w:rFonts w:ascii="Tahoma" w:hAnsi="Tahoma"/>
                 <w:sz w:val="14"/>
               </w:rPr>
               <w:t>passive, martial_artist</w:t>
@@ -7632,7 +7532,6 @@
           <w:p>
             <w:r>
               <w:rPr>
-                <w:rFonts w:ascii="Tahoma" w:hAnsi="Tahoma"/>
                 <w:sz w:val="14"/>
               </w:rPr>
               <w:t>Step Back</w:t>
@@ -7648,7 +7547,6 @@
           <w:p>
             <w:r>
               <w:rPr>
-                <w:rFonts w:ascii="Tahoma" w:hAnsi="Tahoma"/>
                 <w:sz w:val="14"/>
               </w:rPr>
               <w:t>basic, move, reactive</w:t>
@@ -7777,7 +7675,6 @@
           <w:p>
             <w:r>
               <w:rPr>
-                <w:rFonts w:ascii="Tahoma" w:hAnsi="Tahoma"/>
                 <w:sz w:val="14"/>
               </w:rPr>
               <w:t>Crushing Palm</w:t>
@@ -7793,7 +7690,6 @@
           <w:p>
             <w:r>
               <w:rPr>
-                <w:rFonts w:ascii="Tahoma" w:hAnsi="Tahoma"/>
                 <w:sz w:val="14"/>
               </w:rPr>
               <w:t>martial_artist, melee, unarmed</w:t>
@@ -7921,7 +7817,6 @@
           <w:p>
             <w:r>
               <w:rPr>
-                <w:rFonts w:ascii="Tahoma" w:hAnsi="Tahoma"/>
                 <w:sz w:val="14"/>
               </w:rPr>
               <w:t>Flowing Guard</w:t>
@@ -7936,7 +7831,6 @@
           <w:p>
             <w:r>
               <w:rPr>
-                <w:rFonts w:ascii="Tahoma" w:hAnsi="Tahoma"/>
                 <w:sz w:val="14"/>
               </w:rPr>
               <w:t>martial_artist, passive</w:t>
@@ -8058,7 +7952,6 @@
           <w:p>
             <w:r>
               <w:rPr>
-                <w:rFonts w:ascii="Tahoma" w:hAnsi="Tahoma"/>
                 <w:sz w:val="14"/>
               </w:rPr>
               <w:t>Iron Skin</w:t>
@@ -8073,7 +7966,6 @@
           <w:p>
             <w:r>
               <w:rPr>
-                <w:rFonts w:ascii="Tahoma" w:hAnsi="Tahoma"/>
                 <w:sz w:val="14"/>
               </w:rPr>
               <w:t>martial_artist, passive</w:t>
@@ -8196,7 +8088,6 @@
           <w:p>
             <w:r>
               <w:rPr>
-                <w:rFonts w:ascii="Tahoma" w:hAnsi="Tahoma"/>
                 <w:sz w:val="14"/>
               </w:rPr>
               <w:t>Key Strike</w:t>
@@ -8212,7 +8103,6 @@
           <w:p>
             <w:r>
               <w:rPr>
-                <w:rFonts w:ascii="Tahoma" w:hAnsi="Tahoma"/>
                 <w:sz w:val="14"/>
               </w:rPr>
               <w:t>martial_artist, melee, unarmed</w:t>
@@ -8340,7 +8230,6 @@
           <w:p>
             <w:r>
               <w:rPr>
-                <w:rFonts w:ascii="Tahoma" w:hAnsi="Tahoma"/>
                 <w:sz w:val="14"/>
               </w:rPr>
               <w:t>Ki wave</w:t>
@@ -8355,7 +8244,6 @@
           <w:p>
             <w:r>
               <w:rPr>
-                <w:rFonts w:ascii="Tahoma" w:hAnsi="Tahoma"/>
                 <w:sz w:val="14"/>
               </w:rPr>
               <w:t>martial_artist</w:t>
@@ -8477,7 +8365,6 @@
           <w:p>
             <w:r>
               <w:rPr>
-                <w:rFonts w:ascii="Tahoma" w:hAnsi="Tahoma"/>
                 <w:sz w:val="14"/>
               </w:rPr>
               <w:t>Beat Down</w:t>
@@ -8492,7 +8379,6 @@
           <w:p>
             <w:r>
               <w:rPr>
-                <w:rFonts w:ascii="Tahoma" w:hAnsi="Tahoma"/>
                 <w:sz w:val="14"/>
               </w:rPr>
               <w:t>martial_artist, melee, unarmed</w:t>
@@ -8615,7 +8501,6 @@
           <w:p>
             <w:r>
               <w:rPr>
-                <w:rFonts w:ascii="Tahoma" w:hAnsi="Tahoma"/>
                 <w:sz w:val="14"/>
               </w:rPr>
               <w:t>Meditate</w:t>
@@ -8631,10 +8516,16 @@
           <w:p>
             <w:r>
               <w:rPr>
-                <w:rFonts w:ascii="Tahoma" w:hAnsi="Tahoma"/>
-                <w:sz w:val="14"/>
-              </w:rPr>
-              <w:t>martial_artist, healing</w:t>
+                <w:sz w:val="14"/>
+              </w:rPr>
+              <w:t xml:space="preserve">martial_artist, </w:t>
+            </w:r>
+            <w:r>
+              <w:rPr>
+                <w:sz w:val="14"/>
+              </w:rPr>
+              <w:lastRenderedPageBreak/>
+              <w:t>healing</w:t>
             </w:r>
           </w:p>
         </w:tc>
@@ -8652,6 +8543,7 @@
               <w:rPr>
                 <w:sz w:val="14"/>
               </w:rPr>
+              <w:lastRenderedPageBreak/>
               <w:t>Active Ability</w:t>
             </w:r>
           </w:p>
@@ -8742,7 +8634,14 @@
               <w:rPr>
                 <w:sz w:val="14"/>
               </w:rPr>
-              <w:t>Restore HP equal to 10 x Level. Cannot restore a character in the Dying state.</w:t>
+              <w:t xml:space="preserve">Restore HP equal to 10 x Level. Cannot </w:t>
+            </w:r>
+            <w:r>
+              <w:rPr>
+                <w:sz w:val="14"/>
+              </w:rPr>
+              <w:lastRenderedPageBreak/>
+              <w:t>restore a character in the Dying state.</w:t>
             </w:r>
           </w:p>
         </w:tc>
@@ -8759,9 +8658,9 @@
           <w:p>
             <w:r>
               <w:rPr>
-                <w:rFonts w:ascii="Tahoma" w:hAnsi="Tahoma"/>
-                <w:sz w:val="14"/>
-              </w:rPr>
+                <w:sz w:val="14"/>
+              </w:rPr>
+              <w:lastRenderedPageBreak/>
               <w:t>Redirect Force</w:t>
             </w:r>
           </w:p>
@@ -8774,7 +8673,6 @@
           <w:p>
             <w:r>
               <w:rPr>
-                <w:rFonts w:ascii="Tahoma" w:hAnsi="Tahoma"/>
                 <w:sz w:val="14"/>
               </w:rPr>
               <w:t>martial_artist, reactive, move</w:t>
@@ -8896,7 +8794,6 @@
           <w:p>
             <w:r>
               <w:rPr>
-                <w:rFonts w:ascii="Tahoma" w:hAnsi="Tahoma"/>
                 <w:sz w:val="14"/>
               </w:rPr>
               <w:t>Sweeping Kick</w:t>
@@ -8911,7 +8808,6 @@
           <w:p>
             <w:r>
               <w:rPr>
-                <w:rFonts w:ascii="Tahoma" w:hAnsi="Tahoma"/>
                 <w:sz w:val="14"/>
               </w:rPr>
               <w:t>martial_artist, melee, unarmed</w:t>
@@ -9064,7 +8960,15 @@
             <w:vAlign w:val="center"/>
           </w:tcPr>
           <w:p>
-            <w:r>
+            <w:pPr>
+              <w:rPr>
+                <w:color w:val="FFFFFF" w:themeColor="background1"/>
+              </w:rPr>
+            </w:pPr>
+            <w:r>
+              <w:rPr>
+                <w:color w:val="FFFFFF" w:themeColor="background1"/>
+              </w:rPr>
               <w:t>Ability</w:t>
             </w:r>
           </w:p>
@@ -9076,7 +8980,15 @@
             <w:vAlign w:val="center"/>
           </w:tcPr>
           <w:p>
-            <w:r>
+            <w:pPr>
+              <w:rPr>
+                <w:color w:val="FFFFFF" w:themeColor="background1"/>
+              </w:rPr>
+            </w:pPr>
+            <w:r>
+              <w:rPr>
+                <w:color w:val="FFFFFF" w:themeColor="background1"/>
+              </w:rPr>
               <w:t>Trait</w:t>
             </w:r>
           </w:p>
@@ -9203,17 +9115,16 @@
         </w:tc>
       </w:tr>
       <w:tr>
-        <w:tc>
-          <w:tcPr>
-            <w:tcW w:type="dxa" w:w="1469"/>
-          </w:tcPr>
-          <w:p>
-            <w:pPr>
-              <w:spacing w:after="0"/>
-            </w:pPr>
-            <w:r>
-              <w:rPr>
-                <w:rFonts w:ascii="Tahoma" w:hAnsi="Tahoma"/>
+        <w:trPr>
+          <w:jc w:val="center"/>
+        </w:trPr>
+        <w:tc>
+          <w:tcPr>
+            <w:tcW w:w="1469" w:type="dxa"/>
+          </w:tcPr>
+          <w:p>
+            <w:r>
+              <w:rPr>
                 <w:sz w:val="14"/>
               </w:rPr>
               <w:t>Advanced Weapon Training</w:t>
@@ -9222,15 +9133,11 @@
         </w:tc>
         <w:tc>
           <w:tcPr>
-            <w:tcW w:type="dxa" w:w="1469"/>
-          </w:tcPr>
-          <w:p>
-            <w:pPr>
-              <w:spacing w:after="0"/>
-            </w:pPr>
-            <w:r>
-              <w:rPr>
-                <w:rFonts w:ascii="Tahoma" w:hAnsi="Tahoma"/>
+            <w:tcW w:w="1469" w:type="dxa"/>
+          </w:tcPr>
+          <w:p>
+            <w:r>
+              <w:rPr>
                 <w:sz w:val="14"/>
               </w:rPr>
               <w:t>passive</w:t>
@@ -9239,15 +9146,11 @@
         </w:tc>
         <w:tc>
           <w:tcPr>
-            <w:tcW w:type="dxa" w:w="1224"/>
-          </w:tcPr>
-          <w:p>
-            <w:pPr>
-              <w:spacing w:after="0"/>
-            </w:pPr>
-            <w:r>
-              <w:rPr>
-                <w:rFonts w:ascii="Tahoma" w:hAnsi="Tahoma"/>
+            <w:tcW w:w="1224" w:type="dxa"/>
+          </w:tcPr>
+          <w:p>
+            <w:r>
+              <w:rPr>
                 <w:sz w:val="14"/>
               </w:rPr>
               <w:t>Passive / Feature</w:t>
@@ -9256,15 +9159,11 @@
         </w:tc>
         <w:tc>
           <w:tcPr>
-            <w:tcW w:type="dxa" w:w="576"/>
-          </w:tcPr>
-          <w:p>
-            <w:pPr>
-              <w:spacing w:after="0"/>
-            </w:pPr>
-            <w:r>
-              <w:rPr>
-                <w:rFonts w:ascii="Tahoma" w:hAnsi="Tahoma"/>
+            <w:tcW w:w="576" w:type="dxa"/>
+          </w:tcPr>
+          <w:p>
+            <w:r>
+              <w:rPr>
                 <w:sz w:val="14"/>
               </w:rPr>
               <w:t>0</w:t>
@@ -9273,15 +9172,11 @@
         </w:tc>
         <w:tc>
           <w:tcPr>
-            <w:tcW w:type="dxa" w:w="1037"/>
-          </w:tcPr>
-          <w:p>
-            <w:pPr>
-              <w:spacing w:after="0"/>
-            </w:pPr>
-            <w:r>
-              <w:rPr>
-                <w:rFonts w:ascii="Tahoma" w:hAnsi="Tahoma"/>
+            <w:tcW w:w="1037" w:type="dxa"/>
+          </w:tcPr>
+          <w:p>
+            <w:r>
+              <w:rPr>
                 <w:sz w:val="14"/>
               </w:rPr>
               <w:t>AP 0</w:t>
@@ -9290,15 +9185,11 @@
         </w:tc>
         <w:tc>
           <w:tcPr>
-            <w:tcW w:type="dxa" w:w="893"/>
-          </w:tcPr>
-          <w:p>
-            <w:pPr>
-              <w:spacing w:after="0"/>
-            </w:pPr>
-            <w:r>
-              <w:rPr>
-                <w:rFonts w:ascii="Tahoma" w:hAnsi="Tahoma"/>
+            <w:tcW w:w="893" w:type="dxa"/>
+          </w:tcPr>
+          <w:p>
+            <w:r>
+              <w:rPr>
                 <w:sz w:val="14"/>
               </w:rPr>
               <w:t>ตัวเอง</w:t>
@@ -9307,15 +9198,11 @@
         </w:tc>
         <w:tc>
           <w:tcPr>
-            <w:tcW w:type="dxa" w:w="1008"/>
-          </w:tcPr>
-          <w:p>
-            <w:pPr>
-              <w:spacing w:after="0"/>
-            </w:pPr>
-            <w:r>
-              <w:rPr>
-                <w:rFonts w:ascii="Tahoma" w:hAnsi="Tahoma"/>
+            <w:tcW w:w="1008" w:type="dxa"/>
+          </w:tcPr>
+          <w:p>
+            <w:r>
+              <w:rPr>
                 <w:sz w:val="14"/>
               </w:rPr>
               <w:t>—</w:t>
@@ -9324,15 +9211,11 @@
         </w:tc>
         <w:tc>
           <w:tcPr>
-            <w:tcW w:type="dxa" w:w="2894"/>
-          </w:tcPr>
-          <w:p>
-            <w:pPr>
-              <w:spacing w:after="0"/>
-            </w:pPr>
-            <w:r>
-              <w:rPr>
-                <w:rFonts w:ascii="Tahoma" w:hAnsi="Tahoma"/>
+            <w:tcW w:w="2894" w:type="dxa"/>
+          </w:tcPr>
+          <w:p>
+            <w:r>
+              <w:rPr>
                 <w:sz w:val="14"/>
               </w:rPr>
               <w:t>โจมตีด้วยอาวุธประเภท Advanced ได้โบนัส To Hit +2</w:t>
@@ -9341,17 +9224,16 @@
         </w:tc>
       </w:tr>
       <w:tr>
-        <w:tc>
-          <w:tcPr>
-            <w:tcW w:type="dxa" w:w="1469"/>
-          </w:tcPr>
-          <w:p>
-            <w:pPr>
-              <w:spacing w:after="0"/>
-            </w:pPr>
-            <w:r>
-              <w:rPr>
-                <w:rFonts w:ascii="Tahoma" w:hAnsi="Tahoma"/>
+        <w:trPr>
+          <w:jc w:val="center"/>
+        </w:trPr>
+        <w:tc>
+          <w:tcPr>
+            <w:tcW w:w="1469" w:type="dxa"/>
+          </w:tcPr>
+          <w:p>
+            <w:r>
+              <w:rPr>
                 <w:sz w:val="14"/>
               </w:rPr>
               <w:t>Assault Stance</w:t>
@@ -9360,15 +9242,11 @@
         </w:tc>
         <w:tc>
           <w:tcPr>
-            <w:tcW w:type="dxa" w:w="1469"/>
-          </w:tcPr>
-          <w:p>
-            <w:pPr>
-              <w:spacing w:after="0"/>
-            </w:pPr>
-            <w:r>
-              <w:rPr>
-                <w:rFonts w:ascii="Tahoma" w:hAnsi="Tahoma"/>
+            <w:tcW w:w="1469" w:type="dxa"/>
+          </w:tcPr>
+          <w:p>
+            <w:r>
+              <w:rPr>
                 <w:sz w:val="14"/>
               </w:rPr>
               <w:t>warrior, stance</w:t>
@@ -9377,15 +9255,11 @@
         </w:tc>
         <w:tc>
           <w:tcPr>
-            <w:tcW w:type="dxa" w:w="1224"/>
-          </w:tcPr>
-          <w:p>
-            <w:pPr>
-              <w:spacing w:after="0"/>
-            </w:pPr>
-            <w:r>
-              <w:rPr>
-                <w:rFonts w:ascii="Tahoma" w:hAnsi="Tahoma"/>
+            <w:tcW w:w="1224" w:type="dxa"/>
+          </w:tcPr>
+          <w:p>
+            <w:r>
+              <w:rPr>
                 <w:sz w:val="14"/>
               </w:rPr>
               <w:t>Stance</w:t>
@@ -9394,15 +9268,11 @@
         </w:tc>
         <w:tc>
           <w:tcPr>
-            <w:tcW w:type="dxa" w:w="576"/>
-          </w:tcPr>
-          <w:p>
-            <w:pPr>
-              <w:spacing w:after="0"/>
-            </w:pPr>
-            <w:r>
-              <w:rPr>
-                <w:rFonts w:ascii="Tahoma" w:hAnsi="Tahoma"/>
+            <w:tcW w:w="576" w:type="dxa"/>
+          </w:tcPr>
+          <w:p>
+            <w:r>
+              <w:rPr>
                 <w:sz w:val="14"/>
               </w:rPr>
               <w:t>1</w:t>
@@ -9411,15 +9281,11 @@
         </w:tc>
         <w:tc>
           <w:tcPr>
-            <w:tcW w:type="dxa" w:w="1037"/>
-          </w:tcPr>
-          <w:p>
-            <w:pPr>
-              <w:spacing w:after="0"/>
-            </w:pPr>
-            <w:r>
-              <w:rPr>
-                <w:rFonts w:ascii="Tahoma" w:hAnsi="Tahoma"/>
+            <w:tcW w:w="1037" w:type="dxa"/>
+          </w:tcPr>
+          <w:p>
+            <w:r>
+              <w:rPr>
                 <w:sz w:val="14"/>
               </w:rPr>
               <w:t>AP 1</w:t>
@@ -9428,15 +9294,11 @@
         </w:tc>
         <w:tc>
           <w:tcPr>
-            <w:tcW w:type="dxa" w:w="893"/>
-          </w:tcPr>
-          <w:p>
-            <w:pPr>
-              <w:spacing w:after="0"/>
-            </w:pPr>
-            <w:r>
-              <w:rPr>
-                <w:rFonts w:ascii="Tahoma" w:hAnsi="Tahoma"/>
+            <w:tcW w:w="893" w:type="dxa"/>
+          </w:tcPr>
+          <w:p>
+            <w:r>
+              <w:rPr>
                 <w:sz w:val="14"/>
               </w:rPr>
               <w:t>ตัวเอง</w:t>
@@ -9445,15 +9307,11 @@
         </w:tc>
         <w:tc>
           <w:tcPr>
-            <w:tcW w:type="dxa" w:w="1008"/>
-          </w:tcPr>
-          <w:p>
-            <w:pPr>
-              <w:spacing w:after="0"/>
-            </w:pPr>
-            <w:r>
-              <w:rPr>
-                <w:rFonts w:ascii="Tahoma" w:hAnsi="Tahoma"/>
+            <w:tcW w:w="1008" w:type="dxa"/>
+          </w:tcPr>
+          <w:p>
+            <w:r>
+              <w:rPr>
                 <w:sz w:val="14"/>
               </w:rPr>
               <w:t>—</w:t>
@@ -9462,15 +9320,11 @@
         </w:tc>
         <w:tc>
           <w:tcPr>
-            <w:tcW w:type="dxa" w:w="2894"/>
-          </w:tcPr>
-          <w:p>
-            <w:pPr>
-              <w:spacing w:after="0"/>
-            </w:pPr>
-            <w:r>
-              <w:rPr>
-                <w:rFonts w:ascii="Tahoma" w:hAnsi="Tahoma"/>
+            <w:tcW w:w="2894" w:type="dxa"/>
+          </w:tcPr>
+          <w:p>
+            <w:r>
+              <w:rPr>
                 <w:sz w:val="14"/>
               </w:rPr>
               <w:t>ใช้ 1 AP เข้าสู่ Assault Stance ได้โบนัสโจมตี +1 และใช้ท่าสายจู่โจม การเปลี่ยนท่ายืนจะแทนที่ท่าเดิม</w:t>
@@ -9479,17 +9333,16 @@
         </w:tc>
       </w:tr>
       <w:tr>
-        <w:tc>
-          <w:tcPr>
-            <w:tcW w:type="dxa" w:w="1469"/>
-          </w:tcPr>
-          <w:p>
-            <w:pPr>
-              <w:spacing w:after="0"/>
-            </w:pPr>
-            <w:r>
-              <w:rPr>
-                <w:rFonts w:ascii="Tahoma" w:hAnsi="Tahoma"/>
+        <w:trPr>
+          <w:jc w:val="center"/>
+        </w:trPr>
+        <w:tc>
+          <w:tcPr>
+            <w:tcW w:w="1469" w:type="dxa"/>
+          </w:tcPr>
+          <w:p>
+            <w:r>
+              <w:rPr>
                 <w:sz w:val="14"/>
               </w:rPr>
               <w:t>Brace for Impact</w:t>
@@ -9498,15 +9351,11 @@
         </w:tc>
         <w:tc>
           <w:tcPr>
-            <w:tcW w:type="dxa" w:w="1469"/>
-          </w:tcPr>
-          <w:p>
-            <w:pPr>
-              <w:spacing w:after="0"/>
-            </w:pPr>
-            <w:r>
-              <w:rPr>
-                <w:rFonts w:ascii="Tahoma" w:hAnsi="Tahoma"/>
+            <w:tcW w:w="1469" w:type="dxa"/>
+          </w:tcPr>
+          <w:p>
+            <w:r>
+              <w:rPr>
                 <w:sz w:val="14"/>
               </w:rPr>
               <w:t>reactive, warrior</w:t>
@@ -9515,15 +9364,11 @@
         </w:tc>
         <w:tc>
           <w:tcPr>
-            <w:tcW w:type="dxa" w:w="1224"/>
-          </w:tcPr>
-          <w:p>
-            <w:pPr>
-              <w:spacing w:after="0"/>
-            </w:pPr>
-            <w:r>
-              <w:rPr>
-                <w:rFonts w:ascii="Tahoma" w:hAnsi="Tahoma"/>
+            <w:tcW w:w="1224" w:type="dxa"/>
+          </w:tcPr>
+          <w:p>
+            <w:r>
+              <w:rPr>
                 <w:sz w:val="14"/>
               </w:rPr>
               <w:t>Reaction</w:t>
@@ -9532,15 +9377,11 @@
         </w:tc>
         <w:tc>
           <w:tcPr>
-            <w:tcW w:type="dxa" w:w="576"/>
-          </w:tcPr>
-          <w:p>
-            <w:pPr>
-              <w:spacing w:after="0"/>
-            </w:pPr>
-            <w:r>
-              <w:rPr>
-                <w:rFonts w:ascii="Tahoma" w:hAnsi="Tahoma"/>
+            <w:tcW w:w="576" w:type="dxa"/>
+          </w:tcPr>
+          <w:p>
+            <w:r>
+              <w:rPr>
                 <w:sz w:val="14"/>
               </w:rPr>
               <w:t>1</w:t>
@@ -9549,15 +9390,11 @@
         </w:tc>
         <w:tc>
           <w:tcPr>
-            <w:tcW w:type="dxa" w:w="1037"/>
-          </w:tcPr>
-          <w:p>
-            <w:pPr>
-              <w:spacing w:after="0"/>
-            </w:pPr>
-            <w:r>
-              <w:rPr>
-                <w:rFonts w:ascii="Tahoma" w:hAnsi="Tahoma"/>
+            <w:tcW w:w="1037" w:type="dxa"/>
+          </w:tcPr>
+          <w:p>
+            <w:r>
+              <w:rPr>
                 <w:sz w:val="14"/>
               </w:rPr>
               <w:t>Reaction + AP 1</w:t>
@@ -9566,15 +9403,11 @@
         </w:tc>
         <w:tc>
           <w:tcPr>
-            <w:tcW w:type="dxa" w:w="893"/>
-          </w:tcPr>
-          <w:p>
-            <w:pPr>
-              <w:spacing w:after="0"/>
-            </w:pPr>
-            <w:r>
-              <w:rPr>
-                <w:rFonts w:ascii="Tahoma" w:hAnsi="Tahoma"/>
+            <w:tcW w:w="893" w:type="dxa"/>
+          </w:tcPr>
+          <w:p>
+            <w:r>
+              <w:rPr>
                 <w:sz w:val="14"/>
               </w:rPr>
               <w:t>ตาม Trigger</w:t>
@@ -9583,15 +9416,11 @@
         </w:tc>
         <w:tc>
           <w:tcPr>
-            <w:tcW w:type="dxa" w:w="1008"/>
-          </w:tcPr>
-          <w:p>
-            <w:pPr>
-              <w:spacing w:after="0"/>
-            </w:pPr>
-            <w:r>
-              <w:rPr>
-                <w:rFonts w:ascii="Tahoma" w:hAnsi="Tahoma"/>
+            <w:tcW w:w="1008" w:type="dxa"/>
+          </w:tcPr>
+          <w:p>
+            <w:r>
+              <w:rPr>
                 <w:sz w:val="14"/>
               </w:rPr>
               <w:t>1/Round</w:t>
@@ -9600,15 +9429,11 @@
         </w:tc>
         <w:tc>
           <w:tcPr>
-            <w:tcW w:type="dxa" w:w="2894"/>
-          </w:tcPr>
-          <w:p>
-            <w:pPr>
-              <w:spacing w:after="0"/>
-            </w:pPr>
-            <w:r>
-              <w:rPr>
-                <w:rFonts w:ascii="Tahoma" w:hAnsi="Tahoma"/>
+            <w:tcW w:w="2894" w:type="dxa"/>
+          </w:tcPr>
+          <w:p>
+            <w:r>
+              <w:rPr>
                 <w:sz w:val="14"/>
               </w:rPr>
               <w:t>When an attack hits you, use a Reaction and 1 AP to reduce its damage by 3. Once per round.</w:t>
@@ -9617,17 +9442,16 @@
         </w:tc>
       </w:tr>
       <w:tr>
-        <w:tc>
-          <w:tcPr>
-            <w:tcW w:type="dxa" w:w="1469"/>
-          </w:tcPr>
-          <w:p>
-            <w:pPr>
-              <w:spacing w:after="0"/>
-            </w:pPr>
-            <w:r>
-              <w:rPr>
-                <w:rFonts w:ascii="Tahoma" w:hAnsi="Tahoma"/>
+        <w:trPr>
+          <w:jc w:val="center"/>
+        </w:trPr>
+        <w:tc>
+          <w:tcPr>
+            <w:tcW w:w="1469" w:type="dxa"/>
+          </w:tcPr>
+          <w:p>
+            <w:r>
+              <w:rPr>
                 <w:sz w:val="14"/>
               </w:rPr>
               <w:t>Bulwark Stance</w:t>
@@ -9636,15 +9460,11 @@
         </w:tc>
         <w:tc>
           <w:tcPr>
-            <w:tcW w:type="dxa" w:w="1469"/>
-          </w:tcPr>
-          <w:p>
-            <w:pPr>
-              <w:spacing w:after="0"/>
-            </w:pPr>
-            <w:r>
-              <w:rPr>
-                <w:rFonts w:ascii="Tahoma" w:hAnsi="Tahoma"/>
+            <w:tcW w:w="1469" w:type="dxa"/>
+          </w:tcPr>
+          <w:p>
+            <w:r>
+              <w:rPr>
                 <w:sz w:val="14"/>
               </w:rPr>
               <w:t>warrior, stance</w:t>
@@ -9653,15 +9473,11 @@
         </w:tc>
         <w:tc>
           <w:tcPr>
-            <w:tcW w:type="dxa" w:w="1224"/>
-          </w:tcPr>
-          <w:p>
-            <w:pPr>
-              <w:spacing w:after="0"/>
-            </w:pPr>
-            <w:r>
-              <w:rPr>
-                <w:rFonts w:ascii="Tahoma" w:hAnsi="Tahoma"/>
+            <w:tcW w:w="1224" w:type="dxa"/>
+          </w:tcPr>
+          <w:p>
+            <w:r>
+              <w:rPr>
                 <w:sz w:val="14"/>
               </w:rPr>
               <w:t>Stance</w:t>
@@ -9670,15 +9486,11 @@
         </w:tc>
         <w:tc>
           <w:tcPr>
-            <w:tcW w:type="dxa" w:w="576"/>
-          </w:tcPr>
-          <w:p>
-            <w:pPr>
-              <w:spacing w:after="0"/>
-            </w:pPr>
-            <w:r>
-              <w:rPr>
-                <w:rFonts w:ascii="Tahoma" w:hAnsi="Tahoma"/>
+            <w:tcW w:w="576" w:type="dxa"/>
+          </w:tcPr>
+          <w:p>
+            <w:r>
+              <w:rPr>
                 <w:sz w:val="14"/>
               </w:rPr>
               <w:t>1</w:t>
@@ -9687,15 +9499,11 @@
         </w:tc>
         <w:tc>
           <w:tcPr>
-            <w:tcW w:type="dxa" w:w="1037"/>
-          </w:tcPr>
-          <w:p>
-            <w:pPr>
-              <w:spacing w:after="0"/>
-            </w:pPr>
-            <w:r>
-              <w:rPr>
-                <w:rFonts w:ascii="Tahoma" w:hAnsi="Tahoma"/>
+            <w:tcW w:w="1037" w:type="dxa"/>
+          </w:tcPr>
+          <w:p>
+            <w:r>
+              <w:rPr>
                 <w:sz w:val="14"/>
               </w:rPr>
               <w:t>AP 1</w:t>
@@ -9704,15 +9512,11 @@
         </w:tc>
         <w:tc>
           <w:tcPr>
-            <w:tcW w:type="dxa" w:w="893"/>
-          </w:tcPr>
-          <w:p>
-            <w:pPr>
-              <w:spacing w:after="0"/>
-            </w:pPr>
-            <w:r>
-              <w:rPr>
-                <w:rFonts w:ascii="Tahoma" w:hAnsi="Tahoma"/>
+            <w:tcW w:w="893" w:type="dxa"/>
+          </w:tcPr>
+          <w:p>
+            <w:r>
+              <w:rPr>
                 <w:sz w:val="14"/>
               </w:rPr>
               <w:t>ตัวเอง</w:t>
@@ -9721,15 +9525,11 @@
         </w:tc>
         <w:tc>
           <w:tcPr>
-            <w:tcW w:type="dxa" w:w="1008"/>
-          </w:tcPr>
-          <w:p>
-            <w:pPr>
-              <w:spacing w:after="0"/>
-            </w:pPr>
-            <w:r>
-              <w:rPr>
-                <w:rFonts w:ascii="Tahoma" w:hAnsi="Tahoma"/>
+            <w:tcW w:w="1008" w:type="dxa"/>
+          </w:tcPr>
+          <w:p>
+            <w:r>
+              <w:rPr>
                 <w:sz w:val="14"/>
               </w:rPr>
               <w:t>—</w:t>
@@ -9738,15 +9538,11 @@
         </w:tc>
         <w:tc>
           <w:tcPr>
-            <w:tcW w:type="dxa" w:w="2894"/>
-          </w:tcPr>
-          <w:p>
-            <w:pPr>
-              <w:spacing w:after="0"/>
-            </w:pPr>
-            <w:r>
-              <w:rPr>
-                <w:rFonts w:ascii="Tahoma" w:hAnsi="Tahoma"/>
+            <w:tcW w:w="2894" w:type="dxa"/>
+          </w:tcPr>
+          <w:p>
+            <w:r>
+              <w:rPr>
                 <w:sz w:val="14"/>
               </w:rPr>
               <w:t>ใช้ 1 AP เข้าสู่ Bulwark Stance ได้ Defense +1 และใช้ท่าสายป้องกัน การเปลี่ยนท่ายืนจะแทนที่ท่าเดิม</w:t>
@@ -9755,17 +9551,16 @@
         </w:tc>
       </w:tr>
       <w:tr>
-        <w:tc>
-          <w:tcPr>
-            <w:tcW w:type="dxa" w:w="1469"/>
-          </w:tcPr>
-          <w:p>
-            <w:pPr>
-              <w:spacing w:after="0"/>
-            </w:pPr>
-            <w:r>
-              <w:rPr>
-                <w:rFonts w:ascii="Tahoma" w:hAnsi="Tahoma"/>
+        <w:trPr>
+          <w:jc w:val="center"/>
+        </w:trPr>
+        <w:tc>
+          <w:tcPr>
+            <w:tcW w:w="1469" w:type="dxa"/>
+          </w:tcPr>
+          <w:p>
+            <w:r>
+              <w:rPr>
                 <w:sz w:val="14"/>
               </w:rPr>
               <w:t>Counterattack</w:t>
@@ -9774,15 +9569,11 @@
         </w:tc>
         <w:tc>
           <w:tcPr>
-            <w:tcW w:type="dxa" w:w="1469"/>
-          </w:tcPr>
-          <w:p>
-            <w:pPr>
-              <w:spacing w:after="0"/>
-            </w:pPr>
-            <w:r>
-              <w:rPr>
-                <w:rFonts w:ascii="Tahoma" w:hAnsi="Tahoma"/>
+            <w:tcW w:w="1469" w:type="dxa"/>
+          </w:tcPr>
+          <w:p>
+            <w:r>
+              <w:rPr>
                 <w:sz w:val="14"/>
               </w:rPr>
               <w:t>reactive, warrior</w:t>
@@ -9791,15 +9582,11 @@
         </w:tc>
         <w:tc>
           <w:tcPr>
-            <w:tcW w:type="dxa" w:w="1224"/>
-          </w:tcPr>
-          <w:p>
-            <w:pPr>
-              <w:spacing w:after="0"/>
-            </w:pPr>
-            <w:r>
-              <w:rPr>
-                <w:rFonts w:ascii="Tahoma" w:hAnsi="Tahoma"/>
+            <w:tcW w:w="1224" w:type="dxa"/>
+          </w:tcPr>
+          <w:p>
+            <w:r>
+              <w:rPr>
                 <w:sz w:val="14"/>
               </w:rPr>
               <w:t>Reaction</w:t>
@@ -9808,15 +9595,11 @@
         </w:tc>
         <w:tc>
           <w:tcPr>
-            <w:tcW w:type="dxa" w:w="576"/>
-          </w:tcPr>
-          <w:p>
-            <w:pPr>
-              <w:spacing w:after="0"/>
-            </w:pPr>
-            <w:r>
-              <w:rPr>
-                <w:rFonts w:ascii="Tahoma" w:hAnsi="Tahoma"/>
+            <w:tcW w:w="576" w:type="dxa"/>
+          </w:tcPr>
+          <w:p>
+            <w:r>
+              <w:rPr>
                 <w:sz w:val="14"/>
               </w:rPr>
               <w:t>0</w:t>
@@ -9825,15 +9608,11 @@
         </w:tc>
         <w:tc>
           <w:tcPr>
-            <w:tcW w:type="dxa" w:w="1037"/>
-          </w:tcPr>
-          <w:p>
-            <w:pPr>
-              <w:spacing w:after="0"/>
-            </w:pPr>
-            <w:r>
-              <w:rPr>
-                <w:rFonts w:ascii="Tahoma" w:hAnsi="Tahoma"/>
+            <w:tcW w:w="1037" w:type="dxa"/>
+          </w:tcPr>
+          <w:p>
+            <w:r>
+              <w:rPr>
                 <w:sz w:val="14"/>
               </w:rPr>
               <w:t>Reaction + AP 1</w:t>
@@ -9842,15 +9621,11 @@
         </w:tc>
         <w:tc>
           <w:tcPr>
-            <w:tcW w:type="dxa" w:w="893"/>
-          </w:tcPr>
-          <w:p>
-            <w:pPr>
-              <w:spacing w:after="0"/>
-            </w:pPr>
-            <w:r>
-              <w:rPr>
-                <w:rFonts w:ascii="Tahoma" w:hAnsi="Tahoma"/>
+            <w:tcW w:w="893" w:type="dxa"/>
+          </w:tcPr>
+          <w:p>
+            <w:r>
+              <w:rPr>
                 <w:sz w:val="14"/>
               </w:rPr>
               <w:t>ตาม Trigger</w:t>
@@ -9859,15 +9634,11 @@
         </w:tc>
         <w:tc>
           <w:tcPr>
-            <w:tcW w:type="dxa" w:w="1008"/>
-          </w:tcPr>
-          <w:p>
-            <w:pPr>
-              <w:spacing w:after="0"/>
-            </w:pPr>
-            <w:r>
-              <w:rPr>
-                <w:rFonts w:ascii="Tahoma" w:hAnsi="Tahoma"/>
+            <w:tcW w:w="1008" w:type="dxa"/>
+          </w:tcPr>
+          <w:p>
+            <w:r>
+              <w:rPr>
                 <w:sz w:val="14"/>
               </w:rPr>
               <w:t>—</w:t>
@@ -9876,15 +9647,11 @@
         </w:tc>
         <w:tc>
           <w:tcPr>
-            <w:tcW w:type="dxa" w:w="2894"/>
-          </w:tcPr>
-          <w:p>
-            <w:pPr>
-              <w:spacing w:after="0"/>
-            </w:pPr>
-            <w:r>
-              <w:rPr>
-                <w:rFonts w:ascii="Tahoma" w:hAnsi="Tahoma"/>
+            <w:tcW w:w="2894" w:type="dxa"/>
+          </w:tcPr>
+          <w:p>
+            <w:r>
+              <w:rPr>
                 <w:sz w:val="14"/>
               </w:rPr>
               <w:t>เมื่อศัตรูโจมตีประชิดพลาด ใช้ Reaction และ 1 AP เพื่อโจมตีสวนด้วยอาวุธประชิดที่ถืออยู่</w:t>
@@ -9893,17 +9660,16 @@
         </w:tc>
       </w:tr>
       <w:tr>
-        <w:tc>
-          <w:tcPr>
-            <w:tcW w:type="dxa" w:w="1469"/>
-          </w:tcPr>
-          <w:p>
-            <w:pPr>
-              <w:spacing w:after="0"/>
-            </w:pPr>
-            <w:r>
-              <w:rPr>
-                <w:rFonts w:ascii="Tahoma" w:hAnsi="Tahoma"/>
+        <w:trPr>
+          <w:jc w:val="center"/>
+        </w:trPr>
+        <w:tc>
+          <w:tcPr>
+            <w:tcW w:w="1469" w:type="dxa"/>
+          </w:tcPr>
+          <w:p>
+            <w:r>
+              <w:rPr>
                 <w:sz w:val="14"/>
               </w:rPr>
               <w:t>Duel's End</w:t>
@@ -9912,15 +9678,11 @@
         </w:tc>
         <w:tc>
           <w:tcPr>
-            <w:tcW w:type="dxa" w:w="1469"/>
-          </w:tcPr>
-          <w:p>
-            <w:pPr>
-              <w:spacing w:after="0"/>
-            </w:pPr>
-            <w:r>
-              <w:rPr>
-                <w:rFonts w:ascii="Tahoma" w:hAnsi="Tahoma"/>
+            <w:tcW w:w="1469" w:type="dxa"/>
+          </w:tcPr>
+          <w:p>
+            <w:r>
+              <w:rPr>
                 <w:sz w:val="14"/>
               </w:rPr>
               <w:t>warrior</w:t>
@@ -9929,15 +9691,11 @@
         </w:tc>
         <w:tc>
           <w:tcPr>
-            <w:tcW w:type="dxa" w:w="1224"/>
-          </w:tcPr>
-          <w:p>
-            <w:pPr>
-              <w:spacing w:after="0"/>
-            </w:pPr>
-            <w:r>
-              <w:rPr>
-                <w:rFonts w:ascii="Tahoma" w:hAnsi="Tahoma"/>
+            <w:tcW w:w="1224" w:type="dxa"/>
+          </w:tcPr>
+          <w:p>
+            <w:r>
+              <w:rPr>
                 <w:sz w:val="14"/>
               </w:rPr>
               <w:t>Active Ability</w:t>
@@ -9946,15 +9704,11 @@
         </w:tc>
         <w:tc>
           <w:tcPr>
-            <w:tcW w:type="dxa" w:w="576"/>
-          </w:tcPr>
-          <w:p>
-            <w:pPr>
-              <w:spacing w:after="0"/>
-            </w:pPr>
-            <w:r>
-              <w:rPr>
-                <w:rFonts w:ascii="Tahoma" w:hAnsi="Tahoma"/>
+            <w:tcW w:w="576" w:type="dxa"/>
+          </w:tcPr>
+          <w:p>
+            <w:r>
+              <w:rPr>
                 <w:sz w:val="14"/>
               </w:rPr>
               <w:t>3</w:t>
@@ -9963,15 +9717,11 @@
         </w:tc>
         <w:tc>
           <w:tcPr>
-            <w:tcW w:type="dxa" w:w="1037"/>
-          </w:tcPr>
-          <w:p>
-            <w:pPr>
-              <w:spacing w:after="0"/>
-            </w:pPr>
-            <w:r>
-              <w:rPr>
-                <w:rFonts w:ascii="Tahoma" w:hAnsi="Tahoma"/>
+            <w:tcW w:w="1037" w:type="dxa"/>
+          </w:tcPr>
+          <w:p>
+            <w:r>
+              <w:rPr>
                 <w:sz w:val="14"/>
               </w:rPr>
               <w:t>AP 2</w:t>
@@ -9980,15 +9730,11 @@
         </w:tc>
         <w:tc>
           <w:tcPr>
-            <w:tcW w:type="dxa" w:w="893"/>
-          </w:tcPr>
-          <w:p>
-            <w:pPr>
-              <w:spacing w:after="0"/>
-            </w:pPr>
-            <w:r>
-              <w:rPr>
-                <w:rFonts w:ascii="Tahoma" w:hAnsi="Tahoma"/>
+            <w:tcW w:w="893" w:type="dxa"/>
+          </w:tcPr>
+          <w:p>
+            <w:r>
+              <w:rPr>
                 <w:sz w:val="14"/>
               </w:rPr>
               <w:t>ศัตรู</w:t>
@@ -9997,15 +9743,11 @@
         </w:tc>
         <w:tc>
           <w:tcPr>
-            <w:tcW w:type="dxa" w:w="1008"/>
-          </w:tcPr>
-          <w:p>
-            <w:pPr>
-              <w:spacing w:after="0"/>
-            </w:pPr>
-            <w:r>
-              <w:rPr>
-                <w:rFonts w:ascii="Tahoma" w:hAnsi="Tahoma"/>
+            <w:tcW w:w="1008" w:type="dxa"/>
+          </w:tcPr>
+          <w:p>
+            <w:r>
+              <w:rPr>
                 <w:sz w:val="14"/>
               </w:rPr>
               <w:t>CD 2</w:t>
@@ -10014,15 +9756,11 @@
         </w:tc>
         <w:tc>
           <w:tcPr>
-            <w:tcW w:type="dxa" w:w="2894"/>
-          </w:tcPr>
-          <w:p>
-            <w:pPr>
-              <w:spacing w:after="0"/>
-            </w:pPr>
-            <w:r>
-              <w:rPr>
-                <w:rFonts w:ascii="Tahoma" w:hAnsi="Tahoma"/>
+            <w:tcW w:w="2894" w:type="dxa"/>
+          </w:tcPr>
+          <w:p>
+            <w:r>
+              <w:rPr>
                 <w:sz w:val="14"/>
               </w:rPr>
               <w:t>ขณะอยู่ใน Duelist Stance ใช้ 2 AP โจมตีประชิด หากเป้าหมายมี HP ไม่เกินครึ่ง เพิ่มความเสียหาย +4 คูลดาวน์ 2 เทิร์น</w:t>
@@ -10031,17 +9769,16 @@
         </w:tc>
       </w:tr>
       <w:tr>
-        <w:tc>
-          <w:tcPr>
-            <w:tcW w:type="dxa" w:w="1469"/>
-          </w:tcPr>
-          <w:p>
-            <w:pPr>
-              <w:spacing w:after="0"/>
-            </w:pPr>
-            <w:r>
-              <w:rPr>
-                <w:rFonts w:ascii="Tahoma" w:hAnsi="Tahoma"/>
+        <w:trPr>
+          <w:jc w:val="center"/>
+        </w:trPr>
+        <w:tc>
+          <w:tcPr>
+            <w:tcW w:w="1469" w:type="dxa"/>
+          </w:tcPr>
+          <w:p>
+            <w:r>
+              <w:rPr>
                 <w:sz w:val="14"/>
               </w:rPr>
               <w:t>Duelist Stance</w:t>
@@ -10050,15 +9787,11 @@
         </w:tc>
         <w:tc>
           <w:tcPr>
-            <w:tcW w:type="dxa" w:w="1469"/>
-          </w:tcPr>
-          <w:p>
-            <w:pPr>
-              <w:spacing w:after="0"/>
-            </w:pPr>
-            <w:r>
-              <w:rPr>
-                <w:rFonts w:ascii="Tahoma" w:hAnsi="Tahoma"/>
+            <w:tcW w:w="1469" w:type="dxa"/>
+          </w:tcPr>
+          <w:p>
+            <w:r>
+              <w:rPr>
                 <w:sz w:val="14"/>
               </w:rPr>
               <w:t>warrior, stance</w:t>
@@ -10067,15 +9800,11 @@
         </w:tc>
         <w:tc>
           <w:tcPr>
-            <w:tcW w:type="dxa" w:w="1224"/>
-          </w:tcPr>
-          <w:p>
-            <w:pPr>
-              <w:spacing w:after="0"/>
-            </w:pPr>
-            <w:r>
-              <w:rPr>
-                <w:rFonts w:ascii="Tahoma" w:hAnsi="Tahoma"/>
+            <w:tcW w:w="1224" w:type="dxa"/>
+          </w:tcPr>
+          <w:p>
+            <w:r>
+              <w:rPr>
                 <w:sz w:val="14"/>
               </w:rPr>
               <w:t>Stance</w:t>
@@ -10084,15 +9813,11 @@
         </w:tc>
         <w:tc>
           <w:tcPr>
-            <w:tcW w:type="dxa" w:w="576"/>
-          </w:tcPr>
-          <w:p>
-            <w:pPr>
-              <w:spacing w:after="0"/>
-            </w:pPr>
-            <w:r>
-              <w:rPr>
-                <w:rFonts w:ascii="Tahoma" w:hAnsi="Tahoma"/>
+            <w:tcW w:w="576" w:type="dxa"/>
+          </w:tcPr>
+          <w:p>
+            <w:r>
+              <w:rPr>
                 <w:sz w:val="14"/>
               </w:rPr>
               <w:t>1</w:t>
@@ -10101,15 +9826,11 @@
         </w:tc>
         <w:tc>
           <w:tcPr>
-            <w:tcW w:type="dxa" w:w="1037"/>
-          </w:tcPr>
-          <w:p>
-            <w:pPr>
-              <w:spacing w:after="0"/>
-            </w:pPr>
-            <w:r>
-              <w:rPr>
-                <w:rFonts w:ascii="Tahoma" w:hAnsi="Tahoma"/>
+            <w:tcW w:w="1037" w:type="dxa"/>
+          </w:tcPr>
+          <w:p>
+            <w:r>
+              <w:rPr>
                 <w:sz w:val="14"/>
               </w:rPr>
               <w:t>AP 1</w:t>
@@ -10118,15 +9839,11 @@
         </w:tc>
         <w:tc>
           <w:tcPr>
-            <w:tcW w:type="dxa" w:w="893"/>
-          </w:tcPr>
-          <w:p>
-            <w:pPr>
-              <w:spacing w:after="0"/>
-            </w:pPr>
-            <w:r>
-              <w:rPr>
-                <w:rFonts w:ascii="Tahoma" w:hAnsi="Tahoma"/>
+            <w:tcW w:w="893" w:type="dxa"/>
+          </w:tcPr>
+          <w:p>
+            <w:r>
+              <w:rPr>
                 <w:sz w:val="14"/>
               </w:rPr>
               <w:t>ตัวเอง</w:t>
@@ -10135,15 +9852,11 @@
         </w:tc>
         <w:tc>
           <w:tcPr>
-            <w:tcW w:type="dxa" w:w="1008"/>
-          </w:tcPr>
-          <w:p>
-            <w:pPr>
-              <w:spacing w:after="0"/>
-            </w:pPr>
-            <w:r>
-              <w:rPr>
-                <w:rFonts w:ascii="Tahoma" w:hAnsi="Tahoma"/>
+            <w:tcW w:w="1008" w:type="dxa"/>
+          </w:tcPr>
+          <w:p>
+            <w:r>
+              <w:rPr>
                 <w:sz w:val="14"/>
               </w:rPr>
               <w:t>—</w:t>
@@ -10152,15 +9865,11 @@
         </w:tc>
         <w:tc>
           <w:tcPr>
-            <w:tcW w:type="dxa" w:w="2894"/>
-          </w:tcPr>
-          <w:p>
-            <w:pPr>
-              <w:spacing w:after="0"/>
-            </w:pPr>
-            <w:r>
-              <w:rPr>
-                <w:rFonts w:ascii="Tahoma" w:hAnsi="Tahoma"/>
+            <w:tcW w:w="2894" w:type="dxa"/>
+          </w:tcPr>
+          <w:p>
+            <w:r>
+              <w:rPr>
                 <w:sz w:val="14"/>
               </w:rPr>
               <w:t>ใช้ 1 AP เข้าสู่ Duelist Stance ได้ความเร็วเพิ่ม 5 ฟุต และใช้ท่าสายนักดวล การเปลี่ยนท่ายืนจะแทนที่ท่าเดิม</w:t>
@@ -10169,17 +9878,16 @@
         </w:tc>
       </w:tr>
       <w:tr>
-        <w:tc>
-          <w:tcPr>
-            <w:tcW w:type="dxa" w:w="1469"/>
-          </w:tcPr>
-          <w:p>
-            <w:pPr>
-              <w:spacing w:after="0"/>
-            </w:pPr>
-            <w:r>
-              <w:rPr>
-                <w:rFonts w:ascii="Tahoma" w:hAnsi="Tahoma"/>
+        <w:trPr>
+          <w:jc w:val="center"/>
+        </w:trPr>
+        <w:tc>
+          <w:tcPr>
+            <w:tcW w:w="1469" w:type="dxa"/>
+          </w:tcPr>
+          <w:p>
+            <w:r>
+              <w:rPr>
                 <w:sz w:val="14"/>
               </w:rPr>
               <w:t>Evasive Step</w:t>
@@ -10188,15 +9896,11 @@
         </w:tc>
         <w:tc>
           <w:tcPr>
-            <w:tcW w:type="dxa" w:w="1469"/>
-          </w:tcPr>
-          <w:p>
-            <w:pPr>
-              <w:spacing w:after="0"/>
-            </w:pPr>
-            <w:r>
-              <w:rPr>
-                <w:rFonts w:ascii="Tahoma" w:hAnsi="Tahoma"/>
+            <w:tcW w:w="1469" w:type="dxa"/>
+          </w:tcPr>
+          <w:p>
+            <w:r>
+              <w:rPr>
                 <w:sz w:val="14"/>
               </w:rPr>
               <w:t>warrior, passive</w:t>
@@ -10205,15 +9909,11 @@
         </w:tc>
         <w:tc>
           <w:tcPr>
-            <w:tcW w:type="dxa" w:w="1224"/>
-          </w:tcPr>
-          <w:p>
-            <w:pPr>
-              <w:spacing w:after="0"/>
-            </w:pPr>
-            <w:r>
-              <w:rPr>
-                <w:rFonts w:ascii="Tahoma" w:hAnsi="Tahoma"/>
+            <w:tcW w:w="1224" w:type="dxa"/>
+          </w:tcPr>
+          <w:p>
+            <w:r>
+              <w:rPr>
                 <w:sz w:val="14"/>
               </w:rPr>
               <w:t>Passive / Feature</w:t>
@@ -10222,15 +9922,11 @@
         </w:tc>
         <w:tc>
           <w:tcPr>
-            <w:tcW w:type="dxa" w:w="576"/>
-          </w:tcPr>
-          <w:p>
-            <w:pPr>
-              <w:spacing w:after="0"/>
-            </w:pPr>
-            <w:r>
-              <w:rPr>
-                <w:rFonts w:ascii="Tahoma" w:hAnsi="Tahoma"/>
+            <w:tcW w:w="576" w:type="dxa"/>
+          </w:tcPr>
+          <w:p>
+            <w:r>
+              <w:rPr>
                 <w:sz w:val="14"/>
               </w:rPr>
               <w:t>1</w:t>
@@ -10239,15 +9935,11 @@
         </w:tc>
         <w:tc>
           <w:tcPr>
-            <w:tcW w:type="dxa" w:w="1037"/>
-          </w:tcPr>
-          <w:p>
-            <w:pPr>
-              <w:spacing w:after="0"/>
-            </w:pPr>
-            <w:r>
-              <w:rPr>
-                <w:rFonts w:ascii="Tahoma" w:hAnsi="Tahoma"/>
+            <w:tcW w:w="1037" w:type="dxa"/>
+          </w:tcPr>
+          <w:p>
+            <w:r>
+              <w:rPr>
                 <w:sz w:val="14"/>
               </w:rPr>
               <w:t>AP 0</w:t>
@@ -10256,15 +9948,11 @@
         </w:tc>
         <w:tc>
           <w:tcPr>
-            <w:tcW w:type="dxa" w:w="893"/>
-          </w:tcPr>
-          <w:p>
-            <w:pPr>
-              <w:spacing w:after="0"/>
-            </w:pPr>
-            <w:r>
-              <w:rPr>
-                <w:rFonts w:ascii="Tahoma" w:hAnsi="Tahoma"/>
+            <w:tcW w:w="893" w:type="dxa"/>
+          </w:tcPr>
+          <w:p>
+            <w:r>
+              <w:rPr>
                 <w:sz w:val="14"/>
               </w:rPr>
               <w:t>ตัวเอง</w:t>
@@ -10273,15 +9961,11 @@
         </w:tc>
         <w:tc>
           <w:tcPr>
-            <w:tcW w:type="dxa" w:w="1008"/>
-          </w:tcPr>
-          <w:p>
-            <w:pPr>
-              <w:spacing w:after="0"/>
-            </w:pPr>
-            <w:r>
-              <w:rPr>
-                <w:rFonts w:ascii="Tahoma" w:hAnsi="Tahoma"/>
+            <w:tcW w:w="1008" w:type="dxa"/>
+          </w:tcPr>
+          <w:p>
+            <w:r>
+              <w:rPr>
                 <w:sz w:val="14"/>
               </w:rPr>
               <w:t>—</w:t>
@@ -10290,15 +9974,11 @@
         </w:tc>
         <w:tc>
           <w:tcPr>
-            <w:tcW w:type="dxa" w:w="2894"/>
-          </w:tcPr>
-          <w:p>
-            <w:pPr>
-              <w:spacing w:after="0"/>
-            </w:pPr>
-            <w:r>
-              <w:rPr>
-                <w:rFonts w:ascii="Tahoma" w:hAnsi="Tahoma"/>
+            <w:tcW w:w="2894" w:type="dxa"/>
+          </w:tcPr>
+          <w:p>
+            <w:r>
+              <w:rPr>
                 <w:sz w:val="14"/>
               </w:rPr>
               <w:t>ขณะอยู่ใน Duelist Stance เมื่อศัตรูโจมตีประชิดพลาด ใช้ Reaction เคลื่อนที่ได้สูงสุด 10 ฟุต</w:t>
@@ -10307,17 +9987,16 @@
         </w:tc>
       </w:tr>
       <w:tr>
-        <w:tc>
-          <w:tcPr>
-            <w:tcW w:type="dxa" w:w="1469"/>
-          </w:tcPr>
-          <w:p>
-            <w:pPr>
-              <w:spacing w:after="0"/>
-            </w:pPr>
-            <w:r>
-              <w:rPr>
-                <w:rFonts w:ascii="Tahoma" w:hAnsi="Tahoma"/>
+        <w:trPr>
+          <w:jc w:val="center"/>
+        </w:trPr>
+        <w:tc>
+          <w:tcPr>
+            <w:tcW w:w="1469" w:type="dxa"/>
+          </w:tcPr>
+          <w:p>
+            <w:r>
+              <w:rPr>
                 <w:sz w:val="14"/>
               </w:rPr>
               <w:t>Guarded Parry</w:t>
@@ -10326,15 +10005,11 @@
         </w:tc>
         <w:tc>
           <w:tcPr>
-            <w:tcW w:type="dxa" w:w="1469"/>
-          </w:tcPr>
-          <w:p>
-            <w:pPr>
-              <w:spacing w:after="0"/>
-            </w:pPr>
-            <w:r>
-              <w:rPr>
-                <w:rFonts w:ascii="Tahoma" w:hAnsi="Tahoma"/>
+            <w:tcW w:w="1469" w:type="dxa"/>
+          </w:tcPr>
+          <w:p>
+            <w:r>
+              <w:rPr>
                 <w:sz w:val="14"/>
               </w:rPr>
               <w:t>reactive, warrior</w:t>
@@ -10343,15 +10018,11 @@
         </w:tc>
         <w:tc>
           <w:tcPr>
-            <w:tcW w:type="dxa" w:w="1224"/>
-          </w:tcPr>
-          <w:p>
-            <w:pPr>
-              <w:spacing w:after="0"/>
-            </w:pPr>
-            <w:r>
-              <w:rPr>
-                <w:rFonts w:ascii="Tahoma" w:hAnsi="Tahoma"/>
+            <w:tcW w:w="1224" w:type="dxa"/>
+          </w:tcPr>
+          <w:p>
+            <w:r>
+              <w:rPr>
                 <w:sz w:val="14"/>
               </w:rPr>
               <w:t>Reaction</w:t>
@@ -10360,15 +10031,11 @@
         </w:tc>
         <w:tc>
           <w:tcPr>
-            <w:tcW w:type="dxa" w:w="576"/>
-          </w:tcPr>
-          <w:p>
-            <w:pPr>
-              <w:spacing w:after="0"/>
-            </w:pPr>
-            <w:r>
-              <w:rPr>
-                <w:rFonts w:ascii="Tahoma" w:hAnsi="Tahoma"/>
+            <w:tcW w:w="576" w:type="dxa"/>
+          </w:tcPr>
+          <w:p>
+            <w:r>
+              <w:rPr>
                 <w:sz w:val="14"/>
               </w:rPr>
               <w:t>1</w:t>
@@ -10377,15 +10044,11 @@
         </w:tc>
         <w:tc>
           <w:tcPr>
-            <w:tcW w:type="dxa" w:w="1037"/>
-          </w:tcPr>
-          <w:p>
-            <w:pPr>
-              <w:spacing w:after="0"/>
-            </w:pPr>
-            <w:r>
-              <w:rPr>
-                <w:rFonts w:ascii="Tahoma" w:hAnsi="Tahoma"/>
+            <w:tcW w:w="1037" w:type="dxa"/>
+          </w:tcPr>
+          <w:p>
+            <w:r>
+              <w:rPr>
                 <w:sz w:val="14"/>
               </w:rPr>
               <w:t>Reaction + AP 1</w:t>
@@ -10394,15 +10057,11 @@
         </w:tc>
         <w:tc>
           <w:tcPr>
-            <w:tcW w:type="dxa" w:w="893"/>
-          </w:tcPr>
-          <w:p>
-            <w:pPr>
-              <w:spacing w:after="0"/>
-            </w:pPr>
-            <w:r>
-              <w:rPr>
-                <w:rFonts w:ascii="Tahoma" w:hAnsi="Tahoma"/>
+            <w:tcW w:w="893" w:type="dxa"/>
+          </w:tcPr>
+          <w:p>
+            <w:r>
+              <w:rPr>
                 <w:sz w:val="14"/>
               </w:rPr>
               <w:t>ตาม Trigger</w:t>
@@ -10411,15 +10070,11 @@
         </w:tc>
         <w:tc>
           <w:tcPr>
-            <w:tcW w:type="dxa" w:w="1008"/>
-          </w:tcPr>
-          <w:p>
-            <w:pPr>
-              <w:spacing w:after="0"/>
-            </w:pPr>
-            <w:r>
-              <w:rPr>
-                <w:rFonts w:ascii="Tahoma" w:hAnsi="Tahoma"/>
+            <w:tcW w:w="1008" w:type="dxa"/>
+          </w:tcPr>
+          <w:p>
+            <w:r>
+              <w:rPr>
                 <w:sz w:val="14"/>
               </w:rPr>
               <w:t>1/Round</w:t>
@@ -10428,15 +10083,11 @@
         </w:tc>
         <w:tc>
           <w:tcPr>
-            <w:tcW w:type="dxa" w:w="2894"/>
-          </w:tcPr>
-          <w:p>
-            <w:pPr>
-              <w:spacing w:after="0"/>
-            </w:pPr>
-            <w:r>
-              <w:rPr>
-                <w:rFonts w:ascii="Tahoma" w:hAnsi="Tahoma"/>
+            <w:tcW w:w="2894" w:type="dxa"/>
+          </w:tcPr>
+          <w:p>
+            <w:r>
+              <w:rPr>
                 <w:sz w:val="14"/>
               </w:rPr>
               <w:t>When a melee attack hits you, use a Reaction and 1 AP to gain Defense +2 against that attack. Once per round.</w:t>
@@ -10445,17 +10096,16 @@
         </w:tc>
       </w:tr>
       <w:tr>
-        <w:tc>
-          <w:tcPr>
-            <w:tcW w:type="dxa" w:w="1469"/>
-          </w:tcPr>
-          <w:p>
-            <w:pPr>
-              <w:spacing w:after="0"/>
-            </w:pPr>
-            <w:r>
-              <w:rPr>
-                <w:rFonts w:ascii="Tahoma" w:hAnsi="Tahoma"/>
+        <w:trPr>
+          <w:jc w:val="center"/>
+        </w:trPr>
+        <w:tc>
+          <w:tcPr>
+            <w:tcW w:w="1469" w:type="dxa"/>
+          </w:tcPr>
+          <w:p>
+            <w:r>
+              <w:rPr>
                 <w:sz w:val="14"/>
               </w:rPr>
               <w:t>Hold the Line</w:t>
@@ -10464,15 +10114,11 @@
         </w:tc>
         <w:tc>
           <w:tcPr>
-            <w:tcW w:type="dxa" w:w="1469"/>
-          </w:tcPr>
-          <w:p>
-            <w:pPr>
-              <w:spacing w:after="0"/>
-            </w:pPr>
-            <w:r>
-              <w:rPr>
-                <w:rFonts w:ascii="Tahoma" w:hAnsi="Tahoma"/>
+            <w:tcW w:w="1469" w:type="dxa"/>
+          </w:tcPr>
+          <w:p>
+            <w:r>
+              <w:rPr>
                 <w:sz w:val="14"/>
               </w:rPr>
               <w:t>warrior</w:t>
@@ -10481,15 +10127,11 @@
         </w:tc>
         <w:tc>
           <w:tcPr>
-            <w:tcW w:type="dxa" w:w="1224"/>
-          </w:tcPr>
-          <w:p>
-            <w:pPr>
-              <w:spacing w:after="0"/>
-            </w:pPr>
-            <w:r>
-              <w:rPr>
-                <w:rFonts w:ascii="Tahoma" w:hAnsi="Tahoma"/>
+            <w:tcW w:w="1224" w:type="dxa"/>
+          </w:tcPr>
+          <w:p>
+            <w:r>
+              <w:rPr>
                 <w:sz w:val="14"/>
               </w:rPr>
               <w:t>Active Ability</w:t>
@@ -10498,15 +10140,11 @@
         </w:tc>
         <w:tc>
           <w:tcPr>
-            <w:tcW w:type="dxa" w:w="576"/>
-          </w:tcPr>
-          <w:p>
-            <w:pPr>
-              <w:spacing w:after="0"/>
-            </w:pPr>
-            <w:r>
-              <w:rPr>
-                <w:rFonts w:ascii="Tahoma" w:hAnsi="Tahoma"/>
+            <w:tcW w:w="576" w:type="dxa"/>
+          </w:tcPr>
+          <w:p>
+            <w:r>
+              <w:rPr>
                 <w:sz w:val="14"/>
               </w:rPr>
               <w:t>3</w:t>
@@ -10515,15 +10153,11 @@
         </w:tc>
         <w:tc>
           <w:tcPr>
-            <w:tcW w:type="dxa" w:w="1037"/>
-          </w:tcPr>
-          <w:p>
-            <w:pPr>
-              <w:spacing w:after="0"/>
-            </w:pPr>
-            <w:r>
-              <w:rPr>
-                <w:rFonts w:ascii="Tahoma" w:hAnsi="Tahoma"/>
+            <w:tcW w:w="1037" w:type="dxa"/>
+          </w:tcPr>
+          <w:p>
+            <w:r>
+              <w:rPr>
                 <w:sz w:val="14"/>
               </w:rPr>
               <w:t>AP 2</w:t>
@@ -10532,15 +10166,11 @@
         </w:tc>
         <w:tc>
           <w:tcPr>
-            <w:tcW w:type="dxa" w:w="893"/>
-          </w:tcPr>
-          <w:p>
-            <w:pPr>
-              <w:spacing w:after="0"/>
-            </w:pPr>
-            <w:r>
-              <w:rPr>
-                <w:rFonts w:ascii="Tahoma" w:hAnsi="Tahoma"/>
+            <w:tcW w:w="893" w:type="dxa"/>
+          </w:tcPr>
+          <w:p>
+            <w:r>
+              <w:rPr>
                 <w:sz w:val="14"/>
               </w:rPr>
               <w:t>ตัวเอง</w:t>
@@ -10549,15 +10179,11 @@
         </w:tc>
         <w:tc>
           <w:tcPr>
-            <w:tcW w:type="dxa" w:w="1008"/>
-          </w:tcPr>
-          <w:p>
-            <w:pPr>
-              <w:spacing w:after="0"/>
-            </w:pPr>
-            <w:r>
-              <w:rPr>
-                <w:rFonts w:ascii="Tahoma" w:hAnsi="Tahoma"/>
+            <w:tcW w:w="1008" w:type="dxa"/>
+          </w:tcPr>
+          <w:p>
+            <w:r>
+              <w:rPr>
                 <w:sz w:val="14"/>
               </w:rPr>
               <w:t>CD 3</w:t>
@@ -10566,15 +10192,11 @@
         </w:tc>
         <w:tc>
           <w:tcPr>
-            <w:tcW w:type="dxa" w:w="2894"/>
-          </w:tcPr>
-          <w:p>
-            <w:pPr>
-              <w:spacing w:after="0"/>
-            </w:pPr>
-            <w:r>
-              <w:rPr>
-                <w:rFonts w:ascii="Tahoma" w:hAnsi="Tahoma"/>
+            <w:tcW w:w="2894" w:type="dxa"/>
+          </w:tcPr>
+          <w:p>
+            <w:r>
+              <w:rPr>
                 <w:sz w:val="14"/>
               </w:rPr>
               <w:t>ขณะอยู่ใน Bulwark Stance ใช้ 2 AP ให้ตนเองและพันธมิตรในระยะ 5 ฟุตได้ Defense +2 จนถึงต้นเทิร์นถัดไป คูลดาวน์ 3 เทิร์น</w:t>
@@ -10583,17 +10205,16 @@
         </w:tc>
       </w:tr>
       <w:tr>
-        <w:tc>
-          <w:tcPr>
-            <w:tcW w:type="dxa" w:w="1469"/>
-          </w:tcPr>
-          <w:p>
-            <w:pPr>
-              <w:spacing w:after="0"/>
-            </w:pPr>
-            <w:r>
-              <w:rPr>
-                <w:rFonts w:ascii="Tahoma" w:hAnsi="Tahoma"/>
+        <w:trPr>
+          <w:jc w:val="center"/>
+        </w:trPr>
+        <w:tc>
+          <w:tcPr>
+            <w:tcW w:w="1469" w:type="dxa"/>
+          </w:tcPr>
+          <w:p>
+            <w:r>
+              <w:rPr>
                 <w:sz w:val="14"/>
               </w:rPr>
               <w:t>Interpose</w:t>
@@ -10602,15 +10223,11 @@
         </w:tc>
         <w:tc>
           <w:tcPr>
-            <w:tcW w:type="dxa" w:w="1469"/>
-          </w:tcPr>
-          <w:p>
-            <w:pPr>
-              <w:spacing w:after="0"/>
-            </w:pPr>
-            <w:r>
-              <w:rPr>
-                <w:rFonts w:ascii="Tahoma" w:hAnsi="Tahoma"/>
+            <w:tcW w:w="1469" w:type="dxa"/>
+          </w:tcPr>
+          <w:p>
+            <w:r>
+              <w:rPr>
                 <w:sz w:val="14"/>
               </w:rPr>
               <w:t>warrior, passive</w:t>
@@ -10619,15 +10236,11 @@
         </w:tc>
         <w:tc>
           <w:tcPr>
-            <w:tcW w:type="dxa" w:w="1224"/>
-          </w:tcPr>
-          <w:p>
-            <w:pPr>
-              <w:spacing w:after="0"/>
-            </w:pPr>
-            <w:r>
-              <w:rPr>
-                <w:rFonts w:ascii="Tahoma" w:hAnsi="Tahoma"/>
+            <w:tcW w:w="1224" w:type="dxa"/>
+          </w:tcPr>
+          <w:p>
+            <w:r>
+              <w:rPr>
                 <w:sz w:val="14"/>
               </w:rPr>
               <w:t>Passive / Feature</w:t>
@@ -10636,15 +10249,11 @@
         </w:tc>
         <w:tc>
           <w:tcPr>
-            <w:tcW w:type="dxa" w:w="576"/>
-          </w:tcPr>
-          <w:p>
-            <w:pPr>
-              <w:spacing w:after="0"/>
-            </w:pPr>
-            <w:r>
-              <w:rPr>
-                <w:rFonts w:ascii="Tahoma" w:hAnsi="Tahoma"/>
+            <w:tcW w:w="576" w:type="dxa"/>
+          </w:tcPr>
+          <w:p>
+            <w:r>
+              <w:rPr>
                 <w:sz w:val="14"/>
               </w:rPr>
               <w:t>2</w:t>
@@ -10653,15 +10262,11 @@
         </w:tc>
         <w:tc>
           <w:tcPr>
-            <w:tcW w:type="dxa" w:w="1037"/>
-          </w:tcPr>
-          <w:p>
-            <w:pPr>
-              <w:spacing w:after="0"/>
-            </w:pPr>
-            <w:r>
-              <w:rPr>
-                <w:rFonts w:ascii="Tahoma" w:hAnsi="Tahoma"/>
+            <w:tcW w:w="1037" w:type="dxa"/>
+          </w:tcPr>
+          <w:p>
+            <w:r>
+              <w:rPr>
                 <w:sz w:val="14"/>
               </w:rPr>
               <w:t>AP 0</w:t>
@@ -10670,15 +10275,11 @@
         </w:tc>
         <w:tc>
           <w:tcPr>
-            <w:tcW w:type="dxa" w:w="893"/>
-          </w:tcPr>
-          <w:p>
-            <w:pPr>
-              <w:spacing w:after="0"/>
-            </w:pPr>
-            <w:r>
-              <w:rPr>
-                <w:rFonts w:ascii="Tahoma" w:hAnsi="Tahoma"/>
+            <w:tcW w:w="893" w:type="dxa"/>
+          </w:tcPr>
+          <w:p>
+            <w:r>
+              <w:rPr>
                 <w:sz w:val="14"/>
               </w:rPr>
               <w:t>ตัวเอง</w:t>
@@ -10687,15 +10288,11 @@
         </w:tc>
         <w:tc>
           <w:tcPr>
-            <w:tcW w:type="dxa" w:w="1008"/>
-          </w:tcPr>
-          <w:p>
-            <w:pPr>
-              <w:spacing w:after="0"/>
-            </w:pPr>
-            <w:r>
-              <w:rPr>
-                <w:rFonts w:ascii="Tahoma" w:hAnsi="Tahoma"/>
+            <w:tcW w:w="1008" w:type="dxa"/>
+          </w:tcPr>
+          <w:p>
+            <w:r>
+              <w:rPr>
                 <w:sz w:val="14"/>
               </w:rPr>
               <w:t>—</w:t>
@@ -10704,15 +10301,11 @@
         </w:tc>
         <w:tc>
           <w:tcPr>
-            <w:tcW w:type="dxa" w:w="2894"/>
-          </w:tcPr>
-          <w:p>
-            <w:pPr>
-              <w:spacing w:after="0"/>
-            </w:pPr>
-            <w:r>
-              <w:rPr>
-                <w:rFonts w:ascii="Tahoma" w:hAnsi="Tahoma"/>
+            <w:tcW w:w="2894" w:type="dxa"/>
+          </w:tcPr>
+          <w:p>
+            <w:r>
+              <w:rPr>
                 <w:sz w:val="14"/>
               </w:rPr>
               <w:t>ขณะอยู่ใน Bulwark Stance และถือโล่ ใช้ Reaction และ 1 AP รับความเสียหายและผลจากการโจมตีแทนพันธมิตรในระยะ 5 ฟุต</w:t>
@@ -10721,17 +10314,16 @@
         </w:tc>
       </w:tr>
       <w:tr>
-        <w:tc>
-          <w:tcPr>
-            <w:tcW w:type="dxa" w:w="1469"/>
-          </w:tcPr>
-          <w:p>
-            <w:pPr>
-              <w:spacing w:after="0"/>
-            </w:pPr>
-            <w:r>
-              <w:rPr>
-                <w:rFonts w:ascii="Tahoma" w:hAnsi="Tahoma"/>
+        <w:trPr>
+          <w:jc w:val="center"/>
+        </w:trPr>
+        <w:tc>
+          <w:tcPr>
+            <w:tcW w:w="1469" w:type="dxa"/>
+          </w:tcPr>
+          <w:p>
+            <w:r>
+              <w:rPr>
                 <w:sz w:val="14"/>
               </w:rPr>
               <w:t>Measured Riposte</w:t>
@@ -10740,15 +10332,11 @@
         </w:tc>
         <w:tc>
           <w:tcPr>
-            <w:tcW w:type="dxa" w:w="1469"/>
-          </w:tcPr>
-          <w:p>
-            <w:pPr>
-              <w:spacing w:after="0"/>
-            </w:pPr>
-            <w:r>
-              <w:rPr>
-                <w:rFonts w:ascii="Tahoma" w:hAnsi="Tahoma"/>
+            <w:tcW w:w="1469" w:type="dxa"/>
+          </w:tcPr>
+          <w:p>
+            <w:r>
+              <w:rPr>
                 <w:sz w:val="14"/>
               </w:rPr>
               <w:t>warrior, passive</w:t>
@@ -10757,15 +10345,11 @@
         </w:tc>
         <w:tc>
           <w:tcPr>
-            <w:tcW w:type="dxa" w:w="1224"/>
-          </w:tcPr>
-          <w:p>
-            <w:pPr>
-              <w:spacing w:after="0"/>
-            </w:pPr>
-            <w:r>
-              <w:rPr>
-                <w:rFonts w:ascii="Tahoma" w:hAnsi="Tahoma"/>
+            <w:tcW w:w="1224" w:type="dxa"/>
+          </w:tcPr>
+          <w:p>
+            <w:r>
+              <w:rPr>
                 <w:sz w:val="14"/>
               </w:rPr>
               <w:t>Passive / Feature</w:t>
@@ -10774,15 +10358,11 @@
         </w:tc>
         <w:tc>
           <w:tcPr>
-            <w:tcW w:type="dxa" w:w="576"/>
-          </w:tcPr>
-          <w:p>
-            <w:pPr>
-              <w:spacing w:after="0"/>
-            </w:pPr>
-            <w:r>
-              <w:rPr>
-                <w:rFonts w:ascii="Tahoma" w:hAnsi="Tahoma"/>
+            <w:tcW w:w="576" w:type="dxa"/>
+          </w:tcPr>
+          <w:p>
+            <w:r>
+              <w:rPr>
                 <w:sz w:val="14"/>
               </w:rPr>
               <w:t>2</w:t>
@@ -10791,15 +10371,11 @@
         </w:tc>
         <w:tc>
           <w:tcPr>
-            <w:tcW w:type="dxa" w:w="1037"/>
-          </w:tcPr>
-          <w:p>
-            <w:pPr>
-              <w:spacing w:after="0"/>
-            </w:pPr>
-            <w:r>
-              <w:rPr>
-                <w:rFonts w:ascii="Tahoma" w:hAnsi="Tahoma"/>
+            <w:tcW w:w="1037" w:type="dxa"/>
+          </w:tcPr>
+          <w:p>
+            <w:r>
+              <w:rPr>
                 <w:sz w:val="14"/>
               </w:rPr>
               <w:t>AP 0</w:t>
@@ -10808,15 +10384,11 @@
         </w:tc>
         <w:tc>
           <w:tcPr>
-            <w:tcW w:type="dxa" w:w="893"/>
-          </w:tcPr>
-          <w:p>
-            <w:pPr>
-              <w:spacing w:after="0"/>
-            </w:pPr>
-            <w:r>
-              <w:rPr>
-                <w:rFonts w:ascii="Tahoma" w:hAnsi="Tahoma"/>
+            <w:tcW w:w="893" w:type="dxa"/>
+          </w:tcPr>
+          <w:p>
+            <w:r>
+              <w:rPr>
                 <w:sz w:val="14"/>
               </w:rPr>
               <w:t>ตัวเอง</w:t>
@@ -10825,15 +10397,11 @@
         </w:tc>
         <w:tc>
           <w:tcPr>
-            <w:tcW w:type="dxa" w:w="1008"/>
-          </w:tcPr>
-          <w:p>
-            <w:pPr>
-              <w:spacing w:after="0"/>
-            </w:pPr>
-            <w:r>
-              <w:rPr>
-                <w:rFonts w:ascii="Tahoma" w:hAnsi="Tahoma"/>
+            <w:tcW w:w="1008" w:type="dxa"/>
+          </w:tcPr>
+          <w:p>
+            <w:r>
+              <w:rPr>
                 <w:sz w:val="14"/>
               </w:rPr>
               <w:t>—</w:t>
@@ -10842,15 +10410,11 @@
         </w:tc>
         <w:tc>
           <w:tcPr>
-            <w:tcW w:type="dxa" w:w="2894"/>
-          </w:tcPr>
-          <w:p>
-            <w:pPr>
-              <w:spacing w:after="0"/>
-            </w:pPr>
-            <w:r>
-              <w:rPr>
-                <w:rFonts w:ascii="Tahoma" w:hAnsi="Tahoma"/>
+            <w:tcW w:w="2894" w:type="dxa"/>
+          </w:tcPr>
+          <w:p>
+            <w:r>
+              <w:rPr>
                 <w:sz w:val="14"/>
               </w:rPr>
               <w:t>While in Duelist Stance, gain +1 to hit with melee attacks.</w:t>
@@ -10859,17 +10423,16 @@
         </w:tc>
       </w:tr>
       <w:tr>
-        <w:tc>
-          <w:tcPr>
-            <w:tcW w:type="dxa" w:w="1469"/>
-          </w:tcPr>
-          <w:p>
-            <w:pPr>
-              <w:spacing w:after="0"/>
-            </w:pPr>
-            <w:r>
-              <w:rPr>
-                <w:rFonts w:ascii="Tahoma" w:hAnsi="Tahoma"/>
+        <w:trPr>
+          <w:jc w:val="center"/>
+        </w:trPr>
+        <w:tc>
+          <w:tcPr>
+            <w:tcW w:w="1469" w:type="dxa"/>
+          </w:tcPr>
+          <w:p>
+            <w:r>
+              <w:rPr>
                 <w:sz w:val="14"/>
               </w:rPr>
               <w:t>Opening Strike</w:t>
@@ -10878,15 +10441,11 @@
         </w:tc>
         <w:tc>
           <w:tcPr>
-            <w:tcW w:type="dxa" w:w="1469"/>
-          </w:tcPr>
-          <w:p>
-            <w:pPr>
-              <w:spacing w:after="0"/>
-            </w:pPr>
-            <w:r>
-              <w:rPr>
-                <w:rFonts w:ascii="Tahoma" w:hAnsi="Tahoma"/>
+            <w:tcW w:w="1469" w:type="dxa"/>
+          </w:tcPr>
+          <w:p>
+            <w:r>
+              <w:rPr>
                 <w:sz w:val="14"/>
               </w:rPr>
               <w:t>warrior</w:t>
@@ -10895,15 +10454,11 @@
         </w:tc>
         <w:tc>
           <w:tcPr>
-            <w:tcW w:type="dxa" w:w="1224"/>
-          </w:tcPr>
-          <w:p>
-            <w:pPr>
-              <w:spacing w:after="0"/>
-            </w:pPr>
-            <w:r>
-              <w:rPr>
-                <w:rFonts w:ascii="Tahoma" w:hAnsi="Tahoma"/>
+            <w:tcW w:w="1224" w:type="dxa"/>
+          </w:tcPr>
+          <w:p>
+            <w:r>
+              <w:rPr>
                 <w:sz w:val="14"/>
               </w:rPr>
               <w:t>Active Ability</w:t>
@@ -10912,15 +10467,11 @@
         </w:tc>
         <w:tc>
           <w:tcPr>
-            <w:tcW w:type="dxa" w:w="576"/>
-          </w:tcPr>
-          <w:p>
-            <w:pPr>
-              <w:spacing w:after="0"/>
-            </w:pPr>
-            <w:r>
-              <w:rPr>
-                <w:rFonts w:ascii="Tahoma" w:hAnsi="Tahoma"/>
+            <w:tcW w:w="576" w:type="dxa"/>
+          </w:tcPr>
+          <w:p>
+            <w:r>
+              <w:rPr>
                 <w:sz w:val="14"/>
               </w:rPr>
               <w:t>1</w:t>
@@ -10929,15 +10480,11 @@
         </w:tc>
         <w:tc>
           <w:tcPr>
-            <w:tcW w:type="dxa" w:w="1037"/>
-          </w:tcPr>
-          <w:p>
-            <w:pPr>
-              <w:spacing w:after="0"/>
-            </w:pPr>
-            <w:r>
-              <w:rPr>
-                <w:rFonts w:ascii="Tahoma" w:hAnsi="Tahoma"/>
+            <w:tcW w:w="1037" w:type="dxa"/>
+          </w:tcPr>
+          <w:p>
+            <w:r>
+              <w:rPr>
                 <w:sz w:val="14"/>
               </w:rPr>
               <w:t>AP 1</w:t>
@@ -10946,15 +10493,11 @@
         </w:tc>
         <w:tc>
           <w:tcPr>
-            <w:tcW w:type="dxa" w:w="893"/>
-          </w:tcPr>
-          <w:p>
-            <w:pPr>
-              <w:spacing w:after="0"/>
-            </w:pPr>
-            <w:r>
-              <w:rPr>
-                <w:rFonts w:ascii="Tahoma" w:hAnsi="Tahoma"/>
+            <w:tcW w:w="893" w:type="dxa"/>
+          </w:tcPr>
+          <w:p>
+            <w:r>
+              <w:rPr>
                 <w:sz w:val="14"/>
               </w:rPr>
               <w:t>ศัตรู</w:t>
@@ -10963,15 +10506,11 @@
         </w:tc>
         <w:tc>
           <w:tcPr>
-            <w:tcW w:type="dxa" w:w="1008"/>
-          </w:tcPr>
-          <w:p>
-            <w:pPr>
-              <w:spacing w:after="0"/>
-            </w:pPr>
-            <w:r>
-              <w:rPr>
-                <w:rFonts w:ascii="Tahoma" w:hAnsi="Tahoma"/>
+            <w:tcW w:w="1008" w:type="dxa"/>
+          </w:tcPr>
+          <w:p>
+            <w:r>
+              <w:rPr>
                 <w:sz w:val="14"/>
               </w:rPr>
               <w:t>—</w:t>
@@ -10980,15 +10519,11 @@
         </w:tc>
         <w:tc>
           <w:tcPr>
-            <w:tcW w:type="dxa" w:w="2894"/>
-          </w:tcPr>
-          <w:p>
-            <w:pPr>
-              <w:spacing w:after="0"/>
-            </w:pPr>
-            <w:r>
-              <w:rPr>
-                <w:rFonts w:ascii="Tahoma" w:hAnsi="Tahoma"/>
+            <w:tcW w:w="2894" w:type="dxa"/>
+          </w:tcPr>
+          <w:p>
+            <w:r>
+              <w:rPr>
                 <w:sz w:val="14"/>
               </w:rPr>
               <w:t>ขณะอยู่ใน Assault Stance ใช้ 1 AP โจมตีประชิด เมื่อโจมตีโดน การโจมตีครั้งถัดไปใส่เป้าหมายเดิมในเทิร์นนี้ได้โบนัสความแม่นยำ +1</w:t>
@@ -10997,17 +10532,16 @@
         </w:tc>
       </w:tr>
       <w:tr>
-        <w:tc>
-          <w:tcPr>
-            <w:tcW w:type="dxa" w:w="1469"/>
-          </w:tcPr>
-          <w:p>
-            <w:pPr>
-              <w:spacing w:after="0"/>
-            </w:pPr>
-            <w:r>
-              <w:rPr>
-                <w:rFonts w:ascii="Tahoma" w:hAnsi="Tahoma"/>
+        <w:trPr>
+          <w:jc w:val="center"/>
+        </w:trPr>
+        <w:tc>
+          <w:tcPr>
+            <w:tcW w:w="1469" w:type="dxa"/>
+          </w:tcPr>
+          <w:p>
+            <w:r>
+              <w:rPr>
                 <w:sz w:val="14"/>
               </w:rPr>
               <w:t>Press the Advantage</w:t>
@@ -11016,15 +10550,11 @@
         </w:tc>
         <w:tc>
           <w:tcPr>
-            <w:tcW w:type="dxa" w:w="1469"/>
-          </w:tcPr>
-          <w:p>
-            <w:pPr>
-              <w:spacing w:after="0"/>
-            </w:pPr>
-            <w:r>
-              <w:rPr>
-                <w:rFonts w:ascii="Tahoma" w:hAnsi="Tahoma"/>
+            <w:tcW w:w="1469" w:type="dxa"/>
+          </w:tcPr>
+          <w:p>
+            <w:r>
+              <w:rPr>
                 <w:sz w:val="14"/>
               </w:rPr>
               <w:t>warrior, passive</w:t>
@@ -11033,15 +10563,11 @@
         </w:tc>
         <w:tc>
           <w:tcPr>
-            <w:tcW w:type="dxa" w:w="1224"/>
-          </w:tcPr>
-          <w:p>
-            <w:pPr>
-              <w:spacing w:after="0"/>
-            </w:pPr>
-            <w:r>
-              <w:rPr>
-                <w:rFonts w:ascii="Tahoma" w:hAnsi="Tahoma"/>
+            <w:tcW w:w="1224" w:type="dxa"/>
+          </w:tcPr>
+          <w:p>
+            <w:r>
+              <w:rPr>
                 <w:sz w:val="14"/>
               </w:rPr>
               <w:t>Passive / Feature</w:t>
@@ -11050,15 +10576,11 @@
         </w:tc>
         <w:tc>
           <w:tcPr>
-            <w:tcW w:type="dxa" w:w="576"/>
-          </w:tcPr>
-          <w:p>
-            <w:pPr>
-              <w:spacing w:after="0"/>
-            </w:pPr>
-            <w:r>
-              <w:rPr>
-                <w:rFonts w:ascii="Tahoma" w:hAnsi="Tahoma"/>
+            <w:tcW w:w="576" w:type="dxa"/>
+          </w:tcPr>
+          <w:p>
+            <w:r>
+              <w:rPr>
                 <w:sz w:val="14"/>
               </w:rPr>
               <w:t>2</w:t>
@@ -11067,15 +10589,11 @@
         </w:tc>
         <w:tc>
           <w:tcPr>
-            <w:tcW w:type="dxa" w:w="1037"/>
-          </w:tcPr>
-          <w:p>
-            <w:pPr>
-              <w:spacing w:after="0"/>
-            </w:pPr>
-            <w:r>
-              <w:rPr>
-                <w:rFonts w:ascii="Tahoma" w:hAnsi="Tahoma"/>
+            <w:tcW w:w="1037" w:type="dxa"/>
+          </w:tcPr>
+          <w:p>
+            <w:r>
+              <w:rPr>
                 <w:sz w:val="14"/>
               </w:rPr>
               <w:t>AP 0</w:t>
@@ -11084,15 +10602,11 @@
         </w:tc>
         <w:tc>
           <w:tcPr>
-            <w:tcW w:type="dxa" w:w="893"/>
-          </w:tcPr>
-          <w:p>
-            <w:pPr>
-              <w:spacing w:after="0"/>
-            </w:pPr>
-            <w:r>
-              <w:rPr>
-                <w:rFonts w:ascii="Tahoma" w:hAnsi="Tahoma"/>
+            <w:tcW w:w="893" w:type="dxa"/>
+          </w:tcPr>
+          <w:p>
+            <w:r>
+              <w:rPr>
                 <w:sz w:val="14"/>
               </w:rPr>
               <w:t>ตัวเอง</w:t>
@@ -11101,15 +10615,11 @@
         </w:tc>
         <w:tc>
           <w:tcPr>
-            <w:tcW w:type="dxa" w:w="1008"/>
-          </w:tcPr>
-          <w:p>
-            <w:pPr>
-              <w:spacing w:after="0"/>
-            </w:pPr>
-            <w:r>
-              <w:rPr>
-                <w:rFonts w:ascii="Tahoma" w:hAnsi="Tahoma"/>
+            <w:tcW w:w="1008" w:type="dxa"/>
+          </w:tcPr>
+          <w:p>
+            <w:r>
+              <w:rPr>
                 <w:sz w:val="14"/>
               </w:rPr>
               <w:t>—</w:t>
@@ -11118,15 +10628,11 @@
         </w:tc>
         <w:tc>
           <w:tcPr>
-            <w:tcW w:type="dxa" w:w="2894"/>
-          </w:tcPr>
-          <w:p>
-            <w:pPr>
-              <w:spacing w:after="0"/>
-            </w:pPr>
-            <w:r>
-              <w:rPr>
-                <w:rFonts w:ascii="Tahoma" w:hAnsi="Tahoma"/>
+            <w:tcW w:w="2894" w:type="dxa"/>
+          </w:tcPr>
+          <w:p>
+            <w:r>
+              <w:rPr>
                 <w:sz w:val="14"/>
               </w:rPr>
               <w:t>While in Assault Stance, the first successful melee hit each turn against a target at half HP or less deals 3 extra damage.</w:t>
@@ -11135,17 +10641,16 @@
         </w:tc>
       </w:tr>
       <w:tr>
-        <w:tc>
-          <w:tcPr>
-            <w:tcW w:type="dxa" w:w="1469"/>
-          </w:tcPr>
-          <w:p>
-            <w:pPr>
-              <w:spacing w:after="0"/>
-            </w:pPr>
-            <w:r>
-              <w:rPr>
-                <w:rFonts w:ascii="Tahoma" w:hAnsi="Tahoma"/>
+        <w:trPr>
+          <w:jc w:val="center"/>
+        </w:trPr>
+        <w:tc>
+          <w:tcPr>
+            <w:tcW w:w="1469" w:type="dxa"/>
+          </w:tcPr>
+          <w:p>
+            <w:r>
+              <w:rPr>
                 <w:sz w:val="14"/>
               </w:rPr>
               <w:t>Relentless Pursuit</w:t>
@@ -11154,15 +10659,11 @@
         </w:tc>
         <w:tc>
           <w:tcPr>
-            <w:tcW w:type="dxa" w:w="1469"/>
-          </w:tcPr>
-          <w:p>
-            <w:pPr>
-              <w:spacing w:after="0"/>
-            </w:pPr>
-            <w:r>
-              <w:rPr>
-                <w:rFonts w:ascii="Tahoma" w:hAnsi="Tahoma"/>
+            <w:tcW w:w="1469" w:type="dxa"/>
+          </w:tcPr>
+          <w:p>
+            <w:r>
+              <w:rPr>
                 <w:sz w:val="14"/>
               </w:rPr>
               <w:t>warrior, passive</w:t>
@@ -11171,15 +10672,11 @@
         </w:tc>
         <w:tc>
           <w:tcPr>
-            <w:tcW w:type="dxa" w:w="1224"/>
-          </w:tcPr>
-          <w:p>
-            <w:pPr>
-              <w:spacing w:after="0"/>
-            </w:pPr>
-            <w:r>
-              <w:rPr>
-                <w:rFonts w:ascii="Tahoma" w:hAnsi="Tahoma"/>
+            <w:tcW w:w="1224" w:type="dxa"/>
+          </w:tcPr>
+          <w:p>
+            <w:r>
+              <w:rPr>
                 <w:sz w:val="14"/>
               </w:rPr>
               <w:t>Passive / Feature</w:t>
@@ -11188,15 +10685,11 @@
         </w:tc>
         <w:tc>
           <w:tcPr>
-            <w:tcW w:type="dxa" w:w="576"/>
-          </w:tcPr>
-          <w:p>
-            <w:pPr>
-              <w:spacing w:after="0"/>
-            </w:pPr>
-            <w:r>
-              <w:rPr>
-                <w:rFonts w:ascii="Tahoma" w:hAnsi="Tahoma"/>
+            <w:tcW w:w="576" w:type="dxa"/>
+          </w:tcPr>
+          <w:p>
+            <w:r>
+              <w:rPr>
                 <w:sz w:val="14"/>
               </w:rPr>
               <w:t>2</w:t>
@@ -11205,15 +10698,11 @@
         </w:tc>
         <w:tc>
           <w:tcPr>
-            <w:tcW w:type="dxa" w:w="1037"/>
-          </w:tcPr>
-          <w:p>
-            <w:pPr>
-              <w:spacing w:after="0"/>
-            </w:pPr>
-            <w:r>
-              <w:rPr>
-                <w:rFonts w:ascii="Tahoma" w:hAnsi="Tahoma"/>
+            <w:tcW w:w="1037" w:type="dxa"/>
+          </w:tcPr>
+          <w:p>
+            <w:r>
+              <w:rPr>
                 <w:sz w:val="14"/>
               </w:rPr>
               <w:t>AP 0</w:t>
@@ -11222,15 +10711,11 @@
         </w:tc>
         <w:tc>
           <w:tcPr>
-            <w:tcW w:type="dxa" w:w="893"/>
-          </w:tcPr>
-          <w:p>
-            <w:pPr>
-              <w:spacing w:after="0"/>
-            </w:pPr>
-            <w:r>
-              <w:rPr>
-                <w:rFonts w:ascii="Tahoma" w:hAnsi="Tahoma"/>
+            <w:tcW w:w="893" w:type="dxa"/>
+          </w:tcPr>
+          <w:p>
+            <w:r>
+              <w:rPr>
                 <w:sz w:val="14"/>
               </w:rPr>
               <w:t>ตัวเอง</w:t>
@@ -11239,15 +10724,11 @@
         </w:tc>
         <w:tc>
           <w:tcPr>
-            <w:tcW w:type="dxa" w:w="1008"/>
-          </w:tcPr>
-          <w:p>
-            <w:pPr>
-              <w:spacing w:after="0"/>
-            </w:pPr>
-            <w:r>
-              <w:rPr>
-                <w:rFonts w:ascii="Tahoma" w:hAnsi="Tahoma"/>
+            <w:tcW w:w="1008" w:type="dxa"/>
+          </w:tcPr>
+          <w:p>
+            <w:r>
+              <w:rPr>
                 <w:sz w:val="14"/>
               </w:rPr>
               <w:t>—</w:t>
@@ -11256,15 +10737,11 @@
         </w:tc>
         <w:tc>
           <w:tcPr>
-            <w:tcW w:type="dxa" w:w="2894"/>
-          </w:tcPr>
-          <w:p>
-            <w:pPr>
-              <w:spacing w:after="0"/>
-            </w:pPr>
-            <w:r>
-              <w:rPr>
-                <w:rFonts w:ascii="Tahoma" w:hAnsi="Tahoma"/>
+            <w:tcW w:w="2894" w:type="dxa"/>
+          </w:tcPr>
+          <w:p>
+            <w:r>
+              <w:rPr>
                 <w:sz w:val="14"/>
               </w:rPr>
               <w:t>เมื่อล้มศัตรูได้ เคลื่อนที่ฟรีสูงสุด 5 ฟุตได้เทิร์นละครั้ง ขณะอยู่ใน Assault Stance</w:t>
@@ -11273,17 +10750,16 @@
         </w:tc>
       </w:tr>
       <w:tr>
-        <w:tc>
-          <w:tcPr>
-            <w:tcW w:type="dxa" w:w="1469"/>
-          </w:tcPr>
-          <w:p>
-            <w:pPr>
-              <w:spacing w:after="0"/>
-            </w:pPr>
-            <w:r>
-              <w:rPr>
-                <w:rFonts w:ascii="Tahoma" w:hAnsi="Tahoma"/>
+        <w:trPr>
+          <w:jc w:val="center"/>
+        </w:trPr>
+        <w:tc>
+          <w:tcPr>
+            <w:tcW w:w="1469" w:type="dxa"/>
+          </w:tcPr>
+          <w:p>
+            <w:r>
+              <w:rPr>
                 <w:sz w:val="14"/>
               </w:rPr>
               <w:t>Riposte Rhythm</w:t>
@@ -11292,15 +10768,11 @@
         </w:tc>
         <w:tc>
           <w:tcPr>
-            <w:tcW w:type="dxa" w:w="1469"/>
-          </w:tcPr>
-          <w:p>
-            <w:pPr>
-              <w:spacing w:after="0"/>
-            </w:pPr>
-            <w:r>
-              <w:rPr>
-                <w:rFonts w:ascii="Tahoma" w:hAnsi="Tahoma"/>
+            <w:tcW w:w="1469" w:type="dxa"/>
+          </w:tcPr>
+          <w:p>
+            <w:r>
+              <w:rPr>
                 <w:sz w:val="14"/>
               </w:rPr>
               <w:t>warrior, passive</w:t>
@@ -11309,15 +10781,11 @@
         </w:tc>
         <w:tc>
           <w:tcPr>
-            <w:tcW w:type="dxa" w:w="1224"/>
-          </w:tcPr>
-          <w:p>
-            <w:pPr>
-              <w:spacing w:after="0"/>
-            </w:pPr>
-            <w:r>
-              <w:rPr>
-                <w:rFonts w:ascii="Tahoma" w:hAnsi="Tahoma"/>
+            <w:tcW w:w="1224" w:type="dxa"/>
+          </w:tcPr>
+          <w:p>
+            <w:r>
+              <w:rPr>
                 <w:sz w:val="14"/>
               </w:rPr>
               <w:t>Passive / Feature</w:t>
@@ -11326,15 +10794,11 @@
         </w:tc>
         <w:tc>
           <w:tcPr>
-            <w:tcW w:type="dxa" w:w="576"/>
-          </w:tcPr>
-          <w:p>
-            <w:pPr>
-              <w:spacing w:after="0"/>
-            </w:pPr>
-            <w:r>
-              <w:rPr>
-                <w:rFonts w:ascii="Tahoma" w:hAnsi="Tahoma"/>
+            <w:tcW w:w="576" w:type="dxa"/>
+          </w:tcPr>
+          <w:p>
+            <w:r>
+              <w:rPr>
                 <w:sz w:val="14"/>
               </w:rPr>
               <w:t>2</w:t>
@@ -11343,15 +10807,11 @@
         </w:tc>
         <w:tc>
           <w:tcPr>
-            <w:tcW w:type="dxa" w:w="1037"/>
-          </w:tcPr>
-          <w:p>
-            <w:pPr>
-              <w:spacing w:after="0"/>
-            </w:pPr>
-            <w:r>
-              <w:rPr>
-                <w:rFonts w:ascii="Tahoma" w:hAnsi="Tahoma"/>
+            <w:tcW w:w="1037" w:type="dxa"/>
+          </w:tcPr>
+          <w:p>
+            <w:r>
+              <w:rPr>
                 <w:sz w:val="14"/>
               </w:rPr>
               <w:t>AP 0</w:t>
@@ -11360,15 +10820,11 @@
         </w:tc>
         <w:tc>
           <w:tcPr>
-            <w:tcW w:type="dxa" w:w="893"/>
-          </w:tcPr>
-          <w:p>
-            <w:pPr>
-              <w:spacing w:after="0"/>
-            </w:pPr>
-            <w:r>
-              <w:rPr>
-                <w:rFonts w:ascii="Tahoma" w:hAnsi="Tahoma"/>
+            <w:tcW w:w="893" w:type="dxa"/>
+          </w:tcPr>
+          <w:p>
+            <w:r>
+              <w:rPr>
                 <w:sz w:val="14"/>
               </w:rPr>
               <w:t>ตัวเอง</w:t>
@@ -11377,15 +10833,11 @@
         </w:tc>
         <w:tc>
           <w:tcPr>
-            <w:tcW w:type="dxa" w:w="1008"/>
-          </w:tcPr>
-          <w:p>
-            <w:pPr>
-              <w:spacing w:after="0"/>
-            </w:pPr>
-            <w:r>
-              <w:rPr>
-                <w:rFonts w:ascii="Tahoma" w:hAnsi="Tahoma"/>
+            <w:tcW w:w="1008" w:type="dxa"/>
+          </w:tcPr>
+          <w:p>
+            <w:r>
+              <w:rPr>
                 <w:sz w:val="14"/>
               </w:rPr>
               <w:t>—</w:t>
@@ -11394,15 +10846,11 @@
         </w:tc>
         <w:tc>
           <w:tcPr>
-            <w:tcW w:type="dxa" w:w="2894"/>
-          </w:tcPr>
-          <w:p>
-            <w:pPr>
-              <w:spacing w:after="0"/>
-            </w:pPr>
-            <w:r>
-              <w:rPr>
-                <w:rFonts w:ascii="Tahoma" w:hAnsi="Tahoma"/>
+            <w:tcW w:w="2894" w:type="dxa"/>
+          </w:tcPr>
+          <w:p>
+            <w:r>
+              <w:rPr>
                 <w:sz w:val="14"/>
               </w:rPr>
               <w:t>หลังใช้ Evasive Step การโจมตีประชิดครั้งแรกในเทิร์นถัดไปได้ความเสียหาย +2 ขณะอยู่ใน Duelist Stance</w:t>
@@ -11411,17 +10859,16 @@
         </w:tc>
       </w:tr>
       <w:tr>
-        <w:tc>
-          <w:tcPr>
-            <w:tcW w:type="dxa" w:w="1469"/>
-          </w:tcPr>
-          <w:p>
-            <w:pPr>
-              <w:spacing w:after="0"/>
-            </w:pPr>
-            <w:r>
-              <w:rPr>
-                <w:rFonts w:ascii="Tahoma" w:hAnsi="Tahoma"/>
+        <w:trPr>
+          <w:jc w:val="center"/>
+        </w:trPr>
+        <w:tc>
+          <w:tcPr>
+            <w:tcW w:w="1469" w:type="dxa"/>
+          </w:tcPr>
+          <w:p>
+            <w:r>
+              <w:rPr>
                 <w:sz w:val="14"/>
               </w:rPr>
               <w:t>Shield Brace</w:t>
@@ -11430,15 +10877,11 @@
         </w:tc>
         <w:tc>
           <w:tcPr>
-            <w:tcW w:type="dxa" w:w="1469"/>
-          </w:tcPr>
-          <w:p>
-            <w:pPr>
-              <w:spacing w:after="0"/>
-            </w:pPr>
-            <w:r>
-              <w:rPr>
-                <w:rFonts w:ascii="Tahoma" w:hAnsi="Tahoma"/>
+            <w:tcW w:w="1469" w:type="dxa"/>
+          </w:tcPr>
+          <w:p>
+            <w:r>
+              <w:rPr>
                 <w:sz w:val="14"/>
               </w:rPr>
               <w:t>warrior</w:t>
@@ -11447,15 +10890,11 @@
         </w:tc>
         <w:tc>
           <w:tcPr>
-            <w:tcW w:type="dxa" w:w="1224"/>
-          </w:tcPr>
-          <w:p>
-            <w:pPr>
-              <w:spacing w:after="0"/>
-            </w:pPr>
-            <w:r>
-              <w:rPr>
-                <w:rFonts w:ascii="Tahoma" w:hAnsi="Tahoma"/>
+            <w:tcW w:w="1224" w:type="dxa"/>
+          </w:tcPr>
+          <w:p>
+            <w:r>
+              <w:rPr>
                 <w:sz w:val="14"/>
               </w:rPr>
               <w:t>Active Ability</w:t>
@@ -11464,15 +10903,11 @@
         </w:tc>
         <w:tc>
           <w:tcPr>
-            <w:tcW w:type="dxa" w:w="576"/>
-          </w:tcPr>
-          <w:p>
-            <w:pPr>
-              <w:spacing w:after="0"/>
-            </w:pPr>
-            <w:r>
-              <w:rPr>
-                <w:rFonts w:ascii="Tahoma" w:hAnsi="Tahoma"/>
+            <w:tcW w:w="576" w:type="dxa"/>
+          </w:tcPr>
+          <w:p>
+            <w:r>
+              <w:rPr>
                 <w:sz w:val="14"/>
               </w:rPr>
               <w:t>1</w:t>
@@ -11481,15 +10916,11 @@
         </w:tc>
         <w:tc>
           <w:tcPr>
-            <w:tcW w:type="dxa" w:w="1037"/>
-          </w:tcPr>
-          <w:p>
-            <w:pPr>
-              <w:spacing w:after="0"/>
-            </w:pPr>
-            <w:r>
-              <w:rPr>
-                <w:rFonts w:ascii="Tahoma" w:hAnsi="Tahoma"/>
+            <w:tcW w:w="1037" w:type="dxa"/>
+          </w:tcPr>
+          <w:p>
+            <w:r>
+              <w:rPr>
                 <w:sz w:val="14"/>
               </w:rPr>
               <w:t>AP 1</w:t>
@@ -11498,15 +10929,11 @@
         </w:tc>
         <w:tc>
           <w:tcPr>
-            <w:tcW w:type="dxa" w:w="893"/>
-          </w:tcPr>
-          <w:p>
-            <w:pPr>
-              <w:spacing w:after="0"/>
-            </w:pPr>
-            <w:r>
-              <w:rPr>
-                <w:rFonts w:ascii="Tahoma" w:hAnsi="Tahoma"/>
+            <w:tcW w:w="893" w:type="dxa"/>
+          </w:tcPr>
+          <w:p>
+            <w:r>
+              <w:rPr>
                 <w:sz w:val="14"/>
               </w:rPr>
               <w:t>ตัวเอง</w:t>
@@ -11515,15 +10942,11 @@
         </w:tc>
         <w:tc>
           <w:tcPr>
-            <w:tcW w:type="dxa" w:w="1008"/>
-          </w:tcPr>
-          <w:p>
-            <w:pPr>
-              <w:spacing w:after="0"/>
-            </w:pPr>
-            <w:r>
-              <w:rPr>
-                <w:rFonts w:ascii="Tahoma" w:hAnsi="Tahoma"/>
+            <w:tcW w:w="1008" w:type="dxa"/>
+          </w:tcPr>
+          <w:p>
+            <w:r>
+              <w:rPr>
                 <w:sz w:val="14"/>
               </w:rPr>
               <w:t>—</w:t>
@@ -11532,15 +10955,11 @@
         </w:tc>
         <w:tc>
           <w:tcPr>
-            <w:tcW w:type="dxa" w:w="2894"/>
-          </w:tcPr>
-          <w:p>
-            <w:pPr>
-              <w:spacing w:after="0"/>
-            </w:pPr>
-            <w:r>
-              <w:rPr>
-                <w:rFonts w:ascii="Tahoma" w:hAnsi="Tahoma"/>
+            <w:tcW w:w="2894" w:type="dxa"/>
+          </w:tcPr>
+          <w:p>
+            <w:r>
+              <w:rPr>
                 <w:sz w:val="14"/>
               </w:rPr>
               <w:t>ขณะอยู่ใน Bulwark Stance และถือโล่ ใช้ 1 AP เพิ่ม Defense +2 จนถึงต้นเทิร์นถัดไป</w:t>
@@ -11549,17 +10968,16 @@
         </w:tc>
       </w:tr>
       <w:tr>
-        <w:tc>
-          <w:tcPr>
-            <w:tcW w:type="dxa" w:w="1469"/>
-          </w:tcPr>
-          <w:p>
-            <w:pPr>
-              <w:spacing w:after="0"/>
-            </w:pPr>
-            <w:r>
-              <w:rPr>
-                <w:rFonts w:ascii="Tahoma" w:hAnsi="Tahoma"/>
+        <w:trPr>
+          <w:jc w:val="center"/>
+        </w:trPr>
+        <w:tc>
+          <w:tcPr>
+            <w:tcW w:w="1469" w:type="dxa"/>
+          </w:tcPr>
+          <w:p>
+            <w:r>
+              <w:rPr>
                 <w:sz w:val="14"/>
               </w:rPr>
               <w:t>Simple Weapon Training</w:t>
@@ -11568,15 +10986,11 @@
         </w:tc>
         <w:tc>
           <w:tcPr>
-            <w:tcW w:type="dxa" w:w="1469"/>
-          </w:tcPr>
-          <w:p>
-            <w:pPr>
-              <w:spacing w:after="0"/>
-            </w:pPr>
-            <w:r>
-              <w:rPr>
-                <w:rFonts w:ascii="Tahoma" w:hAnsi="Tahoma"/>
+            <w:tcW w:w="1469" w:type="dxa"/>
+          </w:tcPr>
+          <w:p>
+            <w:r>
+              <w:rPr>
                 <w:sz w:val="14"/>
               </w:rPr>
               <w:t>passive</w:t>
@@ -11585,15 +10999,11 @@
         </w:tc>
         <w:tc>
           <w:tcPr>
-            <w:tcW w:type="dxa" w:w="1224"/>
-          </w:tcPr>
-          <w:p>
-            <w:pPr>
-              <w:spacing w:after="0"/>
-            </w:pPr>
-            <w:r>
-              <w:rPr>
-                <w:rFonts w:ascii="Tahoma" w:hAnsi="Tahoma"/>
+            <w:tcW w:w="1224" w:type="dxa"/>
+          </w:tcPr>
+          <w:p>
+            <w:r>
+              <w:rPr>
                 <w:sz w:val="14"/>
               </w:rPr>
               <w:t>Passive / Feature</w:t>
@@ -11602,15 +11012,11 @@
         </w:tc>
         <w:tc>
           <w:tcPr>
-            <w:tcW w:type="dxa" w:w="576"/>
-          </w:tcPr>
-          <w:p>
-            <w:pPr>
-              <w:spacing w:after="0"/>
-            </w:pPr>
-            <w:r>
-              <w:rPr>
-                <w:rFonts w:ascii="Tahoma" w:hAnsi="Tahoma"/>
+            <w:tcW w:w="576" w:type="dxa"/>
+          </w:tcPr>
+          <w:p>
+            <w:r>
+              <w:rPr>
                 <w:sz w:val="14"/>
               </w:rPr>
               <w:t>0</w:t>
@@ -11619,15 +11025,11 @@
         </w:tc>
         <w:tc>
           <w:tcPr>
-            <w:tcW w:type="dxa" w:w="1037"/>
-          </w:tcPr>
-          <w:p>
-            <w:pPr>
-              <w:spacing w:after="0"/>
-            </w:pPr>
-            <w:r>
-              <w:rPr>
-                <w:rFonts w:ascii="Tahoma" w:hAnsi="Tahoma"/>
+            <w:tcW w:w="1037" w:type="dxa"/>
+          </w:tcPr>
+          <w:p>
+            <w:r>
+              <w:rPr>
                 <w:sz w:val="14"/>
               </w:rPr>
               <w:t>AP 0</w:t>
@@ -11636,15 +11038,11 @@
         </w:tc>
         <w:tc>
           <w:tcPr>
-            <w:tcW w:type="dxa" w:w="893"/>
-          </w:tcPr>
-          <w:p>
-            <w:pPr>
-              <w:spacing w:after="0"/>
-            </w:pPr>
-            <w:r>
-              <w:rPr>
-                <w:rFonts w:ascii="Tahoma" w:hAnsi="Tahoma"/>
+            <w:tcW w:w="893" w:type="dxa"/>
+          </w:tcPr>
+          <w:p>
+            <w:r>
+              <w:rPr>
                 <w:sz w:val="14"/>
               </w:rPr>
               <w:t>ตัวเอง</w:t>
@@ -11653,15 +11051,11 @@
         </w:tc>
         <w:tc>
           <w:tcPr>
-            <w:tcW w:type="dxa" w:w="1008"/>
-          </w:tcPr>
-          <w:p>
-            <w:pPr>
-              <w:spacing w:after="0"/>
-            </w:pPr>
-            <w:r>
-              <w:rPr>
-                <w:rFonts w:ascii="Tahoma" w:hAnsi="Tahoma"/>
+            <w:tcW w:w="1008" w:type="dxa"/>
+          </w:tcPr>
+          <w:p>
+            <w:r>
+              <w:rPr>
                 <w:sz w:val="14"/>
               </w:rPr>
               <w:t>—</w:t>
@@ -11670,15 +11064,11 @@
         </w:tc>
         <w:tc>
           <w:tcPr>
-            <w:tcW w:type="dxa" w:w="2894"/>
-          </w:tcPr>
-          <w:p>
-            <w:pPr>
-              <w:spacing w:after="0"/>
-            </w:pPr>
-            <w:r>
-              <w:rPr>
-                <w:rFonts w:ascii="Tahoma" w:hAnsi="Tahoma"/>
+            <w:tcW w:w="2894" w:type="dxa"/>
+          </w:tcPr>
+          <w:p>
+            <w:r>
+              <w:rPr>
                 <w:sz w:val="14"/>
               </w:rPr>
               <w:t>โจมตีด้วยอาวุธประเภท Simple ได้โบนัส To Hit +2</w:t>
@@ -11687,17 +11077,16 @@
         </w:tc>
       </w:tr>
       <w:tr>
-        <w:tc>
-          <w:tcPr>
-            <w:tcW w:type="dxa" w:w="1469"/>
-          </w:tcPr>
-          <w:p>
-            <w:pPr>
-              <w:spacing w:after="0"/>
-            </w:pPr>
-            <w:r>
-              <w:rPr>
-                <w:rFonts w:ascii="Tahoma" w:hAnsi="Tahoma"/>
+        <w:trPr>
+          <w:jc w:val="center"/>
+        </w:trPr>
+        <w:tc>
+          <w:tcPr>
+            <w:tcW w:w="1469" w:type="dxa"/>
+          </w:tcPr>
+          <w:p>
+            <w:r>
+              <w:rPr>
                 <w:sz w:val="14"/>
               </w:rPr>
               <w:t>Stand Firm</w:t>
@@ -11706,15 +11095,11 @@
         </w:tc>
         <w:tc>
           <w:tcPr>
-            <w:tcW w:type="dxa" w:w="1469"/>
-          </w:tcPr>
-          <w:p>
-            <w:pPr>
-              <w:spacing w:after="0"/>
-            </w:pPr>
-            <w:r>
-              <w:rPr>
-                <w:rFonts w:ascii="Tahoma" w:hAnsi="Tahoma"/>
+            <w:tcW w:w="1469" w:type="dxa"/>
+          </w:tcPr>
+          <w:p>
+            <w:r>
+              <w:rPr>
                 <w:sz w:val="14"/>
               </w:rPr>
               <w:t>passive, warrior</w:t>
@@ -11723,15 +11108,11 @@
         </w:tc>
         <w:tc>
           <w:tcPr>
-            <w:tcW w:type="dxa" w:w="1224"/>
-          </w:tcPr>
-          <w:p>
-            <w:pPr>
-              <w:spacing w:after="0"/>
-            </w:pPr>
-            <w:r>
-              <w:rPr>
-                <w:rFonts w:ascii="Tahoma" w:hAnsi="Tahoma"/>
+            <w:tcW w:w="1224" w:type="dxa"/>
+          </w:tcPr>
+          <w:p>
+            <w:r>
+              <w:rPr>
                 <w:sz w:val="14"/>
               </w:rPr>
               <w:t>Passive / Feature</w:t>
@@ -11740,15 +11121,11 @@
         </w:tc>
         <w:tc>
           <w:tcPr>
-            <w:tcW w:type="dxa" w:w="576"/>
-          </w:tcPr>
-          <w:p>
-            <w:pPr>
-              <w:spacing w:after="0"/>
-            </w:pPr>
-            <w:r>
-              <w:rPr>
-                <w:rFonts w:ascii="Tahoma" w:hAnsi="Tahoma"/>
+            <w:tcW w:w="576" w:type="dxa"/>
+          </w:tcPr>
+          <w:p>
+            <w:r>
+              <w:rPr>
                 <w:sz w:val="14"/>
               </w:rPr>
               <w:t>0</w:t>
@@ -11757,15 +11134,11 @@
         </w:tc>
         <w:tc>
           <w:tcPr>
-            <w:tcW w:type="dxa" w:w="1037"/>
-          </w:tcPr>
-          <w:p>
-            <w:pPr>
-              <w:spacing w:after="0"/>
-            </w:pPr>
-            <w:r>
-              <w:rPr>
-                <w:rFonts w:ascii="Tahoma" w:hAnsi="Tahoma"/>
+            <w:tcW w:w="1037" w:type="dxa"/>
+          </w:tcPr>
+          <w:p>
+            <w:r>
+              <w:rPr>
                 <w:sz w:val="14"/>
               </w:rPr>
               <w:t>AP 0</w:t>
@@ -11774,15 +11147,11 @@
         </w:tc>
         <w:tc>
           <w:tcPr>
-            <w:tcW w:type="dxa" w:w="893"/>
-          </w:tcPr>
-          <w:p>
-            <w:pPr>
-              <w:spacing w:after="0"/>
-            </w:pPr>
-            <w:r>
-              <w:rPr>
-                <w:rFonts w:ascii="Tahoma" w:hAnsi="Tahoma"/>
+            <w:tcW w:w="893" w:type="dxa"/>
+          </w:tcPr>
+          <w:p>
+            <w:r>
+              <w:rPr>
                 <w:sz w:val="14"/>
               </w:rPr>
               <w:t>ตัวเอง</w:t>
@@ -11791,15 +11160,11 @@
         </w:tc>
         <w:tc>
           <w:tcPr>
-            <w:tcW w:type="dxa" w:w="1008"/>
-          </w:tcPr>
-          <w:p>
-            <w:pPr>
-              <w:spacing w:after="0"/>
-            </w:pPr>
-            <w:r>
-              <w:rPr>
-                <w:rFonts w:ascii="Tahoma" w:hAnsi="Tahoma"/>
+            <w:tcW w:w="1008" w:type="dxa"/>
+          </w:tcPr>
+          <w:p>
+            <w:r>
+              <w:rPr>
                 <w:sz w:val="14"/>
               </w:rPr>
               <w:t>—</w:t>
@@ -11808,15 +11173,11 @@
         </w:tc>
         <w:tc>
           <w:tcPr>
-            <w:tcW w:type="dxa" w:w="2894"/>
-          </w:tcPr>
-          <w:p>
-            <w:pPr>
-              <w:spacing w:after="0"/>
-            </w:pPr>
-            <w:r>
-              <w:rPr>
-                <w:rFonts w:ascii="Tahoma" w:hAnsi="Tahoma"/>
+            <w:tcW w:w="2894" w:type="dxa"/>
+          </w:tcPr>
+          <w:p>
+            <w:r>
+              <w:rPr>
                 <w:sz w:val="14"/>
               </w:rPr>
               <w:t>หากยังไม่เคลื่อนที่ในเทิร์นนี้ ได้ Defense +1 จนถึงต้นเทิร์นถัดไป เมื่อเคลื่อนที่ โบนัสจะหายทันที</w:t>
@@ -11825,17 +11186,16 @@
         </w:tc>
       </w:tr>
       <w:tr>
-        <w:tc>
-          <w:tcPr>
-            <w:tcW w:type="dxa" w:w="1469"/>
-          </w:tcPr>
-          <w:p>
-            <w:pPr>
-              <w:spacing w:after="0"/>
-            </w:pPr>
-            <w:r>
-              <w:rPr>
-                <w:rFonts w:ascii="Tahoma" w:hAnsi="Tahoma"/>
+        <w:trPr>
+          <w:jc w:val="center"/>
+        </w:trPr>
+        <w:tc>
+          <w:tcPr>
+            <w:tcW w:w="1469" w:type="dxa"/>
+          </w:tcPr>
+          <w:p>
+            <w:r>
+              <w:rPr>
                 <w:sz w:val="14"/>
               </w:rPr>
               <w:t>Steady Assault</w:t>
@@ -11844,15 +11204,11 @@
         </w:tc>
         <w:tc>
           <w:tcPr>
-            <w:tcW w:type="dxa" w:w="1469"/>
-          </w:tcPr>
-          <w:p>
-            <w:pPr>
-              <w:spacing w:after="0"/>
-            </w:pPr>
-            <w:r>
-              <w:rPr>
-                <w:rFonts w:ascii="Tahoma" w:hAnsi="Tahoma"/>
+            <w:tcW w:w="1469" w:type="dxa"/>
+          </w:tcPr>
+          <w:p>
+            <w:r>
+              <w:rPr>
                 <w:sz w:val="14"/>
               </w:rPr>
               <w:t>passive, warrior</w:t>
@@ -11861,15 +11217,11 @@
         </w:tc>
         <w:tc>
           <w:tcPr>
-            <w:tcW w:type="dxa" w:w="1224"/>
-          </w:tcPr>
-          <w:p>
-            <w:pPr>
-              <w:spacing w:after="0"/>
-            </w:pPr>
-            <w:r>
-              <w:rPr>
-                <w:rFonts w:ascii="Tahoma" w:hAnsi="Tahoma"/>
+            <w:tcW w:w="1224" w:type="dxa"/>
+          </w:tcPr>
+          <w:p>
+            <w:r>
+              <w:rPr>
                 <w:sz w:val="14"/>
               </w:rPr>
               <w:t>Passive / Feature</w:t>
@@ -11878,15 +11230,11 @@
         </w:tc>
         <w:tc>
           <w:tcPr>
-            <w:tcW w:type="dxa" w:w="576"/>
-          </w:tcPr>
-          <w:p>
-            <w:pPr>
-              <w:spacing w:after="0"/>
-            </w:pPr>
-            <w:r>
-              <w:rPr>
-                <w:rFonts w:ascii="Tahoma" w:hAnsi="Tahoma"/>
+            <w:tcW w:w="576" w:type="dxa"/>
+          </w:tcPr>
+          <w:p>
+            <w:r>
+              <w:rPr>
                 <w:sz w:val="14"/>
               </w:rPr>
               <w:t>0</w:t>
@@ -11895,15 +11243,11 @@
         </w:tc>
         <w:tc>
           <w:tcPr>
-            <w:tcW w:type="dxa" w:w="1037"/>
-          </w:tcPr>
-          <w:p>
-            <w:pPr>
-              <w:spacing w:after="0"/>
-            </w:pPr>
-            <w:r>
-              <w:rPr>
-                <w:rFonts w:ascii="Tahoma" w:hAnsi="Tahoma"/>
+            <w:tcW w:w="1037" w:type="dxa"/>
+          </w:tcPr>
+          <w:p>
+            <w:r>
+              <w:rPr>
                 <w:sz w:val="14"/>
               </w:rPr>
               <w:t>AP 0</w:t>
@@ -11912,15 +11256,11 @@
         </w:tc>
         <w:tc>
           <w:tcPr>
-            <w:tcW w:type="dxa" w:w="893"/>
-          </w:tcPr>
-          <w:p>
-            <w:pPr>
-              <w:spacing w:after="0"/>
-            </w:pPr>
-            <w:r>
-              <w:rPr>
-                <w:rFonts w:ascii="Tahoma" w:hAnsi="Tahoma"/>
+            <w:tcW w:w="893" w:type="dxa"/>
+          </w:tcPr>
+          <w:p>
+            <w:r>
+              <w:rPr>
                 <w:sz w:val="14"/>
               </w:rPr>
               <w:t>ตัวเอง</w:t>
@@ -11929,15 +11269,11 @@
         </w:tc>
         <w:tc>
           <w:tcPr>
-            <w:tcW w:type="dxa" w:w="1008"/>
-          </w:tcPr>
-          <w:p>
-            <w:pPr>
-              <w:spacing w:after="0"/>
-            </w:pPr>
-            <w:r>
-              <w:rPr>
-                <w:rFonts w:ascii="Tahoma" w:hAnsi="Tahoma"/>
+            <w:tcW w:w="1008" w:type="dxa"/>
+          </w:tcPr>
+          <w:p>
+            <w:r>
+              <w:rPr>
                 <w:sz w:val="14"/>
               </w:rPr>
               <w:t>—</w:t>
@@ -11946,51 +11282,50 @@
         </w:tc>
         <w:tc>
           <w:tcPr>
-            <w:tcW w:type="dxa" w:w="2894"/>
-          </w:tcPr>
-          <w:p>
-            <w:pPr>
-              <w:spacing w:after="0"/>
-            </w:pPr>
-            <w:r>
-              <w:rPr>
-                <w:rFonts w:ascii="Tahoma" w:hAnsi="Tahoma"/>
-                <w:sz w:val="14"/>
-              </w:rPr>
-              <w:t>การโจมตีด้วยอาวุธ Simple หรือ Advanced ครั้งแรกที่โดนในแต่ละเทิร์นสร้างความเสียหายเพิ่ม 2</w:t>
+            <w:tcW w:w="2894" w:type="dxa"/>
+          </w:tcPr>
+          <w:p>
+            <w:r>
+              <w:rPr>
+                <w:sz w:val="14"/>
+              </w:rPr>
+              <w:t>การโจมตีด้วยอาวุธ Simple หรือ Advanced ครั้งแรกที่โดนในแต่ละเทิร์นสร้างความเสียหายเ</w:t>
+            </w:r>
+            <w:r>
+              <w:rPr>
+                <w:sz w:val="14"/>
+              </w:rPr>
+              <w:lastRenderedPageBreak/>
+              <w:t>พิ่ม 2</w:t>
             </w:r>
           </w:p>
         </w:tc>
       </w:tr>
       <w:tr>
-        <w:tc>
-          <w:tcPr>
-            <w:tcW w:type="dxa" w:w="1469"/>
-          </w:tcPr>
-          <w:p>
-            <w:pPr>
-              <w:spacing w:after="0"/>
-            </w:pPr>
-            <w:r>
-              <w:rPr>
-                <w:rFonts w:ascii="Tahoma" w:hAnsi="Tahoma"/>
-                <w:sz w:val="14"/>
-              </w:rPr>
+        <w:trPr>
+          <w:jc w:val="center"/>
+        </w:trPr>
+        <w:tc>
+          <w:tcPr>
+            <w:tcW w:w="1469" w:type="dxa"/>
+          </w:tcPr>
+          <w:p>
+            <w:r>
+              <w:rPr>
+                <w:sz w:val="14"/>
+              </w:rPr>
+              <w:lastRenderedPageBreak/>
               <w:t>Sweeping Assault</w:t>
             </w:r>
           </w:p>
         </w:tc>
         <w:tc>
           <w:tcPr>
-            <w:tcW w:type="dxa" w:w="1469"/>
-          </w:tcPr>
-          <w:p>
-            <w:pPr>
-              <w:spacing w:after="0"/>
-            </w:pPr>
-            <w:r>
-              <w:rPr>
-                <w:rFonts w:ascii="Tahoma" w:hAnsi="Tahoma"/>
+            <w:tcW w:w="1469" w:type="dxa"/>
+          </w:tcPr>
+          <w:p>
+            <w:r>
+              <w:rPr>
                 <w:sz w:val="14"/>
               </w:rPr>
               <w:t>warrior</w:t>
@@ -11999,15 +11334,11 @@
         </w:tc>
         <w:tc>
           <w:tcPr>
-            <w:tcW w:type="dxa" w:w="1224"/>
-          </w:tcPr>
-          <w:p>
-            <w:pPr>
-              <w:spacing w:after="0"/>
-            </w:pPr>
-            <w:r>
-              <w:rPr>
-                <w:rFonts w:ascii="Tahoma" w:hAnsi="Tahoma"/>
+            <w:tcW w:w="1224" w:type="dxa"/>
+          </w:tcPr>
+          <w:p>
+            <w:r>
+              <w:rPr>
                 <w:sz w:val="14"/>
               </w:rPr>
               <w:t>Active Ability</w:t>
@@ -12016,15 +11347,11 @@
         </w:tc>
         <w:tc>
           <w:tcPr>
-            <w:tcW w:type="dxa" w:w="576"/>
-          </w:tcPr>
-          <w:p>
-            <w:pPr>
-              <w:spacing w:after="0"/>
-            </w:pPr>
-            <w:r>
-              <w:rPr>
-                <w:rFonts w:ascii="Tahoma" w:hAnsi="Tahoma"/>
+            <w:tcW w:w="576" w:type="dxa"/>
+          </w:tcPr>
+          <w:p>
+            <w:r>
+              <w:rPr>
                 <w:sz w:val="14"/>
               </w:rPr>
               <w:t>3</w:t>
@@ -12033,15 +11360,11 @@
         </w:tc>
         <w:tc>
           <w:tcPr>
-            <w:tcW w:type="dxa" w:w="1037"/>
-          </w:tcPr>
-          <w:p>
-            <w:pPr>
-              <w:spacing w:after="0"/>
-            </w:pPr>
-            <w:r>
-              <w:rPr>
-                <w:rFonts w:ascii="Tahoma" w:hAnsi="Tahoma"/>
+            <w:tcW w:w="1037" w:type="dxa"/>
+          </w:tcPr>
+          <w:p>
+            <w:r>
+              <w:rPr>
                 <w:sz w:val="14"/>
               </w:rPr>
               <w:t>AP 2</w:t>
@@ -12050,15 +11373,11 @@
         </w:tc>
         <w:tc>
           <w:tcPr>
-            <w:tcW w:type="dxa" w:w="893"/>
-          </w:tcPr>
-          <w:p>
-            <w:pPr>
-              <w:spacing w:after="0"/>
-            </w:pPr>
-            <w:r>
-              <w:rPr>
-                <w:rFonts w:ascii="Tahoma" w:hAnsi="Tahoma"/>
+            <w:tcW w:w="893" w:type="dxa"/>
+          </w:tcPr>
+          <w:p>
+            <w:r>
+              <w:rPr>
                 <w:sz w:val="14"/>
               </w:rPr>
               <w:t>ตัวเอง</w:t>
@@ -12067,15 +11386,11 @@
         </w:tc>
         <w:tc>
           <w:tcPr>
-            <w:tcW w:type="dxa" w:w="1008"/>
-          </w:tcPr>
-          <w:p>
-            <w:pPr>
-              <w:spacing w:after="0"/>
-            </w:pPr>
-            <w:r>
-              <w:rPr>
-                <w:rFonts w:ascii="Tahoma" w:hAnsi="Tahoma"/>
+            <w:tcW w:w="1008" w:type="dxa"/>
+          </w:tcPr>
+          <w:p>
+            <w:r>
+              <w:rPr>
                 <w:sz w:val="14"/>
               </w:rPr>
               <w:t>CD 2</w:t>
@@ -12084,15 +11399,11 @@
         </w:tc>
         <w:tc>
           <w:tcPr>
-            <w:tcW w:type="dxa" w:w="2894"/>
-          </w:tcPr>
-          <w:p>
-            <w:pPr>
-              <w:spacing w:after="0"/>
-            </w:pPr>
-            <w:r>
-              <w:rPr>
-                <w:rFonts w:ascii="Tahoma" w:hAnsi="Tahoma"/>
+            <w:tcW w:w="2894" w:type="dxa"/>
+          </w:tcPr>
+          <w:p>
+            <w:r>
+              <w:rPr>
                 <w:sz w:val="14"/>
               </w:rPr>
               <w:t>ขณะอยู่ใน Assault Stance ใช้ 2 AP โจมตีศัตรูประชิดสูงสุด 2 ตัวในระยะ 5 ฟุต คูลดาวน์ 2 เทิร์น</w:t>
@@ -12101,17 +11412,16 @@
         </w:tc>
       </w:tr>
       <w:tr>
-        <w:tc>
-          <w:tcPr>
-            <w:tcW w:type="dxa" w:w="1469"/>
-          </w:tcPr>
-          <w:p>
-            <w:pPr>
-              <w:spacing w:after="0"/>
-            </w:pPr>
-            <w:r>
-              <w:rPr>
-                <w:rFonts w:ascii="Tahoma" w:hAnsi="Tahoma"/>
+        <w:trPr>
+          <w:jc w:val="center"/>
+        </w:trPr>
+        <w:tc>
+          <w:tcPr>
+            <w:tcW w:w="1469" w:type="dxa"/>
+          </w:tcPr>
+          <w:p>
+            <w:r>
+              <w:rPr>
                 <w:sz w:val="14"/>
               </w:rPr>
               <w:t>Tactical Retreat</w:t>
@@ -12120,15 +11430,11 @@
         </w:tc>
         <w:tc>
           <w:tcPr>
-            <w:tcW w:type="dxa" w:w="1469"/>
-          </w:tcPr>
-          <w:p>
-            <w:pPr>
-              <w:spacing w:after="0"/>
-            </w:pPr>
-            <w:r>
-              <w:rPr>
-                <w:rFonts w:ascii="Tahoma" w:hAnsi="Tahoma"/>
+            <w:tcW w:w="1469" w:type="dxa"/>
+          </w:tcPr>
+          <w:p>
+            <w:r>
+              <w:rPr>
                 <w:sz w:val="14"/>
               </w:rPr>
               <w:t>reactive, warrior</w:t>
@@ -12137,15 +11443,11 @@
         </w:tc>
         <w:tc>
           <w:tcPr>
-            <w:tcW w:type="dxa" w:w="1224"/>
-          </w:tcPr>
-          <w:p>
-            <w:pPr>
-              <w:spacing w:after="0"/>
-            </w:pPr>
-            <w:r>
-              <w:rPr>
-                <w:rFonts w:ascii="Tahoma" w:hAnsi="Tahoma"/>
+            <w:tcW w:w="1224" w:type="dxa"/>
+          </w:tcPr>
+          <w:p>
+            <w:r>
+              <w:rPr>
                 <w:sz w:val="14"/>
               </w:rPr>
               <w:t>Reaction</w:t>
@@ -12154,15 +11456,11 @@
         </w:tc>
         <w:tc>
           <w:tcPr>
-            <w:tcW w:type="dxa" w:w="576"/>
-          </w:tcPr>
-          <w:p>
-            <w:pPr>
-              <w:spacing w:after="0"/>
-            </w:pPr>
-            <w:r>
-              <w:rPr>
-                <w:rFonts w:ascii="Tahoma" w:hAnsi="Tahoma"/>
+            <w:tcW w:w="576" w:type="dxa"/>
+          </w:tcPr>
+          <w:p>
+            <w:r>
+              <w:rPr>
                 <w:sz w:val="14"/>
               </w:rPr>
               <w:t>1</w:t>
@@ -12171,15 +11469,11 @@
         </w:tc>
         <w:tc>
           <w:tcPr>
-            <w:tcW w:type="dxa" w:w="1037"/>
-          </w:tcPr>
-          <w:p>
-            <w:pPr>
-              <w:spacing w:after="0"/>
-            </w:pPr>
-            <w:r>
-              <w:rPr>
-                <w:rFonts w:ascii="Tahoma" w:hAnsi="Tahoma"/>
+            <w:tcW w:w="1037" w:type="dxa"/>
+          </w:tcPr>
+          <w:p>
+            <w:r>
+              <w:rPr>
                 <w:sz w:val="14"/>
               </w:rPr>
               <w:t>Reaction</w:t>
@@ -12188,15 +11482,11 @@
         </w:tc>
         <w:tc>
           <w:tcPr>
-            <w:tcW w:type="dxa" w:w="893"/>
-          </w:tcPr>
-          <w:p>
-            <w:pPr>
-              <w:spacing w:after="0"/>
-            </w:pPr>
-            <w:r>
-              <w:rPr>
-                <w:rFonts w:ascii="Tahoma" w:hAnsi="Tahoma"/>
+            <w:tcW w:w="893" w:type="dxa"/>
+          </w:tcPr>
+          <w:p>
+            <w:r>
+              <w:rPr>
                 <w:sz w:val="14"/>
               </w:rPr>
               <w:t>ตาม Trigger</w:t>
@@ -12205,15 +11495,11 @@
         </w:tc>
         <w:tc>
           <w:tcPr>
-            <w:tcW w:type="dxa" w:w="1008"/>
-          </w:tcPr>
-          <w:p>
-            <w:pPr>
-              <w:spacing w:after="0"/>
-            </w:pPr>
-            <w:r>
-              <w:rPr>
-                <w:rFonts w:ascii="Tahoma" w:hAnsi="Tahoma"/>
+            <w:tcW w:w="1008" w:type="dxa"/>
+          </w:tcPr>
+          <w:p>
+            <w:r>
+              <w:rPr>
                 <w:sz w:val="14"/>
               </w:rPr>
               <w:t>1/Round</w:t>
@@ -12222,15 +11508,11 @@
         </w:tc>
         <w:tc>
           <w:tcPr>
-            <w:tcW w:type="dxa" w:w="2894"/>
-          </w:tcPr>
-          <w:p>
-            <w:pPr>
-              <w:spacing w:after="0"/>
-            </w:pPr>
-            <w:r>
-              <w:rPr>
-                <w:rFonts w:ascii="Tahoma" w:hAnsi="Tahoma"/>
+            <w:tcW w:w="2894" w:type="dxa"/>
+          </w:tcPr>
+          <w:p>
+            <w:r>
+              <w:rPr>
                 <w:sz w:val="14"/>
               </w:rPr>
               <w:t>After an enemy finishes an attack against you, use a Reaction to move up to 5 ft without spending AP. Once per round.</w:t>
@@ -12239,17 +11521,16 @@
         </w:tc>
       </w:tr>
       <w:tr>
-        <w:tc>
-          <w:tcPr>
-            <w:tcW w:type="dxa" w:w="1469"/>
-          </w:tcPr>
-          <w:p>
-            <w:pPr>
-              <w:spacing w:after="0"/>
-            </w:pPr>
-            <w:r>
-              <w:rPr>
-                <w:rFonts w:ascii="Tahoma" w:hAnsi="Tahoma"/>
+        <w:trPr>
+          <w:jc w:val="center"/>
+        </w:trPr>
+        <w:tc>
+          <w:tcPr>
+            <w:tcW w:w="1469" w:type="dxa"/>
+          </w:tcPr>
+          <w:p>
+            <w:r>
+              <w:rPr>
                 <w:sz w:val="14"/>
               </w:rPr>
               <w:t>Unbroken Guard</w:t>
@@ -12258,15 +11539,11 @@
         </w:tc>
         <w:tc>
           <w:tcPr>
-            <w:tcW w:type="dxa" w:w="1469"/>
-          </w:tcPr>
-          <w:p>
-            <w:pPr>
-              <w:spacing w:after="0"/>
-            </w:pPr>
-            <w:r>
-              <w:rPr>
-                <w:rFonts w:ascii="Tahoma" w:hAnsi="Tahoma"/>
+            <w:tcW w:w="1469" w:type="dxa"/>
+          </w:tcPr>
+          <w:p>
+            <w:r>
+              <w:rPr>
                 <w:sz w:val="14"/>
               </w:rPr>
               <w:t>warrior, passive</w:t>
@@ -12275,15 +11552,11 @@
         </w:tc>
         <w:tc>
           <w:tcPr>
-            <w:tcW w:type="dxa" w:w="1224"/>
-          </w:tcPr>
-          <w:p>
-            <w:pPr>
-              <w:spacing w:after="0"/>
-            </w:pPr>
-            <w:r>
-              <w:rPr>
-                <w:rFonts w:ascii="Tahoma" w:hAnsi="Tahoma"/>
+            <w:tcW w:w="1224" w:type="dxa"/>
+          </w:tcPr>
+          <w:p>
+            <w:r>
+              <w:rPr>
                 <w:sz w:val="14"/>
               </w:rPr>
               <w:t>Passive / Feature</w:t>
@@ -12292,15 +11565,11 @@
         </w:tc>
         <w:tc>
           <w:tcPr>
-            <w:tcW w:type="dxa" w:w="576"/>
-          </w:tcPr>
-          <w:p>
-            <w:pPr>
-              <w:spacing w:after="0"/>
-            </w:pPr>
-            <w:r>
-              <w:rPr>
-                <w:rFonts w:ascii="Tahoma" w:hAnsi="Tahoma"/>
+            <w:tcW w:w="576" w:type="dxa"/>
+          </w:tcPr>
+          <w:p>
+            <w:r>
+              <w:rPr>
                 <w:sz w:val="14"/>
               </w:rPr>
               <w:t>2</w:t>
@@ -12309,15 +11578,11 @@
         </w:tc>
         <w:tc>
           <w:tcPr>
-            <w:tcW w:type="dxa" w:w="1037"/>
-          </w:tcPr>
-          <w:p>
-            <w:pPr>
-              <w:spacing w:after="0"/>
-            </w:pPr>
-            <w:r>
-              <w:rPr>
-                <w:rFonts w:ascii="Tahoma" w:hAnsi="Tahoma"/>
+            <w:tcW w:w="1037" w:type="dxa"/>
+          </w:tcPr>
+          <w:p>
+            <w:r>
+              <w:rPr>
                 <w:sz w:val="14"/>
               </w:rPr>
               <w:t>AP 0</w:t>
@@ -12326,15 +11591,11 @@
         </w:tc>
         <w:tc>
           <w:tcPr>
-            <w:tcW w:type="dxa" w:w="893"/>
-          </w:tcPr>
-          <w:p>
-            <w:pPr>
-              <w:spacing w:after="0"/>
-            </w:pPr>
-            <w:r>
-              <w:rPr>
-                <w:rFonts w:ascii="Tahoma" w:hAnsi="Tahoma"/>
+            <w:tcW w:w="893" w:type="dxa"/>
+          </w:tcPr>
+          <w:p>
+            <w:r>
+              <w:rPr>
                 <w:sz w:val="14"/>
               </w:rPr>
               <w:t>ตัวเอง</w:t>
@@ -12343,15 +11604,11 @@
         </w:tc>
         <w:tc>
           <w:tcPr>
-            <w:tcW w:type="dxa" w:w="1008"/>
-          </w:tcPr>
-          <w:p>
-            <w:pPr>
-              <w:spacing w:after="0"/>
-            </w:pPr>
-            <w:r>
-              <w:rPr>
-                <w:rFonts w:ascii="Tahoma" w:hAnsi="Tahoma"/>
+            <w:tcW w:w="1008" w:type="dxa"/>
+          </w:tcPr>
+          <w:p>
+            <w:r>
+              <w:rPr>
                 <w:sz w:val="14"/>
               </w:rPr>
               <w:t>—</w:t>
@@ -12360,15 +11617,11 @@
         </w:tc>
         <w:tc>
           <w:tcPr>
-            <w:tcW w:type="dxa" w:w="2894"/>
-          </w:tcPr>
-          <w:p>
-            <w:pPr>
-              <w:spacing w:after="0"/>
-            </w:pPr>
-            <w:r>
-              <w:rPr>
-                <w:rFonts w:ascii="Tahoma" w:hAnsi="Tahoma"/>
+            <w:tcW w:w="2894" w:type="dxa"/>
+          </w:tcPr>
+          <w:p>
+            <w:r>
+              <w:rPr>
                 <w:sz w:val="14"/>
               </w:rPr>
               <w:t>While in Bulwark Stance, gain 1 resistance to physical damage.</w:t>
@@ -12577,7 +11830,6 @@
           <w:p>
             <w:r>
               <w:rPr>
-                <w:rFonts w:ascii="Tahoma" w:hAnsi="Tahoma"/>
                 <w:sz w:val="14"/>
               </w:rPr>
               <w:t>Human Adapt</w:t>
@@ -12592,7 +11844,6 @@
           <w:p>
             <w:r>
               <w:rPr>
-                <w:rFonts w:ascii="Tahoma" w:hAnsi="Tahoma"/>
                 <w:sz w:val="14"/>
               </w:rPr>
               <w:t>passive, human</w:t>
@@ -12904,7 +12155,6 @@
           <w:p>
             <w:r>
               <w:rPr>
-                <w:rFonts w:ascii="Tahoma" w:hAnsi="Tahoma"/>
                 <w:sz w:val="14"/>
               </w:rPr>
               <w:t>Human Adapt (Blue)</w:t>
@@ -12919,7 +12169,6 @@
           <w:p>
             <w:r>
               <w:rPr>
-                <w:rFonts w:ascii="Tahoma" w:hAnsi="Tahoma"/>
                 <w:sz w:val="14"/>
               </w:rPr>
               <w:t>human, passive</w:t>
@@ -13024,7 +12273,21 @@
               <w:rPr>
                 <w:sz w:val="14"/>
               </w:rPr>
-              <w:t>Blue Blood ancestry feature: choose two different Attributes; each gains +1.</w:t>
+              <w:t xml:space="preserve">Blue Blood ancestry feature: choose two different Attributes; each </w:t>
+            </w:r>
+            <w:proofErr w:type="gramStart"/>
+            <w:r>
+              <w:rPr>
+                <w:sz w:val="14"/>
+              </w:rPr>
+              <w:t>gains</w:t>
+            </w:r>
+            <w:proofErr w:type="gramEnd"/>
+            <w:r>
+              <w:rPr>
+                <w:sz w:val="14"/>
+              </w:rPr>
+              <w:t xml:space="preserve"> +1.</w:t>
             </w:r>
           </w:p>
         </w:tc>
@@ -13041,7 +12304,6 @@
           <w:p>
             <w:r>
               <w:rPr>
-                <w:rFonts w:ascii="Tahoma" w:hAnsi="Tahoma"/>
                 <w:sz w:val="14"/>
               </w:rPr>
               <w:t>Element School</w:t>
@@ -13056,7 +12318,6 @@
           <w:p>
             <w:r>
               <w:rPr>
-                <w:rFonts w:ascii="Tahoma" w:hAnsi="Tahoma"/>
                 <w:sz w:val="14"/>
               </w:rPr>
               <w:t>passive, blue_blood</w:t>
@@ -13175,11 +12436,33 @@
                 <w:sz w:val="14"/>
               </w:rPr>
             </w:pPr>
-            <w:r>
-              <w:rPr>
-                <w:sz w:val="14"/>
-              </w:rPr>
-              <w:t>Study an elemental school and choose two Elemental Skills of Spell Level 1. Spell choices do not spend Ability Points.</w:t>
+            <w:proofErr w:type="gramStart"/>
+            <w:r>
+              <w:rPr>
+                <w:sz w:val="14"/>
+              </w:rPr>
+              <w:t>Study</w:t>
+            </w:r>
+            <w:proofErr w:type="gramEnd"/>
+            <w:r>
+              <w:rPr>
+                <w:sz w:val="14"/>
+              </w:rPr>
+              <w:t xml:space="preserve"> an elemental school and choose two Elemental Skills of Spell Level 1. Spell choices do not </w:t>
+            </w:r>
+            <w:proofErr w:type="gramStart"/>
+            <w:r>
+              <w:rPr>
+                <w:sz w:val="14"/>
+              </w:rPr>
+              <w:t>spend</w:t>
+            </w:r>
+            <w:proofErr w:type="gramEnd"/>
+            <w:r>
+              <w:rPr>
+                <w:sz w:val="14"/>
+              </w:rPr>
+              <w:t xml:space="preserve"> Ability Points.</w:t>
             </w:r>
           </w:p>
         </w:tc>
@@ -13386,7 +12669,6 @@
           <w:p>
             <w:r>
               <w:rPr>
-                <w:rFonts w:ascii="Tahoma" w:hAnsi="Tahoma"/>
                 <w:sz w:val="14"/>
               </w:rPr>
               <w:t>Cowardly Jab</w:t>
@@ -13401,7 +12683,6 @@
           <w:p>
             <w:r>
               <w:rPr>
-                <w:rFonts w:ascii="Tahoma" w:hAnsi="Tahoma"/>
                 <w:sz w:val="14"/>
               </w:rPr>
               <w:t>goblin, melee</w:t>
@@ -13524,7 +12805,6 @@
           <w:p>
             <w:r>
               <w:rPr>
-                <w:rFonts w:ascii="Tahoma" w:hAnsi="Tahoma"/>
                 <w:sz w:val="14"/>
               </w:rPr>
               <w:t>Scurry</w:t>
@@ -13540,7 +12820,6 @@
           <w:p>
             <w:r>
               <w:rPr>
-                <w:rFonts w:ascii="Tahoma" w:hAnsi="Tahoma"/>
                 <w:sz w:val="14"/>
               </w:rPr>
               <w:t>move</w:t>
@@ -13858,7 +13137,6 @@
           <w:p>
             <w:r>
               <w:rPr>
-                <w:rFonts w:ascii="Tahoma" w:hAnsi="Tahoma"/>
                 <w:sz w:val="14"/>
               </w:rPr>
               <w:t>Mark the Weak</w:t>
@@ -13873,7 +13151,6 @@
           <w:p>
             <w:r>
               <w:rPr>
-                <w:rFonts w:ascii="Tahoma" w:hAnsi="Tahoma"/>
                 <w:sz w:val="14"/>
               </w:rPr>
               <w:t>goblin</w:t>
@@ -13996,7 +13273,6 @@
           <w:p>
             <w:r>
               <w:rPr>
-                <w:rFonts w:ascii="Tahoma" w:hAnsi="Tahoma"/>
                 <w:sz w:val="14"/>
               </w:rPr>
               <w:t>Pack Command</w:t>
@@ -14012,7 +13288,6 @@
           <w:p>
             <w:r>
               <w:rPr>
-                <w:rFonts w:ascii="Tahoma" w:hAnsi="Tahoma"/>
                 <w:sz w:val="14"/>
               </w:rPr>
               <w:t>goblin</w:t>
@@ -14330,7 +13605,6 @@
           <w:p>
             <w:r>
               <w:rPr>
-                <w:rFonts w:ascii="Tahoma" w:hAnsi="Tahoma"/>
                 <w:sz w:val="14"/>
               </w:rPr>
               <w:t>Crippling Stone</w:t>
@@ -14345,7 +13619,6 @@
           <w:p>
             <w:r>
               <w:rPr>
-                <w:rFonts w:ascii="Tahoma" w:hAnsi="Tahoma"/>
                 <w:sz w:val="14"/>
               </w:rPr>
               <w:t>goblin</w:t>
@@ -14450,7 +13723,14 @@
               <w:rPr>
                 <w:sz w:val="14"/>
               </w:rPr>
-              <w:t>Make a ranged attack. On Hit, apply Slowed 5 until the end of the target's next turn.</w:t>
+              <w:t xml:space="preserve">Make a ranged attack. On Hit, apply Slowed 5 until the end of the target's next </w:t>
+            </w:r>
+            <w:r>
+              <w:rPr>
+                <w:sz w:val="14"/>
+              </w:rPr>
+              <w:lastRenderedPageBreak/>
+              <w:t>turn.</w:t>
             </w:r>
           </w:p>
         </w:tc>
@@ -14657,7 +13937,6 @@
           <w:p>
             <w:r>
               <w:rPr>
-                <w:rFonts w:ascii="Tahoma" w:hAnsi="Tahoma"/>
                 <w:sz w:val="14"/>
               </w:rPr>
               <w:t>Skitter</w:t>
@@ -14672,7 +13951,6 @@
           <w:p>
             <w:r>
               <w:rPr>
-                <w:rFonts w:ascii="Tahoma" w:hAnsi="Tahoma"/>
                 <w:sz w:val="14"/>
               </w:rPr>
               <w:t>move</w:t>
@@ -14795,7 +14073,6 @@
           <w:p>
             <w:r>
               <w:rPr>
-                <w:rFonts w:ascii="Tahoma" w:hAnsi="Tahoma"/>
                 <w:sz w:val="14"/>
               </w:rPr>
               <w:t>Web Shot</w:t>
@@ -14811,7 +14088,6 @@
           <w:p>
             <w:r>
               <w:rPr>
-                <w:rFonts w:ascii="Tahoma" w:hAnsi="Tahoma"/>
                 <w:sz w:val="14"/>
               </w:rPr>
               <w:t>—</w:t>
@@ -14939,7 +14215,6 @@
           <w:p>
             <w:r>
               <w:rPr>
-                <w:rFonts w:ascii="Tahoma" w:hAnsi="Tahoma"/>
                 <w:sz w:val="14"/>
               </w:rPr>
               <w:t>Webbed Prey</w:t>
@@ -14954,7 +14229,6 @@
           <w:p>
             <w:r>
               <w:rPr>
-                <w:rFonts w:ascii="Tahoma" w:hAnsi="Tahoma"/>
                 <w:sz w:val="14"/>
               </w:rPr>
               <w:t>passive</w:t>
@@ -15266,7 +14540,6 @@
           <w:p>
             <w:r>
               <w:rPr>
-                <w:rFonts w:ascii="Tahoma" w:hAnsi="Tahoma"/>
                 <w:sz w:val="14"/>
               </w:rPr>
               <w:t>Blood Claw</w:t>
@@ -15281,7 +14554,6 @@
           <w:p>
             <w:r>
               <w:rPr>
-                <w:rFonts w:ascii="Tahoma" w:hAnsi="Tahoma"/>
                 <w:sz w:val="14"/>
               </w:rPr>
               <w:t>melee, unarmed</w:t>
@@ -15404,7 +14676,6 @@
           <w:p>
             <w:r>
               <w:rPr>
-                <w:rFonts w:ascii="Tahoma" w:hAnsi="Tahoma"/>
                 <w:sz w:val="14"/>
               </w:rPr>
               <w:t>Predator Rush</w:t>
@@ -15420,7 +14691,6 @@
           <w:p>
             <w:r>
               <w:rPr>
-                <w:rFonts w:ascii="Tahoma" w:hAnsi="Tahoma"/>
                 <w:sz w:val="14"/>
               </w:rPr>
               <w:t>move</w:t>
@@ -15738,7 +15008,6 @@
           <w:p>
             <w:r>
               <w:rPr>
-                <w:rFonts w:ascii="Tahoma" w:hAnsi="Tahoma"/>
                 <w:sz w:val="14"/>
               </w:rPr>
               <w:t>Coiling Sweep</w:t>
@@ -15753,7 +15022,6 @@
           <w:p>
             <w:r>
               <w:rPr>
-                <w:rFonts w:ascii="Tahoma" w:hAnsi="Tahoma"/>
                 <w:sz w:val="14"/>
               </w:rPr>
               <w:t>melee, unarmed</w:t>
@@ -15876,7 +15144,6 @@
           <w:p>
             <w:r>
               <w:rPr>
-                <w:rFonts w:ascii="Tahoma" w:hAnsi="Tahoma"/>
                 <w:sz w:val="14"/>
               </w:rPr>
               <w:t>Scalebreaker Charge</w:t>
@@ -15892,7 +15159,6 @@
           <w:p>
             <w:r>
               <w:rPr>
-                <w:rFonts w:ascii="Tahoma" w:hAnsi="Tahoma"/>
                 <w:sz w:val="14"/>
               </w:rPr>
               <w:t>move</w:t>
@@ -16020,7 +15286,6 @@
           <w:p>
             <w:r>
               <w:rPr>
-                <w:rFonts w:ascii="Tahoma" w:hAnsi="Tahoma"/>
                 <w:sz w:val="14"/>
               </w:rPr>
               <w:t>Thorned Tail</w:t>
@@ -16035,7 +15300,6 @@
           <w:p>
             <w:r>
               <w:rPr>
-                <w:rFonts w:ascii="Tahoma" w:hAnsi="Tahoma"/>
                 <w:sz w:val="14"/>
               </w:rPr>
               <w:t>melee, unarmed</w:t>
@@ -16347,7 +15611,6 @@
           <w:p>
             <w:r>
               <w:rPr>
-                <w:rFonts w:ascii="Tahoma" w:hAnsi="Tahoma"/>
                 <w:sz w:val="14"/>
               </w:rPr>
               <w:t>Brood Rush</w:t>
@@ -16362,7 +15625,6 @@
           <w:p>
             <w:r>
               <w:rPr>
-                <w:rFonts w:ascii="Tahoma" w:hAnsi="Tahoma"/>
                 <w:sz w:val="14"/>
               </w:rPr>
               <w:t>move</w:t>
@@ -16485,7 +15747,6 @@
           <w:p>
             <w:r>
               <w:rPr>
-                <w:rFonts w:ascii="Tahoma" w:hAnsi="Tahoma"/>
                 <w:sz w:val="14"/>
               </w:rPr>
               <w:t>Royal Web</w:t>
@@ -16501,7 +15762,6 @@
           <w:p>
             <w:r>
               <w:rPr>
-                <w:rFonts w:ascii="Tahoma" w:hAnsi="Tahoma"/>
                 <w:sz w:val="14"/>
               </w:rPr>
               <w:t>ranged</w:t>
@@ -16819,7 +16079,6 @@
           <w:p>
             <w:r>
               <w:rPr>
-                <w:rFonts w:ascii="Tahoma" w:hAnsi="Tahoma"/>
                 <w:sz w:val="14"/>
               </w:rPr>
               <w:t>Long Reach</w:t>
@@ -16834,7 +16093,6 @@
           <w:p>
             <w:r>
               <w:rPr>
-                <w:rFonts w:ascii="Tahoma" w:hAnsi="Tahoma"/>
                 <w:sz w:val="14"/>
               </w:rPr>
               <w:t>passive</w:t>
@@ -16854,7 +16112,14 @@
               <w:rPr>
                 <w:sz w:val="14"/>
               </w:rPr>
-              <w:t>Passive และ Feature</w:t>
+              <w:t xml:space="preserve">Passive และ </w:t>
+            </w:r>
+            <w:r>
+              <w:rPr>
+                <w:sz w:val="14"/>
+              </w:rPr>
+              <w:lastRenderedPageBreak/>
+              <w:t>Feature</w:t>
             </w:r>
           </w:p>
         </w:tc>
@@ -16871,6 +16136,7 @@
               <w:rPr>
                 <w:sz w:val="14"/>
               </w:rPr>
+              <w:lastRenderedPageBreak/>
               <w:t>1</w:t>
             </w:r>
           </w:p>
@@ -16933,7 +16199,11 @@
           </w:tcPr>
           <w:p>
             <w:r>
-              <w:t>Basic Passive. Your Melee Attacks gain +2 ft Range.</w:t>
+              <w:t xml:space="preserve">Basic Passive. Your Melee Attacks </w:t>
+            </w:r>
+            <w:r>
+              <w:lastRenderedPageBreak/>
+              <w:t>gain +2 ft Range.</w:t>
             </w:r>
           </w:p>
         </w:tc>
@@ -16950,9 +16220,9 @@
           <w:p>
             <w:r>
               <w:rPr>
-                <w:rFonts w:ascii="Tahoma" w:hAnsi="Tahoma"/>
-                <w:sz w:val="14"/>
-              </w:rPr>
+                <w:sz w:val="14"/>
+              </w:rPr>
+              <w:lastRenderedPageBreak/>
               <w:t>Spell Training: Arcane Bolt</w:t>
             </w:r>
           </w:p>
@@ -16965,7 +16235,6 @@
           <w:p>
             <w:r>
               <w:rPr>
-                <w:rFonts w:ascii="Tahoma" w:hAnsi="Tahoma"/>
                 <w:sz w:val="14"/>
               </w:rPr>
               <w:t>passive, arcanist</w:t>
@@ -17088,7 +16357,6 @@
           <w:p>
             <w:r>
               <w:rPr>
-                <w:rFonts w:ascii="Tahoma" w:hAnsi="Tahoma"/>
                 <w:sz w:val="14"/>
               </w:rPr>
               <w:t>Spell Training: Arcane Burst</w:t>
@@ -17104,7 +16372,6 @@
           <w:p>
             <w:r>
               <w:rPr>
-                <w:rFonts w:ascii="Tahoma" w:hAnsi="Tahoma"/>
                 <w:sz w:val="14"/>
               </w:rPr>
               <w:t>passive, arcanist</w:t>
@@ -17230,12 +16497,19 @@
             <w:vAlign w:val="center"/>
           </w:tcPr>
           <w:p>
-            <w:r>
-              <w:rPr>
-                <w:rFonts w:ascii="Tahoma" w:hAnsi="Tahoma"/>
-                <w:sz w:val="14"/>
-              </w:rPr>
-              <w:t>Spell Training: Arcane Cone</w:t>
+            <w:proofErr w:type="gramStart"/>
+            <w:r>
+              <w:rPr>
+                <w:sz w:val="14"/>
+              </w:rPr>
+              <w:t>Spell</w:t>
+            </w:r>
+            <w:proofErr w:type="gramEnd"/>
+            <w:r>
+              <w:rPr>
+                <w:sz w:val="14"/>
+              </w:rPr>
+              <w:t xml:space="preserve"> Training: Arcane Cone</w:t>
             </w:r>
           </w:p>
         </w:tc>
@@ -17247,7 +16521,6 @@
           <w:p>
             <w:r>
               <w:rPr>
-                <w:rFonts w:ascii="Tahoma" w:hAnsi="Tahoma"/>
                 <w:sz w:val="14"/>
               </w:rPr>
               <w:t>passive, arcanist</w:t>
@@ -17370,7 +16643,6 @@
           <w:p>
             <w:r>
               <w:rPr>
-                <w:rFonts w:ascii="Tahoma" w:hAnsi="Tahoma"/>
                 <w:sz w:val="14"/>
               </w:rPr>
               <w:t>Spell Training: Ember Bolt</w:t>
@@ -17386,7 +16658,6 @@
           <w:p>
             <w:r>
               <w:rPr>
-                <w:rFonts w:ascii="Tahoma" w:hAnsi="Tahoma"/>
                 <w:sz w:val="14"/>
               </w:rPr>
               <w:t>passive, arcanist</w:t>
@@ -17515,7 +16786,6 @@
           <w:p>
             <w:r>
               <w:rPr>
-                <w:rFonts w:ascii="Tahoma" w:hAnsi="Tahoma"/>
                 <w:sz w:val="14"/>
               </w:rPr>
               <w:t>Spell Training: Frost Shard</w:t>
@@ -17531,7 +16801,6 @@
           <w:p>
             <w:r>
               <w:rPr>
-                <w:rFonts w:ascii="Tahoma" w:hAnsi="Tahoma"/>
                 <w:sz w:val="14"/>
               </w:rPr>
               <w:t>passive, arcanist</w:t>
@@ -17659,7 +16928,6 @@
           <w:p>
             <w:r>
               <w:rPr>
-                <w:rFonts w:ascii="Tahoma" w:hAnsi="Tahoma"/>
                 <w:sz w:val="14"/>
               </w:rPr>
               <w:t>Spell Training: Flame Wave</w:t>
@@ -17674,7 +16942,6 @@
           <w:p>
             <w:r>
               <w:rPr>
-                <w:rFonts w:ascii="Tahoma" w:hAnsi="Tahoma"/>
                 <w:sz w:val="14"/>
               </w:rPr>
               <w:t>passive, arcanist</w:t>
@@ -17796,7 +17063,6 @@
           <w:p>
             <w:r>
               <w:rPr>
-                <w:rFonts w:ascii="Tahoma" w:hAnsi="Tahoma"/>
                 <w:sz w:val="14"/>
               </w:rPr>
               <w:t>Spell Training: Frozen Ground</w:t>
@@ -17811,7 +17077,6 @@
           <w:p>
             <w:r>
               <w:rPr>
-                <w:rFonts w:ascii="Tahoma" w:hAnsi="Tahoma"/>
                 <w:sz w:val="14"/>
               </w:rPr>
               <w:t>passive, arcanist</w:t>
@@ -17933,7 +17198,6 @@
           <w:p>
             <w:r>
               <w:rPr>
-                <w:rFonts w:ascii="Tahoma" w:hAnsi="Tahoma"/>
                 <w:sz w:val="14"/>
               </w:rPr>
               <w:t>Spell Training Arcane Shatter</w:t>
@@ -17948,7 +17212,6 @@
           <w:p>
             <w:r>
               <w:rPr>
-                <w:rFonts w:ascii="Tahoma" w:hAnsi="Tahoma"/>
                 <w:sz w:val="14"/>
               </w:rPr>
               <w:t>passive, arcanist</w:t>
@@ -18089,34 +17352,37 @@
         </w:tc>
       </w:tr>
       <w:tr>
-        <w:tc>
-          <w:tcPr>
-            <w:tcW w:type="dxa" w:w="1469"/>
-          </w:tcPr>
-          <w:p>
-            <w:pPr>
-              <w:spacing w:after="0"/>
-            </w:pPr>
-            <w:r>
-              <w:rPr>
-                <w:rFonts w:ascii="Tahoma" w:hAnsi="Tahoma"/>
-                <w:sz w:val="14"/>
-              </w:rPr>
-              <w:t>Spell Training: Arcane Shield</w:t>
-            </w:r>
-          </w:p>
-        </w:tc>
-        <w:tc>
-          <w:tcPr>
-            <w:tcW w:type="dxa" w:w="1469"/>
-          </w:tcPr>
-          <w:p>
-            <w:pPr>
-              <w:spacing w:after="0"/>
-            </w:pPr>
-            <w:r>
-              <w:rPr>
-                <w:rFonts w:ascii="Tahoma" w:hAnsi="Tahoma"/>
+        <w:trPr>
+          <w:jc w:val="center"/>
+        </w:trPr>
+        <w:tc>
+          <w:tcPr>
+            <w:tcW w:w="1469" w:type="dxa"/>
+          </w:tcPr>
+          <w:p>
+            <w:proofErr w:type="gramStart"/>
+            <w:r>
+              <w:rPr>
+                <w:sz w:val="14"/>
+              </w:rPr>
+              <w:t>Spell</w:t>
+            </w:r>
+            <w:proofErr w:type="gramEnd"/>
+            <w:r>
+              <w:rPr>
+                <w:sz w:val="14"/>
+              </w:rPr>
+              <w:t xml:space="preserve"> Training: Arcane Shield</w:t>
+            </w:r>
+          </w:p>
+        </w:tc>
+        <w:tc>
+          <w:tcPr>
+            <w:tcW w:w="1469" w:type="dxa"/>
+          </w:tcPr>
+          <w:p>
+            <w:r>
+              <w:rPr>
                 <w:sz w:val="14"/>
               </w:rPr>
               <w:t>passive, arcanist</w:t>
@@ -18125,15 +17391,11 @@
         </w:tc>
         <w:tc>
           <w:tcPr>
-            <w:tcW w:type="dxa" w:w="1224"/>
-          </w:tcPr>
-          <w:p>
-            <w:pPr>
-              <w:spacing w:after="0"/>
-            </w:pPr>
-            <w:r>
-              <w:rPr>
-                <w:rFonts w:ascii="Tahoma" w:hAnsi="Tahoma"/>
+            <w:tcW w:w="1224" w:type="dxa"/>
+          </w:tcPr>
+          <w:p>
+            <w:r>
+              <w:rPr>
                 <w:sz w:val="14"/>
               </w:rPr>
               <w:t>Passive / Feature</w:t>
@@ -18142,15 +17404,11 @@
         </w:tc>
         <w:tc>
           <w:tcPr>
-            <w:tcW w:type="dxa" w:w="576"/>
-          </w:tcPr>
-          <w:p>
-            <w:pPr>
-              <w:spacing w:after="0"/>
-            </w:pPr>
-            <w:r>
-              <w:rPr>
-                <w:rFonts w:ascii="Tahoma" w:hAnsi="Tahoma"/>
+            <w:tcW w:w="576" w:type="dxa"/>
+          </w:tcPr>
+          <w:p>
+            <w:r>
+              <w:rPr>
                 <w:sz w:val="14"/>
               </w:rPr>
               <w:t>1</w:t>
@@ -18159,15 +17417,11 @@
         </w:tc>
         <w:tc>
           <w:tcPr>
-            <w:tcW w:type="dxa" w:w="1037"/>
-          </w:tcPr>
-          <w:p>
-            <w:pPr>
-              <w:spacing w:after="0"/>
-            </w:pPr>
-            <w:r>
-              <w:rPr>
-                <w:rFonts w:ascii="Tahoma" w:hAnsi="Tahoma"/>
+            <w:tcW w:w="1037" w:type="dxa"/>
+          </w:tcPr>
+          <w:p>
+            <w:r>
+              <w:rPr>
                 <w:sz w:val="14"/>
               </w:rPr>
               <w:t>AP 0</w:t>
@@ -18176,15 +17430,11 @@
         </w:tc>
         <w:tc>
           <w:tcPr>
-            <w:tcW w:type="dxa" w:w="893"/>
-          </w:tcPr>
-          <w:p>
-            <w:pPr>
-              <w:spacing w:after="0"/>
-            </w:pPr>
-            <w:r>
-              <w:rPr>
-                <w:rFonts w:ascii="Tahoma" w:hAnsi="Tahoma"/>
+            <w:tcW w:w="893" w:type="dxa"/>
+          </w:tcPr>
+          <w:p>
+            <w:r>
+              <w:rPr>
                 <w:sz w:val="14"/>
               </w:rPr>
               <w:t>ตัวเอง</w:t>
@@ -18193,15 +17443,11 @@
         </w:tc>
         <w:tc>
           <w:tcPr>
-            <w:tcW w:type="dxa" w:w="1008"/>
-          </w:tcPr>
-          <w:p>
-            <w:pPr>
-              <w:spacing w:after="0"/>
-            </w:pPr>
-            <w:r>
-              <w:rPr>
-                <w:rFonts w:ascii="Tahoma" w:hAnsi="Tahoma"/>
+            <w:tcW w:w="1008" w:type="dxa"/>
+          </w:tcPr>
+          <w:p>
+            <w:r>
+              <w:rPr>
                 <w:sz w:val="14"/>
               </w:rPr>
               <w:t>—</w:t>
@@ -18210,15 +17456,11 @@
         </w:tc>
         <w:tc>
           <w:tcPr>
-            <w:tcW w:type="dxa" w:w="2894"/>
-          </w:tcPr>
-          <w:p>
-            <w:pPr>
-              <w:spacing w:after="0"/>
-            </w:pPr>
-            <w:r>
-              <w:rPr>
-                <w:rFonts w:ascii="Tahoma" w:hAnsi="Tahoma"/>
+            <w:tcW w:w="2894" w:type="dxa"/>
+          </w:tcPr>
+          <w:p>
+            <w:r>
+              <w:rPr>
                 <w:sz w:val="14"/>
               </w:rPr>
               <w:t>Add Arcane Shield to your available Skills.</w:t>
@@ -18280,9 +17522,6 @@
       <w:pPr>
         <w:pStyle w:val="Heading1"/>
         <w:spacing w:before="240" w:after="120"/>
-        <w:rPr>
-          <w:rFonts w:hint="cs"/>
-        </w:rPr>
       </w:pPr>
       <w:r>
         <w:rPr>
@@ -18291,12 +17530,6 @@
           <w:lang w:bidi="th-TH"/>
         </w:rPr>
         <w:t>แนวคิดที่ยังไม่มี Resource ในเกม</w:t>
-      </w:r>
-      <w:r>
-        <w:rPr>
-          <w:rFonts w:ascii="Tahoma" w:eastAsia="Tahoma" w:hAnsi="Tahoma"/>
-          <w:sz w:val="32"/>
-        </w:rPr>
       </w:r>
     </w:p>
     <w:tbl>
@@ -18328,7 +17561,15 @@
             <w:vAlign w:val="center"/>
           </w:tcPr>
           <w:p>
-            <w:r>
+            <w:pPr>
+              <w:rPr>
+                <w:color w:val="FFFFFF" w:themeColor="background1"/>
+              </w:rPr>
+            </w:pPr>
+            <w:r>
+              <w:rPr>
+                <w:color w:val="FFFFFF" w:themeColor="background1"/>
+              </w:rPr>
               <w:t>Ability</w:t>
             </w:r>
           </w:p>
@@ -18340,7 +17581,15 @@
             <w:vAlign w:val="center"/>
           </w:tcPr>
           <w:p>
-            <w:r>
+            <w:pPr>
+              <w:rPr>
+                <w:color w:val="FFFFFF" w:themeColor="background1"/>
+              </w:rPr>
+            </w:pPr>
+            <w:r>
+              <w:rPr>
+                <w:color w:val="FFFFFF" w:themeColor="background1"/>
+              </w:rPr>
               <w:t>Trait</w:t>
             </w:r>
           </w:p>
@@ -18478,7 +17727,6 @@
           <w:p>
             <w:r>
               <w:rPr>
-                <w:rFonts w:ascii="Tahoma" w:hAnsi="Tahoma"/>
                 <w:sz w:val="14"/>
               </w:rPr>
               <w:t>Marked for Death</w:t>
@@ -18493,7 +17741,6 @@
           <w:p>
             <w:r>
               <w:rPr>
-                <w:rFonts w:ascii="Tahoma" w:hAnsi="Tahoma"/>
                 <w:sz w:val="14"/>
               </w:rPr>
               <w:t>—</w:t>
@@ -18724,7 +17971,6 @@
           <w:p>
             <w:r>
               <w:rPr>
-                <w:rFonts w:ascii="Tahoma" w:hAnsi="Tahoma"/>
                 <w:sz w:val="14"/>
               </w:rPr>
               <w:t>Blood Scent</w:t>
@@ -18739,7 +17985,6 @@
           <w:p>
             <w:r>
               <w:rPr>
-                <w:rFonts w:ascii="Tahoma" w:hAnsi="Tahoma"/>
                 <w:sz w:val="14"/>
               </w:rPr>
               <w:t>—</w:t>
@@ -18956,7 +18201,6 @@
           <w:p>
             <w:r>
               <w:rPr>
-                <w:rFonts w:ascii="Tahoma" w:hAnsi="Tahoma"/>
                 <w:sz w:val="14"/>
               </w:rPr>
               <w:t>Exploit Opening</w:t>
@@ -18971,7 +18215,6 @@
           <w:p>
             <w:r>
               <w:rPr>
-                <w:rFonts w:ascii="Tahoma" w:hAnsi="Tahoma"/>
                 <w:sz w:val="14"/>
               </w:rPr>
               <w:t>—</w:t>
@@ -19181,7 +18424,6 @@
           <w:p>
             <w:r>
               <w:rPr>
-                <w:rFonts w:ascii="Tahoma" w:hAnsi="Tahoma"/>
                 <w:sz w:val="14"/>
               </w:rPr>
               <w:t>Vanish</w:t>
@@ -19196,7 +18438,6 @@
           <w:p>
             <w:r>
               <w:rPr>
-                <w:rFonts w:ascii="Tahoma" w:hAnsi="Tahoma"/>
                 <w:sz w:val="14"/>
               </w:rPr>
               <w:t>—</w:t>
@@ -19505,7 +18746,6 @@
           <w:p>
             <w:r>
               <w:rPr>
-                <w:rFonts w:ascii="Tahoma" w:hAnsi="Tahoma"/>
                 <w:sz w:val="14"/>
               </w:rPr>
               <w:t>Executioner's Edge</w:t>
@@ -19520,7 +18760,6 @@
           <w:p>
             <w:r>
               <w:rPr>
-                <w:rFonts w:ascii="Tahoma" w:hAnsi="Tahoma"/>
                 <w:sz w:val="14"/>
               </w:rPr>
               <w:t>—</w:t>
@@ -19774,7 +19013,6 @@
           <w:p>
             <w:r>
               <w:rPr>
-                <w:rFonts w:ascii="Tahoma" w:hAnsi="Tahoma"/>
                 <w:sz w:val="14"/>
               </w:rPr>
               <w:t>Crimson Finish</w:t>
@@ -19789,7 +19027,6 @@
           <w:p>
             <w:r>
               <w:rPr>
-                <w:rFonts w:ascii="Tahoma" w:hAnsi="Tahoma"/>
                 <w:sz w:val="14"/>
               </w:rPr>
               <w:t>—</w:t>
@@ -20071,7 +19308,6 @@
           <w:p>
             <w:r>
               <w:rPr>
-                <w:rFonts w:ascii="Tahoma" w:hAnsi="Tahoma"/>
                 <w:sz w:val="14"/>
               </w:rPr>
               <w:t>Ghost Shot</w:t>
@@ -20086,7 +19322,6 @@
           <w:p>
             <w:r>
               <w:rPr>
-                <w:rFonts w:ascii="Tahoma" w:hAnsi="Tahoma"/>
                 <w:sz w:val="14"/>
               </w:rPr>
               <w:t>—</w:t>
@@ -20344,7 +19579,6 @@
           <w:p>
             <w:r>
               <w:rPr>
-                <w:rFonts w:ascii="Tahoma" w:hAnsi="Tahoma"/>
                 <w:sz w:val="14"/>
               </w:rPr>
               <w:t>Predator's Momentum</w:t>
@@ -20359,7 +19593,6 @@
           <w:p>
             <w:r>
               <w:rPr>
-                <w:rFonts w:ascii="Tahoma" w:hAnsi="Tahoma"/>
                 <w:sz w:val="14"/>
               </w:rPr>
               <w:t>—</w:t>
@@ -20605,7 +19838,6 @@
     <w:p>
       <w:pPr>
         <w:rPr>
-          <w:rFonts w:hint="cs"/>
           <w:cs/>
           <w:lang w:bidi="th-TH"/>
         </w:rPr>
@@ -20717,9 +19949,8 @@
     <w:tbl>
       <w:tblPr>
         <w:tblStyle w:val="TableGrid"/>
-        <w:tblW w:type="auto" w:w="0"/>
-        <w:tblLayout w:type="autofit"/>
-        <w:tblLook w:firstColumn="1" w:firstRow="1" w:lastColumn="0" w:lastRow="0" w:noHBand="0" w:noVBand="1" w:val="04A0"/>
+        <w:tblW w:w="0" w:type="auto"/>
+        <w:tblLook w:val="04A0" w:firstRow="1" w:lastRow="0" w:firstColumn="1" w:lastColumn="0" w:noHBand="0" w:noVBand="1"/>
       </w:tblPr>
       <w:tblGrid>
         <w:gridCol w:w="5270"/>
@@ -20731,8 +19962,8 @@
         </w:trPr>
         <w:tc>
           <w:tcPr>
-            <w:tcW w:type="dxa" w:w="5270"/>
-            <w:shd w:fill="DCE6F1"/>
+            <w:tcW w:w="5270" w:type="dxa"/>
+            <w:shd w:val="clear" w:color="auto" w:fill="DCE6F1"/>
             <w:vAlign w:val="center"/>
           </w:tcPr>
           <w:p>
@@ -20743,17 +19974,16 @@
         </w:tc>
         <w:tc>
           <w:tcPr>
-            <w:tcW w:type="dxa" w:w="5270"/>
-            <w:shd w:fill="DCE6F1"/>
-            <w:vAlign w:val="center"/>
-          </w:tcPr>
-          <w:p>
-            <w:pPr>
-              <w:spacing w:after="20"/>
-            </w:pPr>
-            <w:r>
-              <w:rPr>
-                <w:rFonts w:ascii="Tahoma" w:hAnsi="Tahoma"/>
+            <w:tcW w:w="5270" w:type="dxa"/>
+            <w:shd w:val="clear" w:color="auto" w:fill="DCE6F1"/>
+            <w:vAlign w:val="center"/>
+          </w:tcPr>
+          <w:p>
+            <w:pPr>
+              <w:spacing w:after="20"/>
+            </w:pPr>
+            <w:r>
+              <w:rPr>
                 <w:sz w:val="17"/>
               </w:rPr>
               <w:t>กติกาปัจจุบัน</w:t>
@@ -20764,16 +19994,15 @@
       <w:tr>
         <w:tc>
           <w:tcPr>
-            <w:tcW w:type="dxa" w:w="5270"/>
-            <w:vAlign w:val="center"/>
-          </w:tcPr>
-          <w:p>
-            <w:pPr>
-              <w:spacing w:after="20"/>
-            </w:pPr>
-            <w:r>
-              <w:rPr>
-                <w:rFonts w:ascii="Tahoma" w:hAnsi="Tahoma"/>
+            <w:tcW w:w="5270" w:type="dxa"/>
+            <w:vAlign w:val="center"/>
+          </w:tcPr>
+          <w:p>
+            <w:pPr>
+              <w:spacing w:after="20"/>
+            </w:pPr>
+            <w:r>
+              <w:rPr>
                 <w:sz w:val="17"/>
               </w:rPr>
               <w:t>Arcane Shield</w:t>
@@ -20782,16 +20011,15 @@
         </w:tc>
         <w:tc>
           <w:tcPr>
-            <w:tcW w:type="dxa" w:w="5270"/>
-            <w:vAlign w:val="center"/>
-          </w:tcPr>
-          <w:p>
-            <w:pPr>
-              <w:spacing w:after="20"/>
-            </w:pPr>
-            <w:r>
-              <w:rPr>
-                <w:rFonts w:ascii="Tahoma" w:hAnsi="Tahoma"/>
+            <w:tcW w:w="5270" w:type="dxa"/>
+            <w:vAlign w:val="center"/>
+          </w:tcPr>
+          <w:p>
+            <w:pPr>
+              <w:spacing w:after="20"/>
+            </w:pPr>
+            <w:r>
+              <w:rPr>
                 <w:sz w:val="17"/>
               </w:rPr>
               <w:t>ใช้ 1 AP และ 2 Mana เพิ่ม Reflex, Fortitude, Will อย่างละ 2 ถึงต้นเทิร์นถัดไป หรือใช้ Reaction เมื่อถูกโจมตีโดนเพื่อเพิ่ม Defense 2 ต่อการโจมตีนั้นโดยใช้ 2 Mana; ทั้งสองแบบใช้ cooldown ร่วมกัน 2 เทิร์น</w:t>
@@ -22323,6 +21551,7 @@
   <w:style w:type="character" w:default="1" w:styleId="DefaultParagraphFont">
     <w:name w:val="Default Paragraph Font"/>
     <w:uiPriority w:val="1"/>
+    <w:semiHidden/>
     <w:unhideWhenUsed/>
   </w:style>
   <w:style w:type="table" w:default="1" w:styleId="TableNormal">
